--- a/menuCafeteria.docx
+++ b/menuCafeteria.docx
@@ -20,23 +20,7 @@
         <w:t>/</w:t>
       </w:r>
       <w:r>
-        <w:t xml:space="preserve">/El programa muestra un menú en forma de texto, permite seleccionar un producto, ingresar </w:t>
-      </w:r>
-      <w:proofErr w:type="spellStart"/>
-      <w:r>
-        <w:t>ña</w:t>
-      </w:r>
-      <w:proofErr w:type="spellEnd"/>
-      <w:r>
-        <w:t xml:space="preserve"> </w:t>
-      </w:r>
-      <w:proofErr w:type="spellStart"/>
-      <w:r>
-        <w:t>camtodad</w:t>
-      </w:r>
-      <w:proofErr w:type="spellEnd"/>
-      <w:r>
-        <w:t xml:space="preserve"> y calcular el total, si la compra es al menos de USD 10, aplica un descuento del 10%</w:t>
+        <w:t>/El programa muestra un menú en forma de texto, permite seleccionar un producto, ingresar ña camtodad y calcular el total, si la compra es al menos de USD 10, aplica un descuento del 10%</w:t>
       </w:r>
     </w:p>
     <w:p>
@@ -83,18 +67,8 @@
     </w:p>
     <w:p>
       <w:r>
-        <w:t xml:space="preserve">// String nombre, </w:t>
-      </w:r>
-      <w:proofErr w:type="spellStart"/>
-      <w:proofErr w:type="gramStart"/>
-      <w:r>
-        <w:t>apellido,numeroCedula</w:t>
-      </w:r>
-      <w:proofErr w:type="gramEnd"/>
-      <w:r>
-        <w:t>,numeroTelefono</w:t>
-      </w:r>
-      <w:proofErr w:type="spellEnd"/>
+        <w:t>// String nombre, apellido,numeroCedula,numeroTelefono</w:t>
+      </w:r>
     </w:p>
     <w:p>
       <w:r>
@@ -112,23 +86,8 @@
         </w:rPr>
         <w:t xml:space="preserve"> </w:t>
       </w:r>
-      <w:proofErr w:type="spellStart"/>
-      <w:r>
-        <w:t>int</w:t>
-      </w:r>
-      <w:proofErr w:type="spellEnd"/>
-      <w:r>
-        <w:t xml:space="preserve"> </w:t>
-      </w:r>
-      <w:proofErr w:type="spellStart"/>
-      <w:proofErr w:type="gramStart"/>
-      <w:r>
-        <w:t>canridadProducto,precioProcuto</w:t>
-      </w:r>
-      <w:proofErr w:type="spellEnd"/>
-      <w:proofErr w:type="gramEnd"/>
-      <w:r>
-        <w:t>,</w:t>
+      <w:r>
+        <w:t>int canridadProducto,precioProcuto,</w:t>
       </w:r>
     </w:p>
     <w:p>
@@ -143,28 +102,10 @@
     </w:p>
     <w:p>
       <w:r>
-        <w:t xml:space="preserve">// </w:t>
-      </w:r>
-      <w:proofErr w:type="spellStart"/>
-      <w:r>
-        <w:t>int</w:t>
-      </w:r>
-      <w:proofErr w:type="spellEnd"/>
-      <w:r>
-        <w:t xml:space="preserve"> </w:t>
-      </w:r>
-      <w:proofErr w:type="spellStart"/>
-      <w:proofErr w:type="gramStart"/>
-      <w:r>
-        <w:t>s</w:t>
-      </w:r>
-      <w:r>
-        <w:t>ubTotal,descuento</w:t>
-      </w:r>
-      <w:proofErr w:type="spellEnd"/>
-      <w:proofErr w:type="gramEnd"/>
-      <w:r>
-        <w:t>, dinero, cambio, total;</w:t>
+        <w:t>// int s</w:t>
+      </w:r>
+      <w:r>
+        <w:t>ubTotal,descuento, dinero, cambio, total;</w:t>
       </w:r>
     </w:p>
     <w:p/>
@@ -370,7 +311,65 @@
         <w:t> </w:t>
       </w:r>
     </w:p>
-    <w:p/>
+    <w:p>
+      <w:r>
+        <w:rPr>
+          <w:b/>
+          <w:bCs/>
+          <w:noProof/>
+          <w:lang w:val="es-ES"/>
+        </w:rPr>
+        <w:lastRenderedPageBreak/>
+        <w:drawing>
+          <wp:inline distT="0" distB="0" distL="0" distR="0" wp14:anchorId="4CB4CF0C" wp14:editId="76956056">
+            <wp:extent cx="2400300" cy="8884920"/>
+            <wp:effectExtent l="0" t="0" r="0" b="0"/>
+            <wp:docPr id="1420446511" name="Imagen 1"/>
+            <wp:cNvGraphicFramePr>
+              <a:graphicFrameLocks xmlns:a="http://schemas.openxmlformats.org/drawingml/2006/main" noChangeAspect="1"/>
+            </wp:cNvGraphicFramePr>
+            <a:graphic xmlns:a="http://schemas.openxmlformats.org/drawingml/2006/main">
+              <a:graphicData uri="http://schemas.openxmlformats.org/drawingml/2006/picture">
+                <pic:pic xmlns:pic="http://schemas.openxmlformats.org/drawingml/2006/picture">
+                  <pic:nvPicPr>
+                    <pic:cNvPr id="0" name="Picture 1"/>
+                    <pic:cNvPicPr>
+                      <a:picLocks noChangeAspect="1" noChangeArrowheads="1"/>
+                    </pic:cNvPicPr>
+                  </pic:nvPicPr>
+                  <pic:blipFill>
+                    <a:blip r:embed="rId5" cstate="print">
+                      <a:extLst>
+                        <a:ext uri="{28A0092B-C50C-407E-A947-70E740481C1C}">
+                          <a14:useLocalDpi xmlns:a14="http://schemas.microsoft.com/office/drawing/2010/main" val="0"/>
+                        </a:ext>
+                      </a:extLst>
+                    </a:blip>
+                    <a:srcRect/>
+                    <a:stretch>
+                      <a:fillRect/>
+                    </a:stretch>
+                  </pic:blipFill>
+                  <pic:spPr bwMode="auto">
+                    <a:xfrm>
+                      <a:off x="0" y="0"/>
+                      <a:ext cx="2400300" cy="8884920"/>
+                    </a:xfrm>
+                    <a:prstGeom prst="rect">
+                      <a:avLst/>
+                    </a:prstGeom>
+                    <a:noFill/>
+                    <a:ln>
+                      <a:noFill/>
+                    </a:ln>
+                  </pic:spPr>
+                </pic:pic>
+              </a:graphicData>
+            </a:graphic>
+          </wp:inline>
+        </w:drawing>
+      </w:r>
+    </w:p>
     <w:p>
       <w:r>
         <w:rPr>
@@ -378,6 +377,7 @@
           <w:bCs/>
           <w:lang w:val="es-ES"/>
         </w:rPr>
+        <w:lastRenderedPageBreak/>
         <w:t>2.2PSEUDOCODIGO</w:t>
       </w:r>
       <w:r>
@@ -386,99 +386,36 @@
     </w:p>
     <w:p>
       <w:r>
-        <w:t xml:space="preserve">Algoritmo </w:t>
-      </w:r>
-      <w:proofErr w:type="spellStart"/>
-      <w:r>
-        <w:t>MenuCafeteriaUniversidad</w:t>
-      </w:r>
-      <w:proofErr w:type="spellEnd"/>
-    </w:p>
-    <w:p>
-      <w:r>
-        <w:tab/>
-      </w:r>
-    </w:p>
-    <w:p>
-      <w:r>
-        <w:tab/>
-        <w:t xml:space="preserve">Definir nombre, apellido, </w:t>
-      </w:r>
-      <w:proofErr w:type="spellStart"/>
-      <w:r>
-        <w:t>numeroCedula</w:t>
-      </w:r>
-      <w:proofErr w:type="spellEnd"/>
-      <w:r>
-        <w:t xml:space="preserve">, </w:t>
-      </w:r>
-      <w:proofErr w:type="spellStart"/>
-      <w:r>
-        <w:t>numeroTelefono</w:t>
-      </w:r>
-      <w:proofErr w:type="spellEnd"/>
-      <w:r>
-        <w:t xml:space="preserve"> Como </w:t>
-      </w:r>
-      <w:proofErr w:type="spellStart"/>
-      <w:r>
-        <w:t>Caracter</w:t>
-      </w:r>
-      <w:proofErr w:type="spellEnd"/>
-    </w:p>
-    <w:p>
-      <w:r>
-        <w:tab/>
-        <w:t xml:space="preserve">Definir </w:t>
-      </w:r>
-      <w:proofErr w:type="spellStart"/>
-      <w:r>
-        <w:t>nombreProducto</w:t>
-      </w:r>
-      <w:proofErr w:type="spellEnd"/>
-      <w:r>
-        <w:t xml:space="preserve"> Como </w:t>
-      </w:r>
-      <w:proofErr w:type="spellStart"/>
-      <w:r>
-        <w:t>Caracter</w:t>
-      </w:r>
-      <w:proofErr w:type="spellEnd"/>
-    </w:p>
-    <w:p>
-      <w:r>
-        <w:tab/>
-        <w:t xml:space="preserve">Definir </w:t>
-      </w:r>
-      <w:proofErr w:type="spellStart"/>
-      <w:r>
-        <w:t>opcionProducto</w:t>
-      </w:r>
-      <w:proofErr w:type="spellEnd"/>
-      <w:r>
-        <w:t xml:space="preserve">, </w:t>
-      </w:r>
-      <w:proofErr w:type="spellStart"/>
-      <w:r>
-        <w:t>cantidadProducto</w:t>
-      </w:r>
-      <w:proofErr w:type="spellEnd"/>
-      <w:r>
-        <w:t xml:space="preserve"> Como Entero</w:t>
-      </w:r>
-    </w:p>
-    <w:p>
-      <w:r>
-        <w:tab/>
-        <w:t xml:space="preserve">Definir </w:t>
-      </w:r>
-      <w:proofErr w:type="spellStart"/>
-      <w:r>
-        <w:t>precioProducto</w:t>
-      </w:r>
-      <w:proofErr w:type="spellEnd"/>
-      <w:r>
-        <w:t>, subtotal, descuento, dinero, cambio, total Como Real</w:t>
+        <w:t>Algoritmo MenuCafeteriaUniversidad</w:t>
+      </w:r>
+    </w:p>
+    <w:p>
+      <w:r>
+        <w:tab/>
+      </w:r>
+    </w:p>
+    <w:p>
+      <w:r>
+        <w:tab/>
+        <w:t>Definir nombre, apellido, numeroCedula, numeroTelefono Como Caracter</w:t>
+      </w:r>
+    </w:p>
+    <w:p>
+      <w:r>
+        <w:tab/>
+        <w:t>Definir nombreProducto Como Caracter</w:t>
+      </w:r>
+    </w:p>
+    <w:p>
+      <w:r>
+        <w:tab/>
+        <w:t>Definir opcionProducto, cantidadProducto Como Entero</w:t>
+      </w:r>
+    </w:p>
+    <w:p>
+      <w:r>
+        <w:tab/>
+        <w:t>Definir precioProducto, subtotal, descuento, dinero, cambio, total Como Real</w:t>
       </w:r>
     </w:p>
     <w:p>
@@ -529,70 +466,625 @@
     <w:p>
       <w:r>
         <w:tab/>
-        <w:t xml:space="preserve">Escribir "Ingrese su </w:t>
-      </w:r>
-      <w:proofErr w:type="spellStart"/>
-      <w:r>
-        <w:t>numero</w:t>
-      </w:r>
-      <w:proofErr w:type="spellEnd"/>
-      <w:r>
-        <w:t xml:space="preserve"> de cedula:"</w:t>
-      </w:r>
-    </w:p>
-    <w:p>
-      <w:r>
-        <w:tab/>
-        <w:t xml:space="preserve">Leer </w:t>
-      </w:r>
-      <w:proofErr w:type="spellStart"/>
-      <w:r>
-        <w:t>numeroCedula</w:t>
-      </w:r>
-      <w:proofErr w:type="spellEnd"/>
+        <w:t>Escribir "Ingrese su numero de cedula:"</w:t>
+      </w:r>
+    </w:p>
+    <w:p>
+      <w:r>
+        <w:tab/>
+        <w:t>Leer numeroCedula</w:t>
+      </w:r>
+    </w:p>
+    <w:p>
+      <w:r>
+        <w:tab/>
+      </w:r>
+    </w:p>
+    <w:p>
+      <w:r>
+        <w:tab/>
+        <w:t>Escribir "Ingrese su numero de telefono:"</w:t>
+      </w:r>
+    </w:p>
+    <w:p>
+      <w:r>
+        <w:tab/>
+        <w:t>Leer numeroTelefono</w:t>
+      </w:r>
+    </w:p>
+    <w:p>
+      <w:r>
+        <w:tab/>
+      </w:r>
+    </w:p>
+    <w:p>
+      <w:r>
+        <w:tab/>
+        <w:t>Escribir ""</w:t>
+      </w:r>
+    </w:p>
+    <w:p>
+      <w:r>
+        <w:tab/>
+        <w:t>Escribir "=== MENU DE LA CAFETERIA ==="</w:t>
+      </w:r>
+    </w:p>
+    <w:p>
+      <w:r>
+        <w:tab/>
+        <w:t>Escribir "1. Cafe                 $2.00"</w:t>
+      </w:r>
+    </w:p>
+    <w:p>
+      <w:r>
+        <w:tab/>
+        <w:t>Escribir "2. Sandwich             $5.00"</w:t>
+      </w:r>
+    </w:p>
+    <w:p>
+      <w:r>
+        <w:tab/>
+        <w:t>Escribir "3. Almuerzo             $8.00"</w:t>
+      </w:r>
+    </w:p>
+    <w:p>
+      <w:r>
+        <w:tab/>
+        <w:t>Escribir "4. Jugo                 $3.00"</w:t>
+      </w:r>
+    </w:p>
+    <w:p>
+      <w:r>
+        <w:tab/>
+        <w:t>Escribir "Elija un producto (1-4):"</w:t>
+      </w:r>
     </w:p>
     <w:p>
       <w:r>
         <w:lastRenderedPageBreak/>
         <w:tab/>
-      </w:r>
-    </w:p>
-    <w:p>
-      <w:r>
-        <w:tab/>
-        <w:t xml:space="preserve">Escribir "Ingrese su </w:t>
-      </w:r>
-      <w:proofErr w:type="spellStart"/>
-      <w:r>
-        <w:t>numero</w:t>
-      </w:r>
-      <w:proofErr w:type="spellEnd"/>
-      <w:r>
-        <w:t xml:space="preserve"> de </w:t>
-      </w:r>
-      <w:proofErr w:type="spellStart"/>
-      <w:r>
-        <w:t>telefono</w:t>
-      </w:r>
-      <w:proofErr w:type="spellEnd"/>
-      <w:r>
-        <w:t>:"</w:t>
-      </w:r>
-    </w:p>
-    <w:p>
-      <w:r>
-        <w:tab/>
-        <w:t xml:space="preserve">Leer </w:t>
-      </w:r>
-      <w:proofErr w:type="spellStart"/>
-      <w:r>
-        <w:t>numeroTelefono</w:t>
-      </w:r>
-      <w:proofErr w:type="spellEnd"/>
-    </w:p>
-    <w:p>
-      <w:r>
-        <w:tab/>
+        <w:t>Leer opcionProducto</w:t>
+      </w:r>
+    </w:p>
+    <w:p>
+      <w:r>
+        <w:tab/>
+      </w:r>
+    </w:p>
+    <w:p>
+      <w:r>
+        <w:tab/>
+        <w:t>Segun opcionProducto Hacer</w:t>
+      </w:r>
+    </w:p>
+    <w:p>
+      <w:r>
+        <w:tab/>
+      </w:r>
+      <w:r>
+        <w:tab/>
+      </w:r>
+    </w:p>
+    <w:p>
+      <w:r>
+        <w:tab/>
+      </w:r>
+      <w:r>
+        <w:tab/>
+        <w:t>1:</w:t>
+      </w:r>
+    </w:p>
+    <w:p>
+      <w:r>
+        <w:tab/>
+      </w:r>
+      <w:r>
+        <w:tab/>
+      </w:r>
+      <w:r>
+        <w:tab/>
+        <w:t>nombreProducto &lt;- "Cafe"</w:t>
+      </w:r>
+    </w:p>
+    <w:p>
+      <w:r>
+        <w:tab/>
+      </w:r>
+      <w:r>
+        <w:tab/>
+      </w:r>
+      <w:r>
+        <w:tab/>
+        <w:t>precioProducto &lt;- 2.00</w:t>
+      </w:r>
+    </w:p>
+    <w:p>
+      <w:r>
+        <w:tab/>
+      </w:r>
+      <w:r>
+        <w:tab/>
+      </w:r>
+      <w:r>
+        <w:tab/>
+      </w:r>
+    </w:p>
+    <w:p>
+      <w:r>
+        <w:tab/>
+      </w:r>
+      <w:r>
+        <w:tab/>
+        <w:t>2:</w:t>
+      </w:r>
+    </w:p>
+    <w:p>
+      <w:r>
+        <w:tab/>
+      </w:r>
+      <w:r>
+        <w:tab/>
+      </w:r>
+      <w:r>
+        <w:tab/>
+        <w:t>nombreProducto &lt;- "Sandwich"</w:t>
+      </w:r>
+    </w:p>
+    <w:p>
+      <w:r>
+        <w:tab/>
+      </w:r>
+      <w:r>
+        <w:tab/>
+      </w:r>
+      <w:r>
+        <w:tab/>
+        <w:t>precioProducto &lt;- 5.00</w:t>
+      </w:r>
+    </w:p>
+    <w:p>
+      <w:r>
+        <w:tab/>
+      </w:r>
+      <w:r>
+        <w:tab/>
+      </w:r>
+      <w:r>
+        <w:tab/>
+      </w:r>
+    </w:p>
+    <w:p>
+      <w:r>
+        <w:tab/>
+      </w:r>
+      <w:r>
+        <w:tab/>
+        <w:t>3:</w:t>
+      </w:r>
+    </w:p>
+    <w:p>
+      <w:r>
+        <w:tab/>
+      </w:r>
+      <w:r>
+        <w:tab/>
+      </w:r>
+      <w:r>
+        <w:tab/>
+        <w:t>nombreProducto &lt;- "Almuerzo"</w:t>
+      </w:r>
+    </w:p>
+    <w:p>
+      <w:r>
+        <w:tab/>
+      </w:r>
+      <w:r>
+        <w:tab/>
+      </w:r>
+      <w:r>
+        <w:tab/>
+        <w:t>precioProducto &lt;- 8.00</w:t>
+      </w:r>
+    </w:p>
+    <w:p>
+      <w:r>
+        <w:tab/>
+      </w:r>
+      <w:r>
+        <w:tab/>
+      </w:r>
+      <w:r>
+        <w:tab/>
+      </w:r>
+    </w:p>
+    <w:p>
+      <w:r>
+        <w:tab/>
+      </w:r>
+      <w:r>
+        <w:tab/>
+        <w:t>4:</w:t>
+      </w:r>
+    </w:p>
+    <w:p>
+      <w:r>
+        <w:tab/>
+      </w:r>
+      <w:r>
+        <w:tab/>
+      </w:r>
+      <w:r>
+        <w:tab/>
+        <w:t>nombreProducto &lt;- "Jugo"</w:t>
+      </w:r>
+    </w:p>
+    <w:p>
+      <w:r>
+        <w:tab/>
+      </w:r>
+      <w:r>
+        <w:tab/>
+      </w:r>
+      <w:r>
+        <w:tab/>
+        <w:t>precioProducto &lt;- 3.00</w:t>
+      </w:r>
+    </w:p>
+    <w:p>
+      <w:r>
+        <w:tab/>
+      </w:r>
+      <w:r>
+        <w:tab/>
+      </w:r>
+      <w:r>
+        <w:tab/>
+      </w:r>
+    </w:p>
+    <w:p>
+      <w:r>
+        <w:tab/>
+      </w:r>
+      <w:r>
+        <w:tab/>
+        <w:t>De Otro Modo:</w:t>
+      </w:r>
+    </w:p>
+    <w:p>
+      <w:r>
+        <w:tab/>
+      </w:r>
+      <w:r>
+        <w:tab/>
+      </w:r>
+      <w:r>
+        <w:tab/>
+        <w:t>Escribir "Opcion no valida."</w:t>
+      </w:r>
+    </w:p>
+    <w:p>
+      <w:r>
+        <w:tab/>
+      </w:r>
+      <w:r>
+        <w:tab/>
+      </w:r>
+      <w:r>
+        <w:tab/>
+      </w:r>
+    </w:p>
+    <w:p>
+      <w:r>
+        <w:tab/>
+        <w:t>FinSegun</w:t>
+      </w:r>
+    </w:p>
+    <w:p>
+      <w:r>
+        <w:tab/>
+      </w:r>
+    </w:p>
+    <w:p>
+      <w:r>
+        <w:tab/>
+        <w:t>Repetir</w:t>
+      </w:r>
+    </w:p>
+    <w:p>
+      <w:r>
+        <w:tab/>
+      </w:r>
+      <w:r>
+        <w:tab/>
+        <w:t>Escribir "Ingrese la cantidad que desea comprar:"</w:t>
+      </w:r>
+    </w:p>
+    <w:p>
+      <w:r>
+        <w:tab/>
+      </w:r>
+      <w:r>
+        <w:tab/>
+        <w:t>Leer cantidadProducto</w:t>
+      </w:r>
+    </w:p>
+    <w:p>
+      <w:r>
+        <w:lastRenderedPageBreak/>
+        <w:tab/>
+      </w:r>
+      <w:r>
+        <w:tab/>
+      </w:r>
+    </w:p>
+    <w:p>
+      <w:r>
+        <w:tab/>
+      </w:r>
+      <w:r>
+        <w:tab/>
+        <w:t>Si cantidadProducto &lt;= 0 Entonces</w:t>
+      </w:r>
+    </w:p>
+    <w:p>
+      <w:r>
+        <w:tab/>
+      </w:r>
+      <w:r>
+        <w:tab/>
+      </w:r>
+      <w:r>
+        <w:tab/>
+        <w:t>Escribir "La cantidad debe ser mayor que cero."</w:t>
+      </w:r>
+    </w:p>
+    <w:p>
+      <w:r>
+        <w:tab/>
+      </w:r>
+      <w:r>
+        <w:tab/>
+        <w:t>FinSi</w:t>
+      </w:r>
+    </w:p>
+    <w:p>
+      <w:r>
+        <w:tab/>
+      </w:r>
+      <w:r>
+        <w:tab/>
+      </w:r>
+    </w:p>
+    <w:p>
+      <w:r>
+        <w:tab/>
+        <w:t>Hasta Que cantidadProducto &gt; 0</w:t>
+      </w:r>
+    </w:p>
+    <w:p>
+      <w:r>
+        <w:tab/>
+      </w:r>
+    </w:p>
+    <w:p>
+      <w:r>
+        <w:tab/>
+        <w:t>// Calcular subtotal</w:t>
+      </w:r>
+    </w:p>
+    <w:p>
+      <w:r>
+        <w:tab/>
+        <w:t>subtotal &lt;- cantidadProducto * precioProducto</w:t>
+      </w:r>
+    </w:p>
+    <w:p>
+      <w:r>
+        <w:tab/>
+      </w:r>
+    </w:p>
+    <w:p>
+      <w:r>
+        <w:tab/>
+        <w:t>// Aplicar descuento del 10% si el subtotal es mayor o igual a $10</w:t>
+      </w:r>
+    </w:p>
+    <w:p>
+      <w:r>
+        <w:tab/>
+        <w:t>Si subtotal &gt;= 10 Entonces</w:t>
+      </w:r>
+    </w:p>
+    <w:p>
+      <w:r>
+        <w:tab/>
+      </w:r>
+      <w:r>
+        <w:tab/>
+        <w:t>descuento &lt;- subtotal * 0.10</w:t>
+      </w:r>
+    </w:p>
+    <w:p>
+      <w:r>
+        <w:tab/>
+        <w:t>SiNo</w:t>
+      </w:r>
+    </w:p>
+    <w:p>
+      <w:r>
+        <w:tab/>
+      </w:r>
+      <w:r>
+        <w:tab/>
+        <w:t>descuento &lt;- 0</w:t>
+      </w:r>
+    </w:p>
+    <w:p>
+      <w:r>
+        <w:tab/>
+        <w:t>FinSi</w:t>
+      </w:r>
+    </w:p>
+    <w:p>
+      <w:r>
+        <w:tab/>
+      </w:r>
+    </w:p>
+    <w:p>
+      <w:r>
+        <w:tab/>
+        <w:t>// Calcular total</w:t>
+      </w:r>
+    </w:p>
+    <w:p>
+      <w:r>
+        <w:tab/>
+        <w:t>total &lt;- subtotal - descuento</w:t>
+      </w:r>
+    </w:p>
+    <w:p>
+      <w:r>
+        <w:tab/>
+      </w:r>
+    </w:p>
+    <w:p>
+      <w:r>
+        <w:tab/>
+        <w:t>// Solicitar dinero hasta que sea suficiente</w:t>
+      </w:r>
+    </w:p>
+    <w:p>
+      <w:r>
+        <w:tab/>
+        <w:t>Repetir</w:t>
+      </w:r>
+    </w:p>
+    <w:p>
+      <w:r>
+        <w:tab/>
+      </w:r>
+      <w:r>
+        <w:tab/>
+      </w:r>
+    </w:p>
+    <w:p>
+      <w:r>
+        <w:tab/>
+      </w:r>
+      <w:r>
+        <w:tab/>
+        <w:t>Escribir "Total a pagar: $", total</w:t>
+      </w:r>
+    </w:p>
+    <w:p>
+      <w:r>
+        <w:tab/>
+      </w:r>
+      <w:r>
+        <w:tab/>
+        <w:t>Escribir "Ingrese el dinero entregado:"</w:t>
+      </w:r>
+    </w:p>
+    <w:p>
+      <w:r>
+        <w:tab/>
+      </w:r>
+      <w:r>
+        <w:tab/>
+        <w:t>Leer dinero</w:t>
+      </w:r>
+    </w:p>
+    <w:p>
+      <w:r>
+        <w:tab/>
+      </w:r>
+      <w:r>
+        <w:tab/>
+      </w:r>
+    </w:p>
+    <w:p>
+      <w:r>
+        <w:tab/>
+      </w:r>
+      <w:r>
+        <w:tab/>
+        <w:t>Si dinero &lt; total Entonces</w:t>
+      </w:r>
+    </w:p>
+    <w:p>
+      <w:r>
+        <w:lastRenderedPageBreak/>
+        <w:tab/>
+      </w:r>
+      <w:r>
+        <w:tab/>
+      </w:r>
+      <w:r>
+        <w:tab/>
+        <w:t>Escribir "El dinero no cubre el pago."</w:t>
+      </w:r>
+    </w:p>
+    <w:p>
+      <w:r>
+        <w:tab/>
+      </w:r>
+      <w:r>
+        <w:tab/>
+      </w:r>
+      <w:r>
+        <w:tab/>
+        <w:t>Escribir "Falta: $", total - dinero</w:t>
+      </w:r>
+    </w:p>
+    <w:p>
+      <w:r>
+        <w:tab/>
+      </w:r>
+      <w:r>
+        <w:tab/>
+        <w:t>FinSi</w:t>
+      </w:r>
+    </w:p>
+    <w:p>
+      <w:r>
+        <w:tab/>
+      </w:r>
+      <w:r>
+        <w:tab/>
+      </w:r>
+    </w:p>
+    <w:p>
+      <w:r>
+        <w:tab/>
+        <w:t>Hasta Que dinero &gt;= total</w:t>
+      </w:r>
+    </w:p>
+    <w:p>
+      <w:r>
+        <w:tab/>
+      </w:r>
+    </w:p>
+    <w:p>
+      <w:r>
+        <w:tab/>
+        <w:t>// Calcular cambio</w:t>
+      </w:r>
+    </w:p>
+    <w:p>
+      <w:r>
+        <w:tab/>
+        <w:t>cambio &lt;- dinero - total</w:t>
+      </w:r>
+    </w:p>
+    <w:p>
+      <w:r>
+        <w:tab/>
+      </w:r>
+    </w:p>
+    <w:p>
+      <w:r>
+        <w:tab/>
+        <w:t>// Mostrar factura</w:t>
       </w:r>
     </w:p>
     <w:p>
@@ -604,621 +1096,70 @@
     <w:p>
       <w:r>
         <w:tab/>
-        <w:t>Escribir "=== MENU DE LA CAFETERIA ==="</w:t>
-      </w:r>
-    </w:p>
-    <w:p>
-      <w:r>
-        <w:tab/>
-        <w:t>Escribir "1. Cafe                 $2.00"</w:t>
-      </w:r>
-    </w:p>
-    <w:p>
-      <w:r>
-        <w:tab/>
-        <w:t xml:space="preserve">Escribir "2. </w:t>
-      </w:r>
-      <w:proofErr w:type="spellStart"/>
-      <w:r>
-        <w:t>Sandwich</w:t>
-      </w:r>
-      <w:proofErr w:type="spellEnd"/>
-      <w:r>
-        <w:t xml:space="preserve">             $5.00"</w:t>
-      </w:r>
-    </w:p>
-    <w:p>
-      <w:r>
-        <w:tab/>
-        <w:t>Escribir "3. Almuerzo             $8.00"</w:t>
-      </w:r>
-    </w:p>
-    <w:p>
-      <w:r>
-        <w:tab/>
-        <w:t>Escribir "4. Jugo                 $3.00"</w:t>
-      </w:r>
-    </w:p>
-    <w:p>
-      <w:r>
-        <w:tab/>
-        <w:t>Escribir "Elija un producto (1-4):"</w:t>
-      </w:r>
-    </w:p>
-    <w:p>
-      <w:r>
-        <w:tab/>
-        <w:t xml:space="preserve">Leer </w:t>
-      </w:r>
-      <w:proofErr w:type="spellStart"/>
-      <w:r>
-        <w:t>opcionProducto</w:t>
-      </w:r>
-      <w:proofErr w:type="spellEnd"/>
-    </w:p>
-    <w:p>
-      <w:r>
-        <w:tab/>
-      </w:r>
-    </w:p>
-    <w:p>
-      <w:r>
-        <w:tab/>
-      </w:r>
-      <w:proofErr w:type="spellStart"/>
-      <w:r>
-        <w:t>Segun</w:t>
-      </w:r>
-      <w:proofErr w:type="spellEnd"/>
-      <w:r>
-        <w:t xml:space="preserve"> </w:t>
-      </w:r>
-      <w:proofErr w:type="spellStart"/>
-      <w:r>
-        <w:t>opcionProducto</w:t>
-      </w:r>
-      <w:proofErr w:type="spellEnd"/>
-      <w:r>
-        <w:t xml:space="preserve"> Hacer</w:t>
-      </w:r>
-    </w:p>
-    <w:p>
-      <w:r>
-        <w:tab/>
-      </w:r>
-      <w:r>
-        <w:tab/>
-      </w:r>
-    </w:p>
-    <w:p>
-      <w:r>
-        <w:tab/>
-      </w:r>
-      <w:r>
-        <w:tab/>
-        <w:t>1:</w:t>
-      </w:r>
-    </w:p>
-    <w:p>
-      <w:r>
-        <w:tab/>
-      </w:r>
-      <w:r>
-        <w:tab/>
-      </w:r>
-      <w:r>
-        <w:tab/>
-      </w:r>
-      <w:proofErr w:type="spellStart"/>
-      <w:r>
-        <w:t>nombreProducto</w:t>
-      </w:r>
-      <w:proofErr w:type="spellEnd"/>
-      <w:r>
-        <w:t xml:space="preserve"> &lt;- "Cafe"</w:t>
-      </w:r>
-    </w:p>
-    <w:p>
-      <w:r>
-        <w:tab/>
-      </w:r>
-      <w:r>
-        <w:tab/>
-      </w:r>
-      <w:r>
-        <w:tab/>
-      </w:r>
-      <w:proofErr w:type="spellStart"/>
-      <w:r>
-        <w:t>precioProducto</w:t>
-      </w:r>
-      <w:proofErr w:type="spellEnd"/>
-      <w:r>
-        <w:t xml:space="preserve"> &lt;- 2.00</w:t>
-      </w:r>
-    </w:p>
-    <w:p>
-      <w:r>
-        <w:tab/>
-      </w:r>
-      <w:r>
-        <w:tab/>
-      </w:r>
-      <w:r>
-        <w:tab/>
-      </w:r>
-    </w:p>
-    <w:p>
-      <w:r>
-        <w:tab/>
-      </w:r>
-      <w:r>
-        <w:tab/>
-        <w:t>2:</w:t>
-      </w:r>
-    </w:p>
-    <w:p>
-      <w:r>
-        <w:tab/>
-      </w:r>
-      <w:r>
-        <w:tab/>
-      </w:r>
-      <w:r>
-        <w:tab/>
-      </w:r>
-      <w:proofErr w:type="spellStart"/>
-      <w:r>
-        <w:t>nombreProducto</w:t>
-      </w:r>
-      <w:proofErr w:type="spellEnd"/>
-      <w:r>
-        <w:t xml:space="preserve"> &lt;- "</w:t>
-      </w:r>
-      <w:proofErr w:type="spellStart"/>
-      <w:r>
-        <w:t>Sandwich</w:t>
-      </w:r>
-      <w:proofErr w:type="spellEnd"/>
-      <w:r>
-        <w:t>"</w:t>
-      </w:r>
-    </w:p>
-    <w:p>
-      <w:r>
-        <w:tab/>
-      </w:r>
-      <w:r>
-        <w:tab/>
-      </w:r>
-      <w:r>
-        <w:tab/>
-      </w:r>
-      <w:proofErr w:type="spellStart"/>
-      <w:r>
-        <w:t>precioProducto</w:t>
-      </w:r>
-      <w:proofErr w:type="spellEnd"/>
-      <w:r>
-        <w:t xml:space="preserve"> &lt;- 5.00</w:t>
-      </w:r>
-    </w:p>
-    <w:p>
-      <w:r>
-        <w:tab/>
-      </w:r>
-      <w:r>
-        <w:tab/>
-      </w:r>
-      <w:r>
-        <w:tab/>
-      </w:r>
-    </w:p>
-    <w:p>
-      <w:r>
-        <w:tab/>
-      </w:r>
-      <w:r>
-        <w:tab/>
-        <w:t>3:</w:t>
-      </w:r>
-    </w:p>
-    <w:p>
-      <w:r>
-        <w:tab/>
-      </w:r>
-      <w:r>
-        <w:tab/>
-      </w:r>
-      <w:r>
-        <w:tab/>
-      </w:r>
-      <w:proofErr w:type="spellStart"/>
-      <w:r>
-        <w:t>nombreProducto</w:t>
-      </w:r>
-      <w:proofErr w:type="spellEnd"/>
-      <w:r>
-        <w:t xml:space="preserve"> &lt;- "Almuerzo"</w:t>
-      </w:r>
-    </w:p>
-    <w:p>
-      <w:r>
-        <w:tab/>
-      </w:r>
-      <w:r>
-        <w:tab/>
-      </w:r>
-      <w:r>
-        <w:tab/>
-      </w:r>
-      <w:proofErr w:type="spellStart"/>
-      <w:r>
-        <w:t>precioProducto</w:t>
-      </w:r>
-      <w:proofErr w:type="spellEnd"/>
-      <w:r>
-        <w:t xml:space="preserve"> &lt;- 8.00</w:t>
-      </w:r>
-    </w:p>
-    <w:p>
-      <w:r>
-        <w:tab/>
-      </w:r>
-      <w:r>
-        <w:tab/>
-      </w:r>
-      <w:r>
-        <w:tab/>
-      </w:r>
-    </w:p>
-    <w:p>
-      <w:r>
-        <w:tab/>
-      </w:r>
-      <w:r>
-        <w:tab/>
-        <w:t>4:</w:t>
-      </w:r>
-    </w:p>
-    <w:p>
-      <w:r>
-        <w:lastRenderedPageBreak/>
-        <w:tab/>
-      </w:r>
-      <w:r>
-        <w:tab/>
-      </w:r>
-      <w:r>
-        <w:tab/>
-      </w:r>
-      <w:proofErr w:type="spellStart"/>
-      <w:r>
-        <w:t>nombreProducto</w:t>
-      </w:r>
-      <w:proofErr w:type="spellEnd"/>
-      <w:r>
-        <w:t xml:space="preserve"> &lt;- "Jugo"</w:t>
-      </w:r>
-    </w:p>
-    <w:p>
-      <w:r>
-        <w:tab/>
-      </w:r>
-      <w:r>
-        <w:tab/>
-      </w:r>
-      <w:r>
-        <w:tab/>
-      </w:r>
-      <w:proofErr w:type="spellStart"/>
-      <w:r>
-        <w:t>precioProducto</w:t>
-      </w:r>
-      <w:proofErr w:type="spellEnd"/>
-      <w:r>
-        <w:t xml:space="preserve"> &lt;- 3.00</w:t>
-      </w:r>
-    </w:p>
-    <w:p>
-      <w:r>
-        <w:tab/>
-      </w:r>
-      <w:r>
-        <w:tab/>
-      </w:r>
-      <w:r>
-        <w:tab/>
-      </w:r>
-    </w:p>
-    <w:p>
-      <w:r>
-        <w:tab/>
-      </w:r>
-      <w:r>
-        <w:tab/>
-        <w:t>De Otro Modo:</w:t>
-      </w:r>
-    </w:p>
-    <w:p>
-      <w:r>
-        <w:tab/>
-      </w:r>
-      <w:r>
-        <w:tab/>
-      </w:r>
-      <w:r>
-        <w:tab/>
-        <w:t>Escribir "</w:t>
-      </w:r>
-      <w:proofErr w:type="spellStart"/>
-      <w:r>
-        <w:t>Opcion</w:t>
-      </w:r>
-      <w:proofErr w:type="spellEnd"/>
-      <w:r>
-        <w:t xml:space="preserve"> no valida."</w:t>
-      </w:r>
-    </w:p>
-    <w:p>
-      <w:r>
-        <w:tab/>
-      </w:r>
-      <w:r>
-        <w:tab/>
-      </w:r>
-      <w:r>
-        <w:tab/>
-      </w:r>
-    </w:p>
-    <w:p>
-      <w:r>
-        <w:tab/>
-      </w:r>
-      <w:proofErr w:type="spellStart"/>
-      <w:r>
-        <w:t>FinSegun</w:t>
-      </w:r>
-      <w:proofErr w:type="spellEnd"/>
-    </w:p>
-    <w:p>
-      <w:r>
-        <w:tab/>
-      </w:r>
-    </w:p>
-    <w:p>
-      <w:r>
-        <w:tab/>
-        <w:t>Repetir</w:t>
-      </w:r>
-    </w:p>
-    <w:p>
-      <w:r>
-        <w:tab/>
-      </w:r>
-      <w:r>
-        <w:tab/>
-        <w:t>Escribir "Ingrese la cantidad que desea comprar:"</w:t>
-      </w:r>
-    </w:p>
-    <w:p>
-      <w:r>
-        <w:tab/>
-      </w:r>
-      <w:r>
-        <w:tab/>
-        <w:t xml:space="preserve">Leer </w:t>
-      </w:r>
-      <w:proofErr w:type="spellStart"/>
-      <w:r>
-        <w:t>cantidadProducto</w:t>
-      </w:r>
-      <w:proofErr w:type="spellEnd"/>
-    </w:p>
-    <w:p>
-      <w:r>
-        <w:tab/>
-      </w:r>
-      <w:r>
-        <w:tab/>
-      </w:r>
-    </w:p>
-    <w:p>
-      <w:r>
-        <w:tab/>
-      </w:r>
-      <w:r>
-        <w:tab/>
-        <w:t xml:space="preserve">Si </w:t>
-      </w:r>
-      <w:proofErr w:type="spellStart"/>
-      <w:r>
-        <w:t>cantidadProducto</w:t>
-      </w:r>
-      <w:proofErr w:type="spellEnd"/>
-      <w:r>
-        <w:t xml:space="preserve"> &lt;= 0 Entonces</w:t>
-      </w:r>
-    </w:p>
-    <w:p>
-      <w:r>
-        <w:tab/>
-      </w:r>
-      <w:r>
-        <w:tab/>
-      </w:r>
-      <w:r>
-        <w:tab/>
-        <w:t>Escribir "La cantidad debe ser mayor que cero."</w:t>
-      </w:r>
-    </w:p>
-    <w:p>
-      <w:r>
-        <w:tab/>
-      </w:r>
-      <w:r>
-        <w:tab/>
-      </w:r>
-      <w:proofErr w:type="spellStart"/>
-      <w:r>
-        <w:t>FinSi</w:t>
-      </w:r>
-      <w:proofErr w:type="spellEnd"/>
-    </w:p>
-    <w:p>
-      <w:r>
-        <w:tab/>
-      </w:r>
-      <w:r>
-        <w:tab/>
-      </w:r>
-    </w:p>
-    <w:p>
-      <w:r>
-        <w:tab/>
-        <w:t xml:space="preserve">Hasta Que </w:t>
-      </w:r>
-      <w:proofErr w:type="spellStart"/>
-      <w:r>
-        <w:t>cantidadProducto</w:t>
-      </w:r>
-      <w:proofErr w:type="spellEnd"/>
-      <w:r>
-        <w:t xml:space="preserve"> &gt; 0</w:t>
-      </w:r>
-    </w:p>
-    <w:p>
-      <w:r>
-        <w:tab/>
-      </w:r>
-    </w:p>
-    <w:p>
-      <w:r>
-        <w:tab/>
-        <w:t>// Calcular subtotal</w:t>
-      </w:r>
-    </w:p>
-    <w:p>
-      <w:r>
-        <w:tab/>
-        <w:t xml:space="preserve">subtotal &lt;- </w:t>
-      </w:r>
-      <w:proofErr w:type="spellStart"/>
-      <w:r>
-        <w:t>cantidadProducto</w:t>
-      </w:r>
-      <w:proofErr w:type="spellEnd"/>
-      <w:r>
-        <w:t xml:space="preserve"> * </w:t>
-      </w:r>
-      <w:proofErr w:type="spellStart"/>
-      <w:r>
-        <w:t>precioProducto</w:t>
-      </w:r>
-      <w:proofErr w:type="spellEnd"/>
-    </w:p>
-    <w:p>
-      <w:r>
-        <w:tab/>
-      </w:r>
-    </w:p>
-    <w:p>
-      <w:r>
-        <w:tab/>
-        <w:t>// Aplicar descuento del 10% si el subtotal es mayor o igual a $10</w:t>
-      </w:r>
-    </w:p>
-    <w:p>
-      <w:r>
-        <w:tab/>
-        <w:t>Si subtotal &gt;= 10 Entonces</w:t>
-      </w:r>
-    </w:p>
-    <w:p>
-      <w:r>
-        <w:tab/>
-      </w:r>
-      <w:r>
-        <w:tab/>
-        <w:t>descuento &lt;- subtotal * 0.10</w:t>
-      </w:r>
-    </w:p>
-    <w:p>
-      <w:r>
-        <w:tab/>
-      </w:r>
-      <w:proofErr w:type="spellStart"/>
-      <w:r>
-        <w:t>SiNo</w:t>
-      </w:r>
-      <w:proofErr w:type="spellEnd"/>
-    </w:p>
-    <w:p>
-      <w:r>
-        <w:tab/>
-      </w:r>
-      <w:r>
-        <w:tab/>
-        <w:t>descuento &lt;- 0</w:t>
-      </w:r>
-    </w:p>
-    <w:p>
-      <w:r>
-        <w:tab/>
-      </w:r>
-      <w:proofErr w:type="spellStart"/>
-      <w:r>
-        <w:t>FinSi</w:t>
-      </w:r>
-      <w:proofErr w:type="spellEnd"/>
-    </w:p>
-    <w:p>
-      <w:r>
-        <w:tab/>
-      </w:r>
-    </w:p>
-    <w:p>
-      <w:r>
-        <w:lastRenderedPageBreak/>
-        <w:tab/>
-        <w:t>// Calcular total</w:t>
-      </w:r>
-    </w:p>
-    <w:p>
-      <w:r>
-        <w:tab/>
-        <w:t>total &lt;- subtotal - descuento</w:t>
-      </w:r>
-    </w:p>
-    <w:p>
-      <w:r>
-        <w:tab/>
-      </w:r>
-    </w:p>
-    <w:p>
-      <w:r>
-        <w:tab/>
-        <w:t>// Solicitar dinero hasta que sea suficiente</w:t>
-      </w:r>
-    </w:p>
-    <w:p>
-      <w:r>
-        <w:tab/>
-        <w:t>Repetir</w:t>
-      </w:r>
-    </w:p>
-    <w:p>
-      <w:r>
-        <w:tab/>
-      </w:r>
-      <w:r>
-        <w:tab/>
-      </w:r>
-    </w:p>
-    <w:p>
-      <w:r>
-        <w:tab/>
-      </w:r>
+        <w:t>Escribir "========================================"</w:t>
+      </w:r>
+    </w:p>
+    <w:p>
+      <w:r>
+        <w:tab/>
+        <w:t>Escribir "          FACTURA DE COMPRA"</w:t>
+      </w:r>
+    </w:p>
+    <w:p>
+      <w:r>
+        <w:tab/>
+        <w:t>Escribir "========================================"</w:t>
+      </w:r>
+    </w:p>
+    <w:p>
+      <w:r>
+        <w:tab/>
+        <w:t>Escribir "Cliente: ", nombre, " ", apellido</w:t>
+      </w:r>
+    </w:p>
+    <w:p>
+      <w:r>
+        <w:tab/>
+        <w:t>Escribir "Cedula: ", numeroCedula</w:t>
+      </w:r>
+    </w:p>
+    <w:p>
+      <w:r>
+        <w:tab/>
+        <w:t>Escribir "Telefono: ", numeroTelefono</w:t>
+      </w:r>
+    </w:p>
+    <w:p>
+      <w:r>
+        <w:tab/>
+        <w:t>Escribir "Producto: ", nombreProducto</w:t>
+      </w:r>
+    </w:p>
+    <w:p>
+      <w:r>
+        <w:tab/>
+        <w:t>Escribir "Cantidad: ", cantidadProducto</w:t>
+      </w:r>
+    </w:p>
+    <w:p>
+      <w:r>
+        <w:tab/>
+        <w:t>Escribir "Precio unitario: $", precioProducto</w:t>
+      </w:r>
+    </w:p>
+    <w:p>
+      <w:r>
+        <w:tab/>
+        <w:t>Escribir "Subtotal: $", subtotal</w:t>
+      </w:r>
+    </w:p>
+    <w:p>
+      <w:r>
+        <w:tab/>
+        <w:t>Escribir "Descuento: $", descuento</w:t>
+      </w:r>
+    </w:p>
+    <w:p>
       <w:r>
         <w:tab/>
         <w:t>Escribir "Total a pagar: $", total</w:t>
@@ -1227,121 +1168,13 @@
     <w:p>
       <w:r>
         <w:tab/>
-      </w:r>
-      <w:r>
-        <w:tab/>
-        <w:t>Escribir "Ingrese el dinero entregado:"</w:t>
-      </w:r>
-    </w:p>
-    <w:p>
-      <w:r>
-        <w:tab/>
-      </w:r>
-      <w:r>
-        <w:tab/>
-        <w:t>Leer dinero</w:t>
-      </w:r>
-    </w:p>
-    <w:p>
-      <w:r>
-        <w:tab/>
-      </w:r>
-      <w:r>
-        <w:tab/>
-      </w:r>
-    </w:p>
-    <w:p>
-      <w:r>
-        <w:tab/>
-      </w:r>
-      <w:r>
-        <w:tab/>
-        <w:t>Si dinero &lt; total Entonces</w:t>
-      </w:r>
-    </w:p>
-    <w:p>
-      <w:r>
-        <w:tab/>
-      </w:r>
-      <w:r>
-        <w:tab/>
-      </w:r>
-      <w:r>
-        <w:tab/>
-        <w:t>Escribir "El dinero no cubre el pago."</w:t>
-      </w:r>
-    </w:p>
-    <w:p>
-      <w:r>
-        <w:tab/>
-      </w:r>
-      <w:r>
-        <w:tab/>
-      </w:r>
-      <w:r>
-        <w:tab/>
-        <w:t>Escribir "Falta: $", total - dinero</w:t>
-      </w:r>
-    </w:p>
-    <w:p>
-      <w:r>
-        <w:tab/>
-      </w:r>
-      <w:r>
-        <w:tab/>
-      </w:r>
-      <w:proofErr w:type="spellStart"/>
-      <w:r>
-        <w:t>FinSi</w:t>
-      </w:r>
-      <w:proofErr w:type="spellEnd"/>
-    </w:p>
-    <w:p>
-      <w:r>
-        <w:tab/>
-      </w:r>
-      <w:r>
-        <w:tab/>
-      </w:r>
-    </w:p>
-    <w:p>
-      <w:r>
-        <w:tab/>
-        <w:t>Hasta Que dinero &gt;= total</w:t>
-      </w:r>
-    </w:p>
-    <w:p>
-      <w:r>
-        <w:tab/>
-      </w:r>
-    </w:p>
-    <w:p>
-      <w:r>
-        <w:tab/>
-        <w:t>// Calcular cambio</w:t>
-      </w:r>
-    </w:p>
-    <w:p>
-      <w:r>
-        <w:tab/>
-        <w:t>cambio &lt;- dinero - total</w:t>
-      </w:r>
-    </w:p>
-    <w:p>
-      <w:r>
-        <w:tab/>
-      </w:r>
-    </w:p>
-    <w:p>
-      <w:r>
-        <w:tab/>
-        <w:t>// Mostrar factura</w:t>
-      </w:r>
-    </w:p>
-    <w:p>
-      <w:r>
-        <w:tab/>
-        <w:t>Escribir ""</w:t>
+        <w:t>Escribir "Dinero entregado: $", dinero</w:t>
+      </w:r>
+    </w:p>
+    <w:p>
+      <w:r>
+        <w:tab/>
+        <w:t>Escribir "Cambio: $", cambio</w:t>
       </w:r>
     </w:p>
     <w:p>
@@ -1353,132 +1186,12 @@
     <w:p>
       <w:r>
         <w:tab/>
-        <w:t>Escribir "          FACTURA DE COMPRA"</w:t>
-      </w:r>
-    </w:p>
-    <w:p>
-      <w:r>
-        <w:tab/>
-        <w:t>Escribir "========================================"</w:t>
-      </w:r>
-    </w:p>
-    <w:p>
-      <w:r>
-        <w:tab/>
-        <w:t>Escribir "Cliente: ", nombre, " ", apellido</w:t>
-      </w:r>
-    </w:p>
-    <w:p>
-      <w:r>
-        <w:tab/>
-        <w:t xml:space="preserve">Escribir "Cedula: ", </w:t>
-      </w:r>
-      <w:proofErr w:type="spellStart"/>
-      <w:r>
-        <w:t>numeroCedula</w:t>
-      </w:r>
-      <w:proofErr w:type="spellEnd"/>
-    </w:p>
-    <w:p>
-      <w:r>
-        <w:tab/>
-        <w:t>Escribir "</w:t>
-      </w:r>
-      <w:proofErr w:type="spellStart"/>
-      <w:r>
-        <w:t>Telefono</w:t>
-      </w:r>
-      <w:proofErr w:type="spellEnd"/>
-      <w:r>
-        <w:t xml:space="preserve">: ", </w:t>
-      </w:r>
-      <w:proofErr w:type="spellStart"/>
-      <w:r>
-        <w:t>numeroTelefono</w:t>
-      </w:r>
-      <w:proofErr w:type="spellEnd"/>
-    </w:p>
-    <w:p>
-      <w:r>
-        <w:lastRenderedPageBreak/>
-        <w:tab/>
-        <w:t xml:space="preserve">Escribir "Producto: ", </w:t>
-      </w:r>
-      <w:proofErr w:type="spellStart"/>
-      <w:r>
-        <w:t>nombreProducto</w:t>
-      </w:r>
-      <w:proofErr w:type="spellEnd"/>
-    </w:p>
-    <w:p>
-      <w:r>
-        <w:tab/>
-        <w:t xml:space="preserve">Escribir "Cantidad: ", </w:t>
-      </w:r>
-      <w:proofErr w:type="spellStart"/>
-      <w:r>
-        <w:t>cantidadProducto</w:t>
-      </w:r>
-      <w:proofErr w:type="spellEnd"/>
-    </w:p>
-    <w:p>
-      <w:r>
-        <w:tab/>
-        <w:t xml:space="preserve">Escribir "Precio unitario: $", </w:t>
-      </w:r>
-      <w:proofErr w:type="spellStart"/>
-      <w:r>
-        <w:t>precioProducto</w:t>
-      </w:r>
-      <w:proofErr w:type="spellEnd"/>
-    </w:p>
-    <w:p>
-      <w:r>
-        <w:tab/>
-        <w:t>Escribir "Subtotal: $", subtotal</w:t>
-      </w:r>
-    </w:p>
-    <w:p>
-      <w:r>
-        <w:tab/>
-        <w:t>Escribir "Descuento: $", descuento</w:t>
-      </w:r>
-    </w:p>
-    <w:p>
-      <w:r>
-        <w:tab/>
-        <w:t>Escribir "Total a pagar: $", total</w:t>
-      </w:r>
-    </w:p>
-    <w:p>
-      <w:r>
-        <w:tab/>
-        <w:t>Escribir "Dinero entregado: $", dinero</w:t>
-      </w:r>
-    </w:p>
-    <w:p>
-      <w:r>
-        <w:tab/>
-        <w:t>Escribir "Cambio: $", cambio</w:t>
-      </w:r>
-    </w:p>
-    <w:p>
-      <w:r>
-        <w:tab/>
-        <w:t>Escribir "========================================"</w:t>
-      </w:r>
-    </w:p>
-    <w:p>
-      <w:r>
-        <w:tab/>
-      </w:r>
-    </w:p>
-    <w:p>
-      <w:proofErr w:type="spellStart"/>
+      </w:r>
+    </w:p>
+    <w:p>
       <w:r>
         <w:t>FinAlgoritmo</w:t>
       </w:r>
-      <w:proofErr w:type="spellEnd"/>
     </w:p>
     <w:p>
       <w:r>
@@ -1487,6 +1200,7 @@
           <w:bCs/>
           <w:lang w:val="es-ES"/>
         </w:rPr>
+        <w:lastRenderedPageBreak/>
         <w:t>3.PRUEBA DE ESCRITOTIO </w:t>
       </w:r>
       <w:r>
@@ -2310,1232 +2024,434 @@
       <w:r>
         <w:br/>
       </w:r>
-      <w:proofErr w:type="spellStart"/>
-      <w:r>
-        <w:t>import</w:t>
-      </w:r>
-      <w:proofErr w:type="spellEnd"/>
-      <w:r>
-        <w:t xml:space="preserve"> </w:t>
-      </w:r>
-      <w:proofErr w:type="spellStart"/>
-      <w:proofErr w:type="gramStart"/>
-      <w:r>
-        <w:t>java.util</w:t>
-      </w:r>
-      <w:proofErr w:type="gramEnd"/>
-      <w:r>
-        <w:t>.Scanner</w:t>
-      </w:r>
-      <w:proofErr w:type="spellEnd"/>
-      <w:r>
-        <w:t>;</w:t>
+      <w:r>
+        <w:t>import java.util.Scanner;</w:t>
       </w:r>
     </w:p>
     <w:p/>
     <w:p>
-      <w:proofErr w:type="spellStart"/>
-      <w:r>
-        <w:t>public</w:t>
-      </w:r>
-      <w:proofErr w:type="spellEnd"/>
-      <w:r>
-        <w:t xml:space="preserve"> </w:t>
-      </w:r>
-      <w:proofErr w:type="spellStart"/>
-      <w:r>
-        <w:t>class</w:t>
-      </w:r>
-      <w:proofErr w:type="spellEnd"/>
-      <w:r>
-        <w:t xml:space="preserve"> </w:t>
-      </w:r>
-      <w:proofErr w:type="spellStart"/>
-      <w:r>
-        <w:t>menuDafeteriaUniversdiad</w:t>
-      </w:r>
-      <w:proofErr w:type="spellEnd"/>
-      <w:r>
-        <w:t xml:space="preserve"> {</w:t>
-      </w:r>
-    </w:p>
-    <w:p>
-      <w:r>
-        <w:t xml:space="preserve">    </w:t>
-      </w:r>
-      <w:proofErr w:type="spellStart"/>
-      <w:r>
-        <w:t>public</w:t>
-      </w:r>
-      <w:proofErr w:type="spellEnd"/>
-      <w:r>
-        <w:t xml:space="preserve"> </w:t>
-      </w:r>
-      <w:proofErr w:type="spellStart"/>
-      <w:r>
-        <w:t>static</w:t>
-      </w:r>
-      <w:proofErr w:type="spellEnd"/>
-      <w:r>
-        <w:t xml:space="preserve"> </w:t>
-      </w:r>
-      <w:proofErr w:type="spellStart"/>
-      <w:r>
-        <w:t>void</w:t>
-      </w:r>
-      <w:proofErr w:type="spellEnd"/>
-      <w:r>
-        <w:t xml:space="preserve"> </w:t>
-      </w:r>
-      <w:proofErr w:type="spellStart"/>
-      <w:proofErr w:type="gramStart"/>
-      <w:r>
-        <w:t>main</w:t>
-      </w:r>
-      <w:proofErr w:type="spellEnd"/>
-      <w:r>
-        <w:t>(String[</w:t>
-      </w:r>
-      <w:proofErr w:type="gramEnd"/>
-      <w:r>
-        <w:t xml:space="preserve">] </w:t>
-      </w:r>
-      <w:proofErr w:type="spellStart"/>
-      <w:r>
-        <w:t>args</w:t>
-      </w:r>
-      <w:proofErr w:type="spellEnd"/>
-      <w:r>
-        <w:t>) {</w:t>
-      </w:r>
-    </w:p>
-    <w:p>
-      <w:r>
-        <w:t xml:space="preserve">        Scanner </w:t>
-      </w:r>
-      <w:proofErr w:type="spellStart"/>
-      <w:r>
-        <w:t>scan</w:t>
-      </w:r>
-      <w:proofErr w:type="spellEnd"/>
-      <w:r>
-        <w:t xml:space="preserve"> = new </w:t>
-      </w:r>
-      <w:proofErr w:type="gramStart"/>
-      <w:r>
-        <w:t>Scanner(</w:t>
-      </w:r>
-      <w:proofErr w:type="gramEnd"/>
-      <w:r>
-        <w:t>System.in);</w:t>
+      <w:r>
+        <w:t>public class menuDafeteriaUniversdiad {</w:t>
+      </w:r>
+    </w:p>
+    <w:p>
+      <w:r>
+        <w:t>    public static void main(String[] args) {</w:t>
+      </w:r>
+    </w:p>
+    <w:p>
+      <w:r>
+        <w:t>        Scanner scan = new Scanner(System.in);</w:t>
       </w:r>
     </w:p>
     <w:p/>
     <w:p>
       <w:r>
-        <w:t xml:space="preserve">        String nombre, apellido, </w:t>
-      </w:r>
-      <w:proofErr w:type="spellStart"/>
-      <w:r>
-        <w:t>numeroCedula</w:t>
-      </w:r>
-      <w:proofErr w:type="spellEnd"/>
-      <w:r>
-        <w:t xml:space="preserve">, </w:t>
-      </w:r>
-      <w:proofErr w:type="spellStart"/>
-      <w:r>
-        <w:t>numeroTelefono</w:t>
-      </w:r>
-      <w:proofErr w:type="spellEnd"/>
-      <w:r>
-        <w:t>;</w:t>
+        <w:t>        String nombre, apellido, numeroCedula, numeroTelefono;</w:t>
+      </w:r>
+    </w:p>
+    <w:p>
+      <w:r>
+        <w:t>        String nombreProducto;</w:t>
+      </w:r>
+    </w:p>
+    <w:p>
+      <w:r>
+        <w:t>        int opcionProducto, cantidadProducto;</w:t>
+      </w:r>
+    </w:p>
+    <w:p>
+      <w:r>
+        <w:t>        double precioProducto, subtotal, descuento, dinero, cambio, total;</w:t>
+      </w:r>
+    </w:p>
+    <w:p/>
+    <w:p>
+      <w:r>
+        <w:t>        System.out.println("=== DATOS DEL CLIENTE ===");</w:t>
+      </w:r>
+    </w:p>
+    <w:p>
+      <w:r>
+        <w:t>        System.out.print("Ingrese su nombre: ");</w:t>
+      </w:r>
+    </w:p>
+    <w:p>
+      <w:r>
+        <w:t>        nombre = scan.nextLine();</w:t>
+      </w:r>
+    </w:p>
+    <w:p>
+      <w:r>
+        <w:t>        System.out.print("Ingrese su apellido: ");</w:t>
+      </w:r>
+    </w:p>
+    <w:p>
+      <w:r>
+        <w:t>        apellido = scan.nextLine();</w:t>
+      </w:r>
+    </w:p>
+    <w:p>
+      <w:r>
+        <w:t>        System.out.print("Ingrese su numero de cedula: ");</w:t>
+      </w:r>
+    </w:p>
+    <w:p>
+      <w:r>
+        <w:t>        numeroCedula = scan.nextLine();</w:t>
       </w:r>
     </w:p>
     <w:p>
       <w:r>
         <w:lastRenderedPageBreak/>
-        <w:t xml:space="preserve">        String </w:t>
-      </w:r>
-      <w:proofErr w:type="spellStart"/>
-      <w:r>
-        <w:t>nombreProducto</w:t>
-      </w:r>
-      <w:proofErr w:type="spellEnd"/>
-      <w:r>
-        <w:t>;</w:t>
-      </w:r>
-    </w:p>
-    <w:p>
-      <w:r>
-        <w:t xml:space="preserve">        </w:t>
-      </w:r>
-      <w:proofErr w:type="spellStart"/>
-      <w:r>
-        <w:t>int</w:t>
-      </w:r>
-      <w:proofErr w:type="spellEnd"/>
-      <w:r>
-        <w:t xml:space="preserve"> </w:t>
-      </w:r>
-      <w:proofErr w:type="spellStart"/>
-      <w:r>
-        <w:t>opcionProducto</w:t>
-      </w:r>
-      <w:proofErr w:type="spellEnd"/>
-      <w:r>
-        <w:t xml:space="preserve">, </w:t>
-      </w:r>
-      <w:proofErr w:type="spellStart"/>
-      <w:r>
-        <w:t>cantidadProducto</w:t>
-      </w:r>
-      <w:proofErr w:type="spellEnd"/>
-      <w:r>
-        <w:t>;</w:t>
-      </w:r>
-    </w:p>
-    <w:p>
-      <w:r>
-        <w:t xml:space="preserve">        </w:t>
-      </w:r>
-      <w:proofErr w:type="spellStart"/>
-      <w:r>
-        <w:t>double</w:t>
-      </w:r>
-      <w:proofErr w:type="spellEnd"/>
-      <w:r>
-        <w:t xml:space="preserve"> </w:t>
-      </w:r>
-      <w:proofErr w:type="spellStart"/>
-      <w:r>
-        <w:t>precioProducto</w:t>
-      </w:r>
-      <w:proofErr w:type="spellEnd"/>
-      <w:r>
-        <w:t>, subtotal, descuento, dinero, cambio, total;</w:t>
+        <w:t>        System.out.print("Ingrese su numero de telefono: ");</w:t>
+      </w:r>
+    </w:p>
+    <w:p>
+      <w:r>
+        <w:t>        numeroTelefono = scan.nextLine();</w:t>
       </w:r>
     </w:p>
     <w:p/>
     <w:p>
       <w:r>
-        <w:t xml:space="preserve">        </w:t>
-      </w:r>
-      <w:proofErr w:type="spellStart"/>
-      <w:r>
-        <w:t>System.out.println</w:t>
-      </w:r>
-      <w:proofErr w:type="spellEnd"/>
-      <w:r>
-        <w:t>("=== DATOS DEL CLIENTE ===");</w:t>
-      </w:r>
-    </w:p>
-    <w:p>
-      <w:r>
-        <w:t xml:space="preserve">        </w:t>
-      </w:r>
-      <w:proofErr w:type="spellStart"/>
-      <w:r>
-        <w:t>System.out.print</w:t>
-      </w:r>
-      <w:proofErr w:type="spellEnd"/>
-      <w:r>
-        <w:t>("Ingrese su nombre: ");</w:t>
-      </w:r>
-    </w:p>
-    <w:p>
-      <w:r>
-        <w:t xml:space="preserve">        nombre = </w:t>
-      </w:r>
-      <w:proofErr w:type="spellStart"/>
-      <w:proofErr w:type="gramStart"/>
-      <w:r>
-        <w:t>scan.nextLine</w:t>
-      </w:r>
-      <w:proofErr w:type="spellEnd"/>
-      <w:proofErr w:type="gramEnd"/>
-      <w:r>
-        <w:t>();</w:t>
-      </w:r>
-    </w:p>
-    <w:p>
-      <w:r>
-        <w:t xml:space="preserve">        </w:t>
-      </w:r>
-      <w:proofErr w:type="spellStart"/>
-      <w:r>
-        <w:t>System.out.print</w:t>
-      </w:r>
-      <w:proofErr w:type="spellEnd"/>
-      <w:r>
-        <w:t>("Ingrese su apellido: ");</w:t>
-      </w:r>
-    </w:p>
-    <w:p>
-      <w:r>
-        <w:t xml:space="preserve">        apellido = </w:t>
-      </w:r>
-      <w:proofErr w:type="spellStart"/>
-      <w:proofErr w:type="gramStart"/>
-      <w:r>
-        <w:t>scan.nextLine</w:t>
-      </w:r>
-      <w:proofErr w:type="spellEnd"/>
-      <w:proofErr w:type="gramEnd"/>
-      <w:r>
-        <w:t>();</w:t>
-      </w:r>
-    </w:p>
-    <w:p>
-      <w:r>
-        <w:t xml:space="preserve">        </w:t>
-      </w:r>
-      <w:proofErr w:type="spellStart"/>
-      <w:r>
-        <w:t>System.out.print</w:t>
-      </w:r>
-      <w:proofErr w:type="spellEnd"/>
-      <w:r>
-        <w:t xml:space="preserve">("Ingrese su </w:t>
-      </w:r>
-      <w:proofErr w:type="spellStart"/>
-      <w:r>
-        <w:t>numero</w:t>
-      </w:r>
-      <w:proofErr w:type="spellEnd"/>
-      <w:r>
-        <w:t xml:space="preserve"> de cedula: ");</w:t>
-      </w:r>
-    </w:p>
-    <w:p>
-      <w:r>
-        <w:t xml:space="preserve">        </w:t>
-      </w:r>
-      <w:proofErr w:type="spellStart"/>
-      <w:r>
-        <w:t>numeroCedula</w:t>
-      </w:r>
-      <w:proofErr w:type="spellEnd"/>
-      <w:r>
-        <w:t xml:space="preserve"> = </w:t>
-      </w:r>
-      <w:proofErr w:type="spellStart"/>
-      <w:proofErr w:type="gramStart"/>
-      <w:r>
-        <w:t>scan.nextLine</w:t>
-      </w:r>
-      <w:proofErr w:type="spellEnd"/>
-      <w:proofErr w:type="gramEnd"/>
-      <w:r>
-        <w:t>();</w:t>
-      </w:r>
-    </w:p>
-    <w:p>
-      <w:r>
-        <w:t xml:space="preserve">        </w:t>
-      </w:r>
-      <w:proofErr w:type="spellStart"/>
-      <w:r>
-        <w:t>System.out.print</w:t>
-      </w:r>
-      <w:proofErr w:type="spellEnd"/>
-      <w:r>
-        <w:t xml:space="preserve">("Ingrese su </w:t>
-      </w:r>
-      <w:proofErr w:type="spellStart"/>
-      <w:r>
-        <w:t>numero</w:t>
-      </w:r>
-      <w:proofErr w:type="spellEnd"/>
-      <w:r>
-        <w:t xml:space="preserve"> de </w:t>
-      </w:r>
-      <w:proofErr w:type="spellStart"/>
-      <w:r>
-        <w:t>telefono</w:t>
-      </w:r>
-      <w:proofErr w:type="spellEnd"/>
-      <w:r>
-        <w:t>: ");</w:t>
-      </w:r>
-    </w:p>
-    <w:p>
-      <w:r>
-        <w:t xml:space="preserve">        </w:t>
-      </w:r>
-      <w:proofErr w:type="spellStart"/>
-      <w:r>
-        <w:t>numeroTelefono</w:t>
-      </w:r>
-      <w:proofErr w:type="spellEnd"/>
-      <w:r>
-        <w:t xml:space="preserve"> = </w:t>
-      </w:r>
-      <w:proofErr w:type="spellStart"/>
-      <w:proofErr w:type="gramStart"/>
-      <w:r>
-        <w:t>scan.nextLine</w:t>
-      </w:r>
-      <w:proofErr w:type="spellEnd"/>
-      <w:proofErr w:type="gramEnd"/>
-      <w:r>
-        <w:t>();</w:t>
+        <w:t>        System.out.println("\n=== MENU DE LA CAFETERIA ===");</w:t>
+      </w:r>
+    </w:p>
+    <w:p>
+      <w:r>
+        <w:t>        System.out.println("1. Cafe                 $2.00");</w:t>
+      </w:r>
+    </w:p>
+    <w:p>
+      <w:r>
+        <w:t>        System.out.println("2. Sandwich             $5.00");</w:t>
+      </w:r>
+    </w:p>
+    <w:p>
+      <w:r>
+        <w:t>        System.out.println("3. Almuerzo             $8.00");</w:t>
+      </w:r>
+    </w:p>
+    <w:p>
+      <w:r>
+        <w:t>        System.out.println("4. Jugo                 $3.00");</w:t>
+      </w:r>
+    </w:p>
+    <w:p>
+      <w:r>
+        <w:t>        System.out.print("Elija un producto (1-4): ");</w:t>
+      </w:r>
+    </w:p>
+    <w:p>
+      <w:r>
+        <w:t>        opcionProducto = scan.nextInt();</w:t>
       </w:r>
     </w:p>
     <w:p/>
     <w:p>
       <w:r>
-        <w:t xml:space="preserve">        </w:t>
-      </w:r>
-      <w:proofErr w:type="spellStart"/>
-      <w:r>
-        <w:t>System.out.println</w:t>
-      </w:r>
-      <w:proofErr w:type="spellEnd"/>
-      <w:r>
-        <w:t>("\n=== MENU DE LA CAFETERIA ===");</w:t>
-      </w:r>
-    </w:p>
-    <w:p>
-      <w:r>
-        <w:t xml:space="preserve">        </w:t>
-      </w:r>
-      <w:proofErr w:type="spellStart"/>
-      <w:r>
-        <w:t>System.out.println</w:t>
-      </w:r>
-      <w:proofErr w:type="spellEnd"/>
-      <w:r>
-        <w:t>("1. Cafe                 $2.00");</w:t>
-      </w:r>
-    </w:p>
-    <w:p>
-      <w:r>
-        <w:t xml:space="preserve">        </w:t>
-      </w:r>
-      <w:proofErr w:type="spellStart"/>
-      <w:r>
-        <w:t>System.out.println</w:t>
-      </w:r>
-      <w:proofErr w:type="spellEnd"/>
-      <w:r>
-        <w:t xml:space="preserve">("2. </w:t>
-      </w:r>
-      <w:proofErr w:type="spellStart"/>
-      <w:r>
-        <w:t>Sandwich</w:t>
-      </w:r>
-      <w:proofErr w:type="spellEnd"/>
-      <w:r>
-        <w:t xml:space="preserve">             $5.00");</w:t>
-      </w:r>
-    </w:p>
-    <w:p>
-      <w:r>
-        <w:t xml:space="preserve">        </w:t>
-      </w:r>
-      <w:proofErr w:type="spellStart"/>
-      <w:r>
-        <w:t>System.out.println</w:t>
-      </w:r>
-      <w:proofErr w:type="spellEnd"/>
-      <w:r>
-        <w:t>("3. Almuerzo             $8.00");</w:t>
-      </w:r>
-    </w:p>
-    <w:p>
-      <w:r>
-        <w:t xml:space="preserve">        </w:t>
-      </w:r>
-      <w:proofErr w:type="spellStart"/>
-      <w:r>
-        <w:t>System.out.println</w:t>
-      </w:r>
-      <w:proofErr w:type="spellEnd"/>
-      <w:r>
-        <w:t>("4. Jugo                 $3.00");</w:t>
-      </w:r>
-    </w:p>
-    <w:p>
-      <w:r>
-        <w:t xml:space="preserve">        </w:t>
-      </w:r>
-      <w:proofErr w:type="spellStart"/>
-      <w:r>
-        <w:t>System.out.print</w:t>
-      </w:r>
-      <w:proofErr w:type="spellEnd"/>
-      <w:r>
-        <w:t>("Elija un producto (1-4): ");</w:t>
-      </w:r>
-    </w:p>
-    <w:p>
-      <w:r>
-        <w:t xml:space="preserve">        </w:t>
-      </w:r>
-      <w:proofErr w:type="spellStart"/>
-      <w:r>
-        <w:t>opcionProducto</w:t>
-      </w:r>
-      <w:proofErr w:type="spellEnd"/>
-      <w:r>
-        <w:t xml:space="preserve"> = </w:t>
-      </w:r>
-      <w:proofErr w:type="spellStart"/>
-      <w:proofErr w:type="gramStart"/>
-      <w:r>
-        <w:t>scan.nextInt</w:t>
-      </w:r>
-      <w:proofErr w:type="spellEnd"/>
-      <w:proofErr w:type="gramEnd"/>
-      <w:r>
-        <w:t>();</w:t>
+        <w:t>        switch (opcionProducto) {</w:t>
+      </w:r>
+    </w:p>
+    <w:p>
+      <w:r>
+        <w:t>            case 1:</w:t>
+      </w:r>
+    </w:p>
+    <w:p>
+      <w:r>
+        <w:t>                nombreProducto = "Cafe";</w:t>
+      </w:r>
+    </w:p>
+    <w:p>
+      <w:r>
+        <w:t>                precioProducto = 2.00;</w:t>
+      </w:r>
+    </w:p>
+    <w:p>
+      <w:r>
+        <w:t>                break;</w:t>
+      </w:r>
+    </w:p>
+    <w:p>
+      <w:r>
+        <w:t>            case 2:</w:t>
+      </w:r>
+    </w:p>
+    <w:p>
+      <w:r>
+        <w:t>                nombreProducto = "Sandwich";</w:t>
+      </w:r>
+    </w:p>
+    <w:p>
+      <w:r>
+        <w:t>                precioProducto = 5.00;</w:t>
+      </w:r>
+    </w:p>
+    <w:p>
+      <w:r>
+        <w:t>                break;</w:t>
+      </w:r>
+    </w:p>
+    <w:p>
+      <w:r>
+        <w:t>            case 3:</w:t>
+      </w:r>
+    </w:p>
+    <w:p>
+      <w:r>
+        <w:t>                nombreProducto = "Almuerzo";</w:t>
+      </w:r>
+    </w:p>
+    <w:p>
+      <w:r>
+        <w:t>                precioProducto = 8.00;</w:t>
+      </w:r>
+    </w:p>
+    <w:p>
+      <w:r>
+        <w:t>                break;</w:t>
+      </w:r>
+    </w:p>
+    <w:p>
+      <w:r>
+        <w:t>            case 4:</w:t>
+      </w:r>
+    </w:p>
+    <w:p>
+      <w:r>
+        <w:t>                nombreProducto = "Jugo";</w:t>
+      </w:r>
+    </w:p>
+    <w:p>
+      <w:r>
+        <w:t>                precioProducto = 3.00;</w:t>
+      </w:r>
+    </w:p>
+    <w:p>
+      <w:r>
+        <w:t>                break;</w:t>
+      </w:r>
+    </w:p>
+    <w:p>
+      <w:r>
+        <w:lastRenderedPageBreak/>
+        <w:t>            default:</w:t>
+      </w:r>
+    </w:p>
+    <w:p>
+      <w:r>
+        <w:t>                System.out.println("Opcion no valida.");</w:t>
+      </w:r>
+    </w:p>
+    <w:p>
+      <w:r>
+        <w:t>                scan.close();</w:t>
+      </w:r>
+    </w:p>
+    <w:p>
+      <w:r>
+        <w:t>                return;</w:t>
+      </w:r>
+    </w:p>
+    <w:p>
+      <w:r>
+        <w:t>        }</w:t>
       </w:r>
     </w:p>
     <w:p/>
     <w:p>
       <w:r>
-        <w:t>        switch (</w:t>
-      </w:r>
-      <w:proofErr w:type="spellStart"/>
-      <w:r>
-        <w:t>opcionProducto</w:t>
-      </w:r>
-      <w:proofErr w:type="spellEnd"/>
-      <w:r>
-        <w:t>) {</w:t>
-      </w:r>
-    </w:p>
-    <w:p>
-      <w:r>
-        <w:t>            case 1:</w:t>
-      </w:r>
-    </w:p>
-    <w:p>
-      <w:r>
-        <w:t xml:space="preserve">                </w:t>
-      </w:r>
-      <w:proofErr w:type="spellStart"/>
-      <w:r>
-        <w:t>nombreProducto</w:t>
-      </w:r>
-      <w:proofErr w:type="spellEnd"/>
-      <w:r>
-        <w:t xml:space="preserve"> = "Cafe";</w:t>
-      </w:r>
-    </w:p>
-    <w:p>
-      <w:r>
-        <w:t xml:space="preserve">                </w:t>
-      </w:r>
-      <w:proofErr w:type="spellStart"/>
-      <w:r>
-        <w:t>precioProducto</w:t>
-      </w:r>
-      <w:proofErr w:type="spellEnd"/>
-      <w:r>
-        <w:t xml:space="preserve"> = 2.00;</w:t>
-      </w:r>
-    </w:p>
-    <w:p>
-      <w:r>
-        <w:t>                break;</w:t>
-      </w:r>
-    </w:p>
-    <w:p>
-      <w:r>
-        <w:t>            case 2:</w:t>
-      </w:r>
-    </w:p>
+        <w:t>        do {</w:t>
+      </w:r>
+    </w:p>
+    <w:p>
+      <w:r>
+        <w:t>            System.out.print("Ingrese la cantidad que desea comprar: ");</w:t>
+      </w:r>
+    </w:p>
+    <w:p>
+      <w:r>
+        <w:t>            cantidadProducto = scan.nextInt();</w:t>
+      </w:r>
+    </w:p>
+    <w:p>
+      <w:r>
+        <w:t>            if (cantidadProducto &lt;= 0) {</w:t>
+      </w:r>
+    </w:p>
+    <w:p>
+      <w:r>
+        <w:t>                System.out.println("La cantidad debe ser mayor que cero.");</w:t>
+      </w:r>
+    </w:p>
+    <w:p>
+      <w:r>
+        <w:t>            }</w:t>
+      </w:r>
+    </w:p>
+    <w:p>
+      <w:r>
+        <w:t>        } while (cantidadProducto &lt;= 0);</w:t>
+      </w:r>
+    </w:p>
+    <w:p/>
+    <w:p>
+      <w:r>
+        <w:t>        subtotal = cantidadProducto * precioProducto;</w:t>
+      </w:r>
+    </w:p>
+    <w:p>
+      <w:r>
+        <w:t>        descuento = subtotal &gt;= 10.00 ? subtotal * 0.10 : 0.00;</w:t>
+      </w:r>
+    </w:p>
+    <w:p>
+      <w:r>
+        <w:t>        total = subtotal - descuento;</w:t>
+      </w:r>
+    </w:p>
+    <w:p/>
+    <w:p>
+      <w:r>
+        <w:t>        do {</w:t>
+      </w:r>
+    </w:p>
+    <w:p>
+      <w:r>
+        <w:t>            System.out.printf("\nTotal a pagar: $%.2f%n", total);</w:t>
+      </w:r>
+    </w:p>
+    <w:p>
+      <w:r>
+        <w:t xml:space="preserve">            System.out.print("Ingrese el </w:t>
+      </w:r>
+      <w:r>
+        <w:tab/>
+      </w:r>
+      <w:r>
+        <w:t>dinero entregado: $");</w:t>
+      </w:r>
+    </w:p>
+    <w:p>
+      <w:r>
+        <w:t>            dinero = scan.nextDouble();</w:t>
+      </w:r>
+    </w:p>
+    <w:p/>
+    <w:p>
+      <w:r>
+        <w:t>            if (dinero &lt; total) {</w:t>
+      </w:r>
+    </w:p>
+    <w:p>
+      <w:r>
+        <w:t>                System.out.printf("El dinero no cubre el pago. Falta: $%.2f%n", total - dinero);</w:t>
+      </w:r>
+    </w:p>
+    <w:p>
+      <w:r>
+        <w:t>            }</w:t>
+      </w:r>
+    </w:p>
+    <w:p>
+      <w:r>
+        <w:t>        } while (dinero &lt;</w:t>
+      </w:r>
+      <w:r>
+        <w:t>=</w:t>
+      </w:r>
+      <w:r>
+        <w:t xml:space="preserve"> total);</w:t>
+      </w:r>
+    </w:p>
+    <w:p/>
     <w:p>
       <w:r>
         <w:lastRenderedPageBreak/>
-        <w:t xml:space="preserve">                </w:t>
-      </w:r>
-      <w:proofErr w:type="spellStart"/>
-      <w:r>
-        <w:t>nombreProducto</w:t>
-      </w:r>
-      <w:proofErr w:type="spellEnd"/>
-      <w:r>
-        <w:t xml:space="preserve"> = "</w:t>
-      </w:r>
-      <w:proofErr w:type="spellStart"/>
-      <w:r>
-        <w:t>Sandwich</w:t>
-      </w:r>
-      <w:proofErr w:type="spellEnd"/>
-      <w:r>
-        <w:t>";</w:t>
-      </w:r>
-    </w:p>
-    <w:p>
-      <w:r>
-        <w:t xml:space="preserve">                </w:t>
-      </w:r>
-      <w:proofErr w:type="spellStart"/>
-      <w:r>
-        <w:t>precioProducto</w:t>
-      </w:r>
-      <w:proofErr w:type="spellEnd"/>
-      <w:r>
-        <w:t xml:space="preserve"> = 5.00;</w:t>
-      </w:r>
-    </w:p>
-    <w:p>
-      <w:r>
-        <w:t>                break;</w:t>
-      </w:r>
-    </w:p>
-    <w:p>
-      <w:r>
-        <w:t>            case 3:</w:t>
-      </w:r>
-    </w:p>
-    <w:p>
-      <w:r>
-        <w:t xml:space="preserve">                </w:t>
-      </w:r>
-      <w:proofErr w:type="spellStart"/>
-      <w:r>
-        <w:t>nombreProducto</w:t>
-      </w:r>
-      <w:proofErr w:type="spellEnd"/>
-      <w:r>
-        <w:t xml:space="preserve"> = "Almuerzo";</w:t>
-      </w:r>
-    </w:p>
-    <w:p>
-      <w:r>
-        <w:t xml:space="preserve">                </w:t>
-      </w:r>
-      <w:proofErr w:type="spellStart"/>
-      <w:r>
-        <w:t>precioProducto</w:t>
-      </w:r>
-      <w:proofErr w:type="spellEnd"/>
-      <w:r>
-        <w:t xml:space="preserve"> = 8.00;</w:t>
-      </w:r>
-    </w:p>
-    <w:p>
-      <w:r>
-        <w:t>                break;</w:t>
-      </w:r>
-    </w:p>
-    <w:p>
-      <w:r>
-        <w:t>            case 4:</w:t>
-      </w:r>
-    </w:p>
-    <w:p>
-      <w:r>
-        <w:t xml:space="preserve">                </w:t>
-      </w:r>
-      <w:proofErr w:type="spellStart"/>
-      <w:r>
-        <w:t>nombreProducto</w:t>
-      </w:r>
-      <w:proofErr w:type="spellEnd"/>
-      <w:r>
-        <w:t xml:space="preserve"> = "Jugo";</w:t>
-      </w:r>
-    </w:p>
-    <w:p>
-      <w:r>
-        <w:t xml:space="preserve">                </w:t>
-      </w:r>
-      <w:proofErr w:type="spellStart"/>
-      <w:r>
-        <w:t>precioProducto</w:t>
-      </w:r>
-      <w:proofErr w:type="spellEnd"/>
-      <w:r>
-        <w:t xml:space="preserve"> = 3.00;</w:t>
-      </w:r>
-    </w:p>
-    <w:p>
-      <w:r>
-        <w:t>                break;</w:t>
-      </w:r>
-    </w:p>
-    <w:p>
-      <w:r>
-        <w:t>            default:</w:t>
-      </w:r>
-    </w:p>
-    <w:p>
-      <w:r>
-        <w:t xml:space="preserve">                </w:t>
-      </w:r>
-      <w:proofErr w:type="spellStart"/>
-      <w:r>
-        <w:t>System.out.println</w:t>
-      </w:r>
-      <w:proofErr w:type="spellEnd"/>
-      <w:r>
-        <w:t>("</w:t>
-      </w:r>
-      <w:proofErr w:type="spellStart"/>
-      <w:r>
-        <w:t>Opcion</w:t>
-      </w:r>
-      <w:proofErr w:type="spellEnd"/>
-      <w:r>
-        <w:t xml:space="preserve"> no valida.");</w:t>
-      </w:r>
-    </w:p>
-    <w:p>
-      <w:r>
-        <w:t xml:space="preserve">                </w:t>
-      </w:r>
-      <w:proofErr w:type="spellStart"/>
-      <w:proofErr w:type="gramStart"/>
-      <w:r>
-        <w:t>scan.close</w:t>
-      </w:r>
-      <w:proofErr w:type="spellEnd"/>
-      <w:proofErr w:type="gramEnd"/>
-      <w:r>
-        <w:t>();</w:t>
-      </w:r>
-    </w:p>
-    <w:p>
-      <w:r>
-        <w:t xml:space="preserve">                </w:t>
-      </w:r>
-      <w:proofErr w:type="spellStart"/>
-      <w:r>
-        <w:t>return</w:t>
-      </w:r>
-      <w:proofErr w:type="spellEnd"/>
-      <w:r>
-        <w:t>;</w:t>
-      </w:r>
-    </w:p>
-    <w:p>
-      <w:r>
-        <w:t>        }</w:t>
+        <w:t>        cambio = dinero - total;</w:t>
+      </w:r>
+    </w:p>
+    <w:p>
+      <w:r>
+        <w:t>        System.out.println("\n========================================");</w:t>
+      </w:r>
+    </w:p>
+    <w:p>
+      <w:r>
+        <w:t>        System.out.println("             FACTURA DE COMPRA");</w:t>
+      </w:r>
+    </w:p>
+    <w:p>
+      <w:r>
+        <w:t>        System.out.println("========================================");</w:t>
+      </w:r>
+    </w:p>
+    <w:p>
+      <w:r>
+        <w:t>        System.out.println("Cliente: " + nombre + " " + apellido);</w:t>
+      </w:r>
+    </w:p>
+    <w:p>
+      <w:r>
+        <w:t>        System.out.println("Cedula: " + numeroCedula);</w:t>
+      </w:r>
+    </w:p>
+    <w:p>
+      <w:r>
+        <w:t>        System.out.println("Telefono: " + numeroTelefono);</w:t>
+      </w:r>
+    </w:p>
+    <w:p>
+      <w:r>
+        <w:t>        System.out.println("Producto: " + nombreProducto);</w:t>
+      </w:r>
+    </w:p>
+    <w:p>
+      <w:r>
+        <w:t>        System.out.println("Cantidad: " + cantidadProducto);</w:t>
+      </w:r>
+    </w:p>
+    <w:p>
+      <w:r>
+        <w:t>        System.out.printf("Precio unitario: $%.2f%n", precioProducto);</w:t>
+      </w:r>
+    </w:p>
+    <w:p>
+      <w:r>
+        <w:t>        System.out.printf("Subtotal: $%.2f%n", subtotal);</w:t>
+      </w:r>
+    </w:p>
+    <w:p>
+      <w:r>
+        <w:t>        System.out.printf("Descuento: $%.2f%n", descuento);</w:t>
+      </w:r>
+    </w:p>
+    <w:p>
+      <w:r>
+        <w:t>        System.out.printf("Total a pagar: $%.2f%n", total);</w:t>
+      </w:r>
+    </w:p>
+    <w:p>
+      <w:r>
+        <w:t>        System.out.printf("Dinero entregado: $%.2f%n", dinero);</w:t>
+      </w:r>
+    </w:p>
+    <w:p>
+      <w:r>
+        <w:t>        System.out.printf("Cambio: $%.2f%n", cambio);</w:t>
+      </w:r>
+    </w:p>
+    <w:p>
+      <w:r>
+        <w:t>        System.out.println("========================================");</w:t>
       </w:r>
     </w:p>
     <w:p/>
     <w:p>
       <w:r>
-        <w:t>        do {</w:t>
-      </w:r>
-    </w:p>
-    <w:p>
-      <w:r>
-        <w:t xml:space="preserve">            </w:t>
-      </w:r>
-      <w:proofErr w:type="spellStart"/>
-      <w:r>
-        <w:t>System.out.print</w:t>
-      </w:r>
-      <w:proofErr w:type="spellEnd"/>
-      <w:r>
-        <w:t>("Ingrese la cantidad que desea comprar: ");</w:t>
-      </w:r>
-    </w:p>
-    <w:p>
-      <w:r>
-        <w:t xml:space="preserve">            </w:t>
-      </w:r>
-      <w:proofErr w:type="spellStart"/>
-      <w:r>
-        <w:t>cantidadProducto</w:t>
-      </w:r>
-      <w:proofErr w:type="spellEnd"/>
-      <w:r>
-        <w:t xml:space="preserve"> = </w:t>
-      </w:r>
-      <w:proofErr w:type="spellStart"/>
-      <w:proofErr w:type="gramStart"/>
-      <w:r>
-        <w:t>scan.nextInt</w:t>
-      </w:r>
-      <w:proofErr w:type="spellEnd"/>
-      <w:proofErr w:type="gramEnd"/>
-      <w:r>
-        <w:t>();</w:t>
-      </w:r>
-    </w:p>
-    <w:p>
-      <w:r>
-        <w:t xml:space="preserve">            </w:t>
-      </w:r>
-      <w:proofErr w:type="spellStart"/>
-      <w:r>
-        <w:t>if</w:t>
-      </w:r>
-      <w:proofErr w:type="spellEnd"/>
-      <w:r>
-        <w:t xml:space="preserve"> (</w:t>
-      </w:r>
-      <w:proofErr w:type="spellStart"/>
-      <w:r>
-        <w:t>cantidadProducto</w:t>
-      </w:r>
-      <w:proofErr w:type="spellEnd"/>
-      <w:r>
-        <w:t xml:space="preserve"> &lt;= 0) {</w:t>
-      </w:r>
-    </w:p>
-    <w:p>
-      <w:r>
-        <w:t xml:space="preserve">                </w:t>
-      </w:r>
-      <w:proofErr w:type="spellStart"/>
-      <w:r>
-        <w:t>System.out.println</w:t>
-      </w:r>
-      <w:proofErr w:type="spellEnd"/>
-      <w:r>
-        <w:t>("La cantidad debe ser mayor que cero.");</w:t>
-      </w:r>
-    </w:p>
-    <w:p>
-      <w:r>
-        <w:t>            }</w:t>
-      </w:r>
-    </w:p>
-    <w:p>
-      <w:r>
-        <w:t xml:space="preserve">        } </w:t>
-      </w:r>
-      <w:proofErr w:type="spellStart"/>
-      <w:r>
-        <w:t>while</w:t>
-      </w:r>
-      <w:proofErr w:type="spellEnd"/>
-      <w:r>
-        <w:t xml:space="preserve"> (</w:t>
-      </w:r>
-      <w:proofErr w:type="spellStart"/>
-      <w:r>
-        <w:t>cantidadProducto</w:t>
-      </w:r>
-      <w:proofErr w:type="spellEnd"/>
-      <w:r>
-        <w:t xml:space="preserve"> &lt;= 0);</w:t>
-      </w:r>
-    </w:p>
-    <w:p/>
-    <w:p>
-      <w:r>
-        <w:t xml:space="preserve">        subtotal = </w:t>
-      </w:r>
-      <w:proofErr w:type="spellStart"/>
-      <w:r>
-        <w:t>cantidadProducto</w:t>
-      </w:r>
-      <w:proofErr w:type="spellEnd"/>
-      <w:r>
-        <w:t xml:space="preserve"> * </w:t>
-      </w:r>
-      <w:proofErr w:type="spellStart"/>
-      <w:r>
-        <w:t>precioProducto</w:t>
-      </w:r>
-      <w:proofErr w:type="spellEnd"/>
-      <w:r>
-        <w:t>;</w:t>
-      </w:r>
-    </w:p>
-    <w:p>
-      <w:r>
-        <w:t xml:space="preserve">        descuento = subtotal &gt;= </w:t>
-      </w:r>
-      <w:proofErr w:type="gramStart"/>
-      <w:r>
-        <w:t>10.00 ?</w:t>
-      </w:r>
-      <w:proofErr w:type="gramEnd"/>
-      <w:r>
-        <w:t xml:space="preserve"> subtotal * </w:t>
-      </w:r>
-      <w:proofErr w:type="gramStart"/>
-      <w:r>
-        <w:t>0.10 :</w:t>
-      </w:r>
-      <w:proofErr w:type="gramEnd"/>
-      <w:r>
-        <w:t xml:space="preserve"> 0.00;</w:t>
-      </w:r>
-    </w:p>
-    <w:p>
-      <w:r>
-        <w:t>        total = subtotal - descuento;</w:t>
-      </w:r>
-    </w:p>
-    <w:p/>
-    <w:p>
-      <w:r>
-        <w:t>        do {</w:t>
-      </w:r>
-    </w:p>
-    <w:p>
-      <w:r>
-        <w:t xml:space="preserve">            </w:t>
-      </w:r>
-      <w:proofErr w:type="spellStart"/>
-      <w:r>
-        <w:t>System.out.printf</w:t>
-      </w:r>
-      <w:proofErr w:type="spellEnd"/>
-      <w:r>
-        <w:t>("\</w:t>
-      </w:r>
-      <w:proofErr w:type="spellStart"/>
-      <w:r>
-        <w:t>nTotal</w:t>
-      </w:r>
-      <w:proofErr w:type="spellEnd"/>
-      <w:r>
-        <w:t xml:space="preserve"> a pagar: $%.2f%n", total);</w:t>
-      </w:r>
-    </w:p>
-    <w:p>
-      <w:r>
-        <w:t xml:space="preserve">            </w:t>
-      </w:r>
-      <w:proofErr w:type="spellStart"/>
-      <w:r>
-        <w:t>System.out.print</w:t>
-      </w:r>
-      <w:proofErr w:type="spellEnd"/>
-      <w:r>
-        <w:t xml:space="preserve">("Ingrese el </w:t>
-      </w:r>
-      <w:r>
-        <w:tab/>
-      </w:r>
-      <w:r>
-        <w:t>dinero entregado: $");</w:t>
-      </w:r>
-    </w:p>
-    <w:p>
-      <w:r>
-        <w:t xml:space="preserve">            dinero = </w:t>
-      </w:r>
-      <w:proofErr w:type="spellStart"/>
-      <w:proofErr w:type="gramStart"/>
-      <w:r>
-        <w:t>scan.nextDouble</w:t>
-      </w:r>
-      <w:proofErr w:type="spellEnd"/>
-      <w:proofErr w:type="gramEnd"/>
-      <w:r>
-        <w:t>();</w:t>
-      </w:r>
-    </w:p>
-    <w:p/>
-    <w:p>
-      <w:r>
-        <w:t xml:space="preserve">            </w:t>
-      </w:r>
-      <w:proofErr w:type="spellStart"/>
-      <w:r>
-        <w:t>if</w:t>
-      </w:r>
-      <w:proofErr w:type="spellEnd"/>
-      <w:r>
-        <w:t xml:space="preserve"> (dinero &lt; total) {</w:t>
-      </w:r>
-    </w:p>
-    <w:p>
-      <w:r>
-        <w:t xml:space="preserve">                </w:t>
-      </w:r>
-      <w:proofErr w:type="spellStart"/>
-      <w:r>
-        <w:t>System.out.printf</w:t>
-      </w:r>
-      <w:proofErr w:type="spellEnd"/>
-      <w:r>
-        <w:t>("El dinero no cubre el pago. Falta: $%.2f%n", total - dinero);</w:t>
-      </w:r>
-    </w:p>
-    <w:p>
-      <w:r>
-        <w:t>            }</w:t>
-      </w:r>
-    </w:p>
-    <w:p>
-      <w:r>
-        <w:t xml:space="preserve">        } </w:t>
-      </w:r>
-      <w:proofErr w:type="spellStart"/>
-      <w:r>
-        <w:t>while</w:t>
-      </w:r>
-      <w:proofErr w:type="spellEnd"/>
-      <w:r>
-        <w:t xml:space="preserve"> (dinero &lt;</w:t>
-      </w:r>
-      <w:r>
-        <w:t>=</w:t>
-      </w:r>
-      <w:r>
-        <w:t xml:space="preserve"> total);</w:t>
-      </w:r>
-    </w:p>
-    <w:p/>
-    <w:p>
-      <w:r>
-        <w:t>        cambio = dinero - total;</w:t>
-      </w:r>
-    </w:p>
-    <w:p>
-      <w:r>
-        <w:t>        System.out.println("\n========================================");</w:t>
-      </w:r>
-    </w:p>
-    <w:p>
-      <w:r>
-        <w:t xml:space="preserve">        </w:t>
-      </w:r>
-      <w:proofErr w:type="spellStart"/>
-      <w:r>
-        <w:t>System.out.println</w:t>
-      </w:r>
-      <w:proofErr w:type="spellEnd"/>
-      <w:r>
-        <w:t>("             FACTURA DE COMPRA");</w:t>
-      </w:r>
-    </w:p>
-    <w:p>
-      <w:r>
-        <w:t xml:space="preserve">        </w:t>
-      </w:r>
-      <w:proofErr w:type="spellStart"/>
-      <w:r>
-        <w:t>System.out.println</w:t>
-      </w:r>
-      <w:proofErr w:type="spellEnd"/>
-      <w:r>
-        <w:t>("========================================");</w:t>
-      </w:r>
-    </w:p>
-    <w:p>
-      <w:r>
-        <w:t xml:space="preserve">        </w:t>
-      </w:r>
-      <w:proofErr w:type="spellStart"/>
-      <w:r>
-        <w:t>System.out.println</w:t>
-      </w:r>
-      <w:proofErr w:type="spellEnd"/>
-      <w:r>
-        <w:t>("Cliente: " + nombre + " " + apellido);</w:t>
-      </w:r>
-    </w:p>
-    <w:p>
-      <w:r>
-        <w:t xml:space="preserve">        </w:t>
-      </w:r>
-      <w:proofErr w:type="spellStart"/>
-      <w:r>
-        <w:t>System.out.println</w:t>
-      </w:r>
-      <w:proofErr w:type="spellEnd"/>
-      <w:r>
-        <w:t xml:space="preserve">("Cedula: " + </w:t>
-      </w:r>
-      <w:proofErr w:type="spellStart"/>
-      <w:r>
-        <w:t>numeroCedula</w:t>
-      </w:r>
-      <w:proofErr w:type="spellEnd"/>
-      <w:r>
-        <w:t>);</w:t>
-      </w:r>
-    </w:p>
-    <w:p>
-      <w:r>
-        <w:t xml:space="preserve">        </w:t>
-      </w:r>
-      <w:proofErr w:type="spellStart"/>
-      <w:r>
-        <w:t>System.out.println</w:t>
-      </w:r>
-      <w:proofErr w:type="spellEnd"/>
-      <w:r>
-        <w:t>("</w:t>
-      </w:r>
-      <w:proofErr w:type="spellStart"/>
-      <w:r>
-        <w:t>Telefono</w:t>
-      </w:r>
-      <w:proofErr w:type="spellEnd"/>
-      <w:r>
-        <w:t xml:space="preserve">: " + </w:t>
-      </w:r>
-      <w:proofErr w:type="spellStart"/>
-      <w:r>
-        <w:t>numeroTelefono</w:t>
-      </w:r>
-      <w:proofErr w:type="spellEnd"/>
-      <w:r>
-        <w:t>);</w:t>
-      </w:r>
-    </w:p>
-    <w:p>
-      <w:r>
-        <w:t xml:space="preserve">        </w:t>
-      </w:r>
-      <w:proofErr w:type="spellStart"/>
-      <w:r>
-        <w:t>System.out.println</w:t>
-      </w:r>
-      <w:proofErr w:type="spellEnd"/>
-      <w:r>
-        <w:t xml:space="preserve">("Producto: " + </w:t>
-      </w:r>
-      <w:proofErr w:type="spellStart"/>
-      <w:r>
-        <w:t>nombreProducto</w:t>
-      </w:r>
-      <w:proofErr w:type="spellEnd"/>
-      <w:r>
-        <w:t>);</w:t>
-      </w:r>
-    </w:p>
-    <w:p>
-      <w:r>
-        <w:t xml:space="preserve">        </w:t>
-      </w:r>
-      <w:proofErr w:type="spellStart"/>
-      <w:r>
-        <w:t>System.out.println</w:t>
-      </w:r>
-      <w:proofErr w:type="spellEnd"/>
-      <w:r>
-        <w:t xml:space="preserve">("Cantidad: " + </w:t>
-      </w:r>
-      <w:proofErr w:type="spellStart"/>
-      <w:r>
-        <w:t>cantidadProducto</w:t>
-      </w:r>
-      <w:proofErr w:type="spellEnd"/>
-      <w:r>
-        <w:t>);</w:t>
-      </w:r>
-    </w:p>
-    <w:p>
-      <w:r>
-        <w:t xml:space="preserve">        </w:t>
-      </w:r>
-      <w:proofErr w:type="spellStart"/>
-      <w:r>
-        <w:t>System.out.printf</w:t>
-      </w:r>
-      <w:proofErr w:type="spellEnd"/>
-      <w:r>
-        <w:t xml:space="preserve">("Precio unitario: $%.2f%n", </w:t>
-      </w:r>
-      <w:proofErr w:type="spellStart"/>
-      <w:r>
-        <w:t>precioProducto</w:t>
-      </w:r>
-      <w:proofErr w:type="spellEnd"/>
-      <w:r>
-        <w:t>);</w:t>
-      </w:r>
-    </w:p>
-    <w:p>
-      <w:r>
-        <w:t xml:space="preserve">        </w:t>
-      </w:r>
-      <w:proofErr w:type="spellStart"/>
-      <w:r>
-        <w:t>System.out.printf</w:t>
-      </w:r>
-      <w:proofErr w:type="spellEnd"/>
-      <w:r>
-        <w:t>("Subtotal: $%.2f%n", subtotal);</w:t>
-      </w:r>
-    </w:p>
-    <w:p>
-      <w:r>
-        <w:t xml:space="preserve">        </w:t>
-      </w:r>
-      <w:proofErr w:type="spellStart"/>
-      <w:r>
-        <w:t>System.out.printf</w:t>
-      </w:r>
-      <w:proofErr w:type="spellEnd"/>
-      <w:r>
-        <w:t>("Descuento: $%.2f%n", descuento);</w:t>
-      </w:r>
-    </w:p>
-    <w:p>
-      <w:r>
-        <w:t xml:space="preserve">        </w:t>
-      </w:r>
-      <w:proofErr w:type="spellStart"/>
-      <w:r>
-        <w:t>System.out.printf</w:t>
-      </w:r>
-      <w:proofErr w:type="spellEnd"/>
-      <w:r>
-        <w:t>("Total a pagar: $%.2f%n", total);</w:t>
-      </w:r>
-    </w:p>
-    <w:p>
-      <w:r>
-        <w:t xml:space="preserve">        </w:t>
-      </w:r>
-      <w:proofErr w:type="spellStart"/>
-      <w:r>
-        <w:t>System.out.printf</w:t>
-      </w:r>
-      <w:proofErr w:type="spellEnd"/>
-      <w:r>
-        <w:t>("Dinero entregado: $%.2f%n", dinero);</w:t>
-      </w:r>
-    </w:p>
-    <w:p>
-      <w:r>
-        <w:t xml:space="preserve">        </w:t>
-      </w:r>
-      <w:proofErr w:type="spellStart"/>
-      <w:r>
-        <w:t>System.out.printf</w:t>
-      </w:r>
-      <w:proofErr w:type="spellEnd"/>
-      <w:r>
-        <w:t>("Cambio: $%.2f%n", cambio);</w:t>
-      </w:r>
-    </w:p>
-    <w:p>
-      <w:r>
-        <w:t xml:space="preserve">        </w:t>
-      </w:r>
-      <w:proofErr w:type="spellStart"/>
-      <w:r>
-        <w:t>System.out.println</w:t>
-      </w:r>
-      <w:proofErr w:type="spellEnd"/>
-      <w:r>
-        <w:t>("========================================");</w:t>
-      </w:r>
-    </w:p>
-    <w:p/>
-    <w:p>
-      <w:r>
-        <w:lastRenderedPageBreak/>
-        <w:t xml:space="preserve">        </w:t>
-      </w:r>
-      <w:proofErr w:type="spellStart"/>
-      <w:proofErr w:type="gramStart"/>
-      <w:r>
-        <w:t>scan.close</w:t>
-      </w:r>
-      <w:proofErr w:type="spellEnd"/>
-      <w:proofErr w:type="gramEnd"/>
-      <w:r>
-        <w:t>();</w:t>
+        <w:t>        scan.close();</w:t>
       </w:r>
     </w:p>
     <w:p>
@@ -4401,6 +3317,7 @@
   <w:style w:type="character" w:default="1" w:styleId="Fuentedeprrafopredeter">
     <w:name w:val="Default Paragraph Font"/>
     <w:uiPriority w:val="1"/>
+    <w:semiHidden/>
     <w:unhideWhenUsed/>
   </w:style>
   <w:style w:type="table" w:default="1" w:styleId="Tablanormal">

--- a/menuCafeteria.docx
+++ b/menuCafeteria.docx
@@ -20,7 +20,23 @@
         <w:t>/</w:t>
       </w:r>
       <w:r>
-        <w:t>/El programa muestra un menú en forma de texto, permite seleccionar un producto, ingresar ña camtodad y calcular el total, si la compra es al menos de USD 10, aplica un descuento del 10%</w:t>
+        <w:t xml:space="preserve">/El programa muestra un menú en forma de texto, permite seleccionar un producto, ingresar </w:t>
+      </w:r>
+      <w:proofErr w:type="spellStart"/>
+      <w:r>
+        <w:t>ña</w:t>
+      </w:r>
+      <w:proofErr w:type="spellEnd"/>
+      <w:r>
+        <w:t xml:space="preserve"> </w:t>
+      </w:r>
+      <w:proofErr w:type="spellStart"/>
+      <w:r>
+        <w:t>camtodad</w:t>
+      </w:r>
+      <w:proofErr w:type="spellEnd"/>
+      <w:r>
+        <w:t xml:space="preserve"> y calcular el total, si la compra es al menos de USD 10, aplica un descuento del 10%</w:t>
       </w:r>
     </w:p>
     <w:p>
@@ -67,8 +83,18 @@
     </w:p>
     <w:p>
       <w:r>
-        <w:t>// String nombre, apellido,numeroCedula,numeroTelefono</w:t>
-      </w:r>
+        <w:t xml:space="preserve">// String nombre, </w:t>
+      </w:r>
+      <w:proofErr w:type="spellStart"/>
+      <w:proofErr w:type="gramStart"/>
+      <w:r>
+        <w:t>apellido,numeroCedula</w:t>
+      </w:r>
+      <w:proofErr w:type="gramEnd"/>
+      <w:r>
+        <w:t>,numeroTelefono</w:t>
+      </w:r>
+      <w:proofErr w:type="spellEnd"/>
     </w:p>
     <w:p>
       <w:r>
@@ -86,8 +112,23 @@
         </w:rPr>
         <w:t xml:space="preserve"> </w:t>
       </w:r>
-      <w:r>
-        <w:t>int canridadProducto,precioProcuto,</w:t>
+      <w:proofErr w:type="spellStart"/>
+      <w:r>
+        <w:t>int</w:t>
+      </w:r>
+      <w:proofErr w:type="spellEnd"/>
+      <w:r>
+        <w:t xml:space="preserve"> </w:t>
+      </w:r>
+      <w:proofErr w:type="spellStart"/>
+      <w:proofErr w:type="gramStart"/>
+      <w:r>
+        <w:t>canridadProducto,precioProcuto</w:t>
+      </w:r>
+      <w:proofErr w:type="spellEnd"/>
+      <w:proofErr w:type="gramEnd"/>
+      <w:r>
+        <w:t>,</w:t>
       </w:r>
     </w:p>
     <w:p>
@@ -102,10 +143,28 @@
     </w:p>
     <w:p>
       <w:r>
-        <w:t>// int s</w:t>
-      </w:r>
-      <w:r>
-        <w:t>ubTotal,descuento, dinero, cambio, total;</w:t>
+        <w:t xml:space="preserve">// </w:t>
+      </w:r>
+      <w:proofErr w:type="spellStart"/>
+      <w:r>
+        <w:t>int</w:t>
+      </w:r>
+      <w:proofErr w:type="spellEnd"/>
+      <w:r>
+        <w:t xml:space="preserve"> </w:t>
+      </w:r>
+      <w:proofErr w:type="spellStart"/>
+      <w:proofErr w:type="gramStart"/>
+      <w:r>
+        <w:t>s</w:t>
+      </w:r>
+      <w:r>
+        <w:t>ubTotal,descuento</w:t>
+      </w:r>
+      <w:proofErr w:type="spellEnd"/>
+      <w:proofErr w:type="gramEnd"/>
+      <w:r>
+        <w:t>, dinero, cambio, total;</w:t>
       </w:r>
     </w:p>
     <w:p/>
@@ -313,18 +372,12 @@
     </w:p>
     <w:p>
       <w:r>
-        <w:rPr>
-          <w:b/>
-          <w:bCs/>
-          <w:noProof/>
-          <w:lang w:val="es-ES"/>
-        </w:rPr>
         <w:lastRenderedPageBreak/>
         <w:drawing>
-          <wp:inline distT="0" distB="0" distL="0" distR="0" wp14:anchorId="4CB4CF0C" wp14:editId="76956056">
-            <wp:extent cx="2400300" cy="8884920"/>
-            <wp:effectExtent l="0" t="0" r="0" b="0"/>
-            <wp:docPr id="1420446511" name="Imagen 1"/>
+          <wp:inline distT="0" distB="0" distL="0" distR="0" wp14:anchorId="1A0C1AD0" wp14:editId="64349123">
+            <wp:extent cx="2067560" cy="8892540"/>
+            <wp:effectExtent l="0" t="0" r="8890" b="3810"/>
+            <wp:docPr id="1071738871" name="Imagen 2"/>
             <wp:cNvGraphicFramePr>
               <a:graphicFrameLocks xmlns:a="http://schemas.openxmlformats.org/drawingml/2006/main" noChangeAspect="1"/>
             </wp:cNvGraphicFramePr>
@@ -332,7 +385,7 @@
               <a:graphicData uri="http://schemas.openxmlformats.org/drawingml/2006/picture">
                 <pic:pic xmlns:pic="http://schemas.openxmlformats.org/drawingml/2006/picture">
                   <pic:nvPicPr>
-                    <pic:cNvPr id="0" name="Picture 1"/>
+                    <pic:cNvPr id="0" name="Picture 6"/>
                     <pic:cNvPicPr>
                       <a:picLocks noChangeAspect="1" noChangeArrowheads="1"/>
                     </pic:cNvPicPr>
@@ -353,7 +406,7 @@
                   <pic:spPr bwMode="auto">
                     <a:xfrm>
                       <a:off x="0" y="0"/>
-                      <a:ext cx="2400300" cy="8884920"/>
+                      <a:ext cx="2067560" cy="8892540"/>
                     </a:xfrm>
                     <a:prstGeom prst="rect">
                       <a:avLst/>
@@ -370,6 +423,7 @@
         </w:drawing>
       </w:r>
     </w:p>
+    <w:p/>
     <w:p>
       <w:r>
         <w:rPr>
@@ -377,124 +431,964 @@
           <w:bCs/>
           <w:lang w:val="es-ES"/>
         </w:rPr>
+        <w:t>2.2PSEUDOCODIGO</w:t>
+      </w:r>
+      <w:r>
+        <w:t> </w:t>
+      </w:r>
+    </w:p>
+    <w:p>
+      <w:r>
+        <w:t xml:space="preserve">Algoritmo </w:t>
+      </w:r>
+      <w:proofErr w:type="spellStart"/>
+      <w:r>
+        <w:t>MenuCafeteriaUniversidad</w:t>
+      </w:r>
+      <w:proofErr w:type="spellEnd"/>
+    </w:p>
+    <w:p>
+      <w:r>
+        <w:tab/>
+      </w:r>
+    </w:p>
+    <w:p>
+      <w:r>
+        <w:tab/>
+        <w:t xml:space="preserve">Definir nombre, apellido, </w:t>
+      </w:r>
+      <w:proofErr w:type="spellStart"/>
+      <w:r>
+        <w:t>numeroCedula</w:t>
+      </w:r>
+      <w:proofErr w:type="spellEnd"/>
+      <w:r>
+        <w:t xml:space="preserve">, </w:t>
+      </w:r>
+      <w:proofErr w:type="spellStart"/>
+      <w:r>
+        <w:t>numeroTelefono</w:t>
+      </w:r>
+      <w:proofErr w:type="spellEnd"/>
+      <w:r>
+        <w:t xml:space="preserve"> Como </w:t>
+      </w:r>
+      <w:proofErr w:type="spellStart"/>
+      <w:r>
+        <w:t>Caracter</w:t>
+      </w:r>
+      <w:proofErr w:type="spellEnd"/>
+    </w:p>
+    <w:p>
+      <w:r>
+        <w:tab/>
+        <w:t xml:space="preserve">Definir </w:t>
+      </w:r>
+      <w:proofErr w:type="spellStart"/>
+      <w:r>
+        <w:t>nombreProducto</w:t>
+      </w:r>
+      <w:proofErr w:type="spellEnd"/>
+      <w:r>
+        <w:t xml:space="preserve"> Como </w:t>
+      </w:r>
+      <w:proofErr w:type="spellStart"/>
+      <w:r>
+        <w:t>Caracter</w:t>
+      </w:r>
+      <w:proofErr w:type="spellEnd"/>
+    </w:p>
+    <w:p>
+      <w:r>
+        <w:tab/>
+        <w:t xml:space="preserve">Definir </w:t>
+      </w:r>
+      <w:proofErr w:type="spellStart"/>
+      <w:r>
+        <w:t>opcionProducto</w:t>
+      </w:r>
+      <w:proofErr w:type="spellEnd"/>
+      <w:r>
+        <w:t xml:space="preserve">, </w:t>
+      </w:r>
+      <w:proofErr w:type="spellStart"/>
+      <w:r>
+        <w:t>cantidadProducto</w:t>
+      </w:r>
+      <w:proofErr w:type="spellEnd"/>
+      <w:r>
+        <w:t xml:space="preserve"> Como Entero</w:t>
+      </w:r>
+    </w:p>
+    <w:p>
+      <w:r>
+        <w:tab/>
+        <w:t xml:space="preserve">Definir </w:t>
+      </w:r>
+      <w:proofErr w:type="spellStart"/>
+      <w:r>
+        <w:t>precioProducto</w:t>
+      </w:r>
+      <w:proofErr w:type="spellEnd"/>
+      <w:r>
+        <w:t>, subtotal, descuento, dinero, cambio, total Como Real</w:t>
+      </w:r>
+    </w:p>
+    <w:p>
+      <w:r>
+        <w:tab/>
+      </w:r>
+    </w:p>
+    <w:p>
+      <w:r>
+        <w:tab/>
+        <w:t>Escribir "=== DATOS DEL CLIENTE ==="</w:t>
+      </w:r>
+    </w:p>
+    <w:p>
+      <w:r>
+        <w:tab/>
+        <w:t>Escribir "Ingrese su nombre:"</w:t>
+      </w:r>
+    </w:p>
+    <w:p>
+      <w:r>
+        <w:tab/>
+        <w:t>Leer nombre</w:t>
+      </w:r>
+    </w:p>
+    <w:p>
+      <w:r>
+        <w:tab/>
+      </w:r>
+    </w:p>
+    <w:p>
+      <w:r>
+        <w:tab/>
+        <w:t>Escribir "Ingrese su apellido:"</w:t>
+      </w:r>
+    </w:p>
+    <w:p>
+      <w:r>
+        <w:tab/>
+        <w:t>Leer apellido</w:t>
+      </w:r>
+    </w:p>
+    <w:p>
+      <w:r>
+        <w:tab/>
+      </w:r>
+    </w:p>
+    <w:p>
+      <w:r>
+        <w:tab/>
+        <w:t xml:space="preserve">Escribir "Ingrese su </w:t>
+      </w:r>
+      <w:proofErr w:type="spellStart"/>
+      <w:r>
+        <w:t>numero</w:t>
+      </w:r>
+      <w:proofErr w:type="spellEnd"/>
+      <w:r>
+        <w:t xml:space="preserve"> de cedula:"</w:t>
+      </w:r>
+    </w:p>
+    <w:p>
+      <w:r>
+        <w:tab/>
+        <w:t xml:space="preserve">Leer </w:t>
+      </w:r>
+      <w:proofErr w:type="spellStart"/>
+      <w:r>
+        <w:t>numeroCedula</w:t>
+      </w:r>
+      <w:proofErr w:type="spellEnd"/>
+    </w:p>
+    <w:p>
+      <w:r>
+        <w:tab/>
+      </w:r>
+    </w:p>
+    <w:p>
+      <w:r>
+        <w:tab/>
+        <w:t xml:space="preserve">Escribir "Ingrese su </w:t>
+      </w:r>
+      <w:proofErr w:type="spellStart"/>
+      <w:r>
+        <w:t>numero</w:t>
+      </w:r>
+      <w:proofErr w:type="spellEnd"/>
+      <w:r>
+        <w:t xml:space="preserve"> de </w:t>
+      </w:r>
+      <w:proofErr w:type="spellStart"/>
+      <w:r>
+        <w:t>telefono</w:t>
+      </w:r>
+      <w:proofErr w:type="spellEnd"/>
+      <w:r>
+        <w:t>:"</w:t>
+      </w:r>
+    </w:p>
+    <w:p>
+      <w:r>
+        <w:tab/>
+        <w:t xml:space="preserve">Leer </w:t>
+      </w:r>
+      <w:proofErr w:type="spellStart"/>
+      <w:r>
+        <w:t>numeroTelefono</w:t>
+      </w:r>
+      <w:proofErr w:type="spellEnd"/>
+    </w:p>
+    <w:p>
+      <w:r>
+        <w:tab/>
+      </w:r>
+    </w:p>
+    <w:p>
+      <w:r>
+        <w:tab/>
+        <w:t>Escribir ""</w:t>
+      </w:r>
+    </w:p>
+    <w:p>
+      <w:r>
+        <w:tab/>
+        <w:t>Escribir "=== MENU DE LA CAFETERIA ==="</w:t>
+      </w:r>
+    </w:p>
+    <w:p>
+      <w:r>
+        <w:tab/>
+        <w:t>Escribir "1. Cafe                 $2.00"</w:t>
+      </w:r>
+    </w:p>
+    <w:p>
+      <w:r>
+        <w:tab/>
+        <w:t xml:space="preserve">Escribir "2. </w:t>
+      </w:r>
+      <w:proofErr w:type="spellStart"/>
+      <w:r>
+        <w:t>Sandwich</w:t>
+      </w:r>
+      <w:proofErr w:type="spellEnd"/>
+      <w:r>
+        <w:t xml:space="preserve">             $5.00"</w:t>
+      </w:r>
+    </w:p>
+    <w:p>
+      <w:r>
+        <w:tab/>
+        <w:t>Escribir "3. Almuerzo             $8.00"</w:t>
+      </w:r>
+    </w:p>
+    <w:p>
+      <w:r>
+        <w:tab/>
+        <w:t>Escribir "4. Jugo                 $3.00"</w:t>
+      </w:r>
+    </w:p>
+    <w:p>
+      <w:r>
         <w:lastRenderedPageBreak/>
-        <w:t>2.2PSEUDOCODIGO</w:t>
-      </w:r>
-      <w:r>
-        <w:t> </w:t>
-      </w:r>
-    </w:p>
-    <w:p>
-      <w:r>
-        <w:t>Algoritmo MenuCafeteriaUniversidad</w:t>
-      </w:r>
-    </w:p>
-    <w:p>
-      <w:r>
-        <w:tab/>
-      </w:r>
-    </w:p>
-    <w:p>
-      <w:r>
-        <w:tab/>
-        <w:t>Definir nombre, apellido, numeroCedula, numeroTelefono Como Caracter</w:t>
-      </w:r>
-    </w:p>
-    <w:p>
-      <w:r>
-        <w:tab/>
-        <w:t>Definir nombreProducto Como Caracter</w:t>
-      </w:r>
-    </w:p>
-    <w:p>
-      <w:r>
-        <w:tab/>
-        <w:t>Definir opcionProducto, cantidadProducto Como Entero</w:t>
-      </w:r>
-    </w:p>
-    <w:p>
-      <w:r>
-        <w:tab/>
-        <w:t>Definir precioProducto, subtotal, descuento, dinero, cambio, total Como Real</w:t>
-      </w:r>
-    </w:p>
-    <w:p>
-      <w:r>
-        <w:tab/>
-      </w:r>
-    </w:p>
-    <w:p>
-      <w:r>
-        <w:tab/>
-        <w:t>Escribir "=== DATOS DEL CLIENTE ==="</w:t>
-      </w:r>
-    </w:p>
-    <w:p>
-      <w:r>
-        <w:tab/>
-        <w:t>Escribir "Ingrese su nombre:"</w:t>
-      </w:r>
-    </w:p>
-    <w:p>
-      <w:r>
-        <w:tab/>
-        <w:t>Leer nombre</w:t>
-      </w:r>
-    </w:p>
-    <w:p>
-      <w:r>
-        <w:tab/>
-      </w:r>
-    </w:p>
-    <w:p>
-      <w:r>
-        <w:tab/>
-        <w:t>Escribir "Ingrese su apellido:"</w:t>
-      </w:r>
-    </w:p>
-    <w:p>
-      <w:r>
-        <w:tab/>
-        <w:t>Leer apellido</w:t>
-      </w:r>
-    </w:p>
-    <w:p>
-      <w:r>
-        <w:tab/>
-      </w:r>
-    </w:p>
-    <w:p>
-      <w:r>
-        <w:tab/>
-        <w:t>Escribir "Ingrese su numero de cedula:"</w:t>
-      </w:r>
-    </w:p>
-    <w:p>
-      <w:r>
-        <w:tab/>
-        <w:t>Leer numeroCedula</w:t>
-      </w:r>
-    </w:p>
-    <w:p>
-      <w:r>
-        <w:tab/>
-      </w:r>
-    </w:p>
-    <w:p>
-      <w:r>
-        <w:tab/>
-        <w:t>Escribir "Ingrese su numero de telefono:"</w:t>
-      </w:r>
-    </w:p>
-    <w:p>
-      <w:r>
-        <w:tab/>
-        <w:t>Leer numeroTelefono</w:t>
-      </w:r>
-    </w:p>
-    <w:p>
-      <w:r>
-        <w:tab/>
+        <w:tab/>
+        <w:t>Escribir "Elija un producto (1-4):"</w:t>
+      </w:r>
+    </w:p>
+    <w:p>
+      <w:r>
+        <w:tab/>
+        <w:t xml:space="preserve">Leer </w:t>
+      </w:r>
+      <w:proofErr w:type="spellStart"/>
+      <w:r>
+        <w:t>opcionProducto</w:t>
+      </w:r>
+      <w:proofErr w:type="spellEnd"/>
+    </w:p>
+    <w:p>
+      <w:r>
+        <w:tab/>
+      </w:r>
+    </w:p>
+    <w:p>
+      <w:r>
+        <w:tab/>
+      </w:r>
+      <w:proofErr w:type="spellStart"/>
+      <w:r>
+        <w:t>Segun</w:t>
+      </w:r>
+      <w:proofErr w:type="spellEnd"/>
+      <w:r>
+        <w:t xml:space="preserve"> </w:t>
+      </w:r>
+      <w:proofErr w:type="spellStart"/>
+      <w:r>
+        <w:t>opcionProducto</w:t>
+      </w:r>
+      <w:proofErr w:type="spellEnd"/>
+      <w:r>
+        <w:t xml:space="preserve"> Hacer</w:t>
+      </w:r>
+    </w:p>
+    <w:p>
+      <w:r>
+        <w:tab/>
+      </w:r>
+      <w:r>
+        <w:tab/>
+      </w:r>
+    </w:p>
+    <w:p>
+      <w:r>
+        <w:tab/>
+      </w:r>
+      <w:r>
+        <w:tab/>
+        <w:t>1:</w:t>
+      </w:r>
+    </w:p>
+    <w:p>
+      <w:r>
+        <w:tab/>
+      </w:r>
+      <w:r>
+        <w:tab/>
+      </w:r>
+      <w:r>
+        <w:tab/>
+      </w:r>
+      <w:proofErr w:type="spellStart"/>
+      <w:r>
+        <w:t>nombreProducto</w:t>
+      </w:r>
+      <w:proofErr w:type="spellEnd"/>
+      <w:r>
+        <w:t xml:space="preserve"> &lt;- "Cafe"</w:t>
+      </w:r>
+    </w:p>
+    <w:p>
+      <w:r>
+        <w:tab/>
+      </w:r>
+      <w:r>
+        <w:tab/>
+      </w:r>
+      <w:r>
+        <w:tab/>
+      </w:r>
+      <w:proofErr w:type="spellStart"/>
+      <w:r>
+        <w:t>precioProducto</w:t>
+      </w:r>
+      <w:proofErr w:type="spellEnd"/>
+      <w:r>
+        <w:t xml:space="preserve"> &lt;- 2.00</w:t>
+      </w:r>
+    </w:p>
+    <w:p>
+      <w:r>
+        <w:tab/>
+      </w:r>
+      <w:r>
+        <w:tab/>
+      </w:r>
+      <w:r>
+        <w:tab/>
+      </w:r>
+    </w:p>
+    <w:p>
+      <w:r>
+        <w:tab/>
+      </w:r>
+      <w:r>
+        <w:tab/>
+        <w:t>2:</w:t>
+      </w:r>
+    </w:p>
+    <w:p>
+      <w:r>
+        <w:tab/>
+      </w:r>
+      <w:r>
+        <w:tab/>
+      </w:r>
+      <w:r>
+        <w:tab/>
+      </w:r>
+      <w:proofErr w:type="spellStart"/>
+      <w:r>
+        <w:t>nombreProducto</w:t>
+      </w:r>
+      <w:proofErr w:type="spellEnd"/>
+      <w:r>
+        <w:t xml:space="preserve"> &lt;- "</w:t>
+      </w:r>
+      <w:proofErr w:type="spellStart"/>
+      <w:r>
+        <w:t>Sandwich</w:t>
+      </w:r>
+      <w:proofErr w:type="spellEnd"/>
+      <w:r>
+        <w:t>"</w:t>
+      </w:r>
+    </w:p>
+    <w:p>
+      <w:r>
+        <w:tab/>
+      </w:r>
+      <w:r>
+        <w:tab/>
+      </w:r>
+      <w:r>
+        <w:tab/>
+      </w:r>
+      <w:proofErr w:type="spellStart"/>
+      <w:r>
+        <w:t>precioProducto</w:t>
+      </w:r>
+      <w:proofErr w:type="spellEnd"/>
+      <w:r>
+        <w:t xml:space="preserve"> &lt;- 5.00</w:t>
+      </w:r>
+    </w:p>
+    <w:p>
+      <w:r>
+        <w:tab/>
+      </w:r>
+      <w:r>
+        <w:tab/>
+      </w:r>
+      <w:r>
+        <w:tab/>
+      </w:r>
+    </w:p>
+    <w:p>
+      <w:r>
+        <w:tab/>
+      </w:r>
+      <w:r>
+        <w:tab/>
+        <w:t>3:</w:t>
+      </w:r>
+    </w:p>
+    <w:p>
+      <w:r>
+        <w:tab/>
+      </w:r>
+      <w:r>
+        <w:tab/>
+      </w:r>
+      <w:r>
+        <w:tab/>
+      </w:r>
+      <w:proofErr w:type="spellStart"/>
+      <w:r>
+        <w:t>nombreProducto</w:t>
+      </w:r>
+      <w:proofErr w:type="spellEnd"/>
+      <w:r>
+        <w:t xml:space="preserve"> &lt;- "Almuerzo"</w:t>
+      </w:r>
+    </w:p>
+    <w:p>
+      <w:r>
+        <w:tab/>
+      </w:r>
+      <w:r>
+        <w:tab/>
+      </w:r>
+      <w:r>
+        <w:tab/>
+      </w:r>
+      <w:proofErr w:type="spellStart"/>
+      <w:r>
+        <w:t>precioProducto</w:t>
+      </w:r>
+      <w:proofErr w:type="spellEnd"/>
+      <w:r>
+        <w:t xml:space="preserve"> &lt;- 8.00</w:t>
+      </w:r>
+    </w:p>
+    <w:p>
+      <w:r>
+        <w:tab/>
+      </w:r>
+      <w:r>
+        <w:tab/>
+      </w:r>
+      <w:r>
+        <w:tab/>
+      </w:r>
+    </w:p>
+    <w:p>
+      <w:r>
+        <w:tab/>
+      </w:r>
+      <w:r>
+        <w:tab/>
+        <w:t>4:</w:t>
+      </w:r>
+    </w:p>
+    <w:p>
+      <w:r>
+        <w:tab/>
+      </w:r>
+      <w:r>
+        <w:tab/>
+      </w:r>
+      <w:r>
+        <w:tab/>
+      </w:r>
+      <w:proofErr w:type="spellStart"/>
+      <w:r>
+        <w:t>nombreProducto</w:t>
+      </w:r>
+      <w:proofErr w:type="spellEnd"/>
+      <w:r>
+        <w:t xml:space="preserve"> &lt;- "Jugo"</w:t>
+      </w:r>
+    </w:p>
+    <w:p>
+      <w:r>
+        <w:tab/>
+      </w:r>
+      <w:r>
+        <w:tab/>
+      </w:r>
+      <w:r>
+        <w:tab/>
+      </w:r>
+      <w:proofErr w:type="spellStart"/>
+      <w:r>
+        <w:t>precioProducto</w:t>
+      </w:r>
+      <w:proofErr w:type="spellEnd"/>
+      <w:r>
+        <w:t xml:space="preserve"> &lt;- 3.00</w:t>
+      </w:r>
+    </w:p>
+    <w:p>
+      <w:r>
+        <w:tab/>
+      </w:r>
+      <w:r>
+        <w:tab/>
+      </w:r>
+      <w:r>
+        <w:tab/>
+      </w:r>
+    </w:p>
+    <w:p>
+      <w:r>
+        <w:tab/>
+      </w:r>
+      <w:r>
+        <w:tab/>
+        <w:t>De Otro Modo:</w:t>
+      </w:r>
+    </w:p>
+    <w:p>
+      <w:r>
+        <w:tab/>
+      </w:r>
+      <w:r>
+        <w:tab/>
+      </w:r>
+      <w:r>
+        <w:tab/>
+        <w:t>Escribir "</w:t>
+      </w:r>
+      <w:proofErr w:type="spellStart"/>
+      <w:r>
+        <w:t>Opcion</w:t>
+      </w:r>
+      <w:proofErr w:type="spellEnd"/>
+      <w:r>
+        <w:t xml:space="preserve"> no valida."</w:t>
+      </w:r>
+    </w:p>
+    <w:p>
+      <w:r>
+        <w:tab/>
+      </w:r>
+      <w:r>
+        <w:tab/>
+      </w:r>
+      <w:r>
+        <w:tab/>
+      </w:r>
+    </w:p>
+    <w:p>
+      <w:r>
+        <w:tab/>
+      </w:r>
+      <w:proofErr w:type="spellStart"/>
+      <w:r>
+        <w:t>FinSegun</w:t>
+      </w:r>
+      <w:proofErr w:type="spellEnd"/>
+    </w:p>
+    <w:p>
+      <w:r>
+        <w:tab/>
+      </w:r>
+    </w:p>
+    <w:p>
+      <w:r>
+        <w:tab/>
+        <w:t>Repetir</w:t>
+      </w:r>
+    </w:p>
+    <w:p>
+      <w:r>
+        <w:tab/>
+      </w:r>
+      <w:r>
+        <w:tab/>
+        <w:t>Escribir "Ingrese la cantidad que desea comprar:"</w:t>
+      </w:r>
+    </w:p>
+    <w:p>
+      <w:r>
+        <w:lastRenderedPageBreak/>
+        <w:tab/>
+      </w:r>
+      <w:r>
+        <w:tab/>
+        <w:t xml:space="preserve">Leer </w:t>
+      </w:r>
+      <w:proofErr w:type="spellStart"/>
+      <w:r>
+        <w:t>cantidadProducto</w:t>
+      </w:r>
+      <w:proofErr w:type="spellEnd"/>
+    </w:p>
+    <w:p>
+      <w:r>
+        <w:tab/>
+      </w:r>
+      <w:r>
+        <w:tab/>
+      </w:r>
+    </w:p>
+    <w:p>
+      <w:r>
+        <w:tab/>
+      </w:r>
+      <w:r>
+        <w:tab/>
+        <w:t xml:space="preserve">Si </w:t>
+      </w:r>
+      <w:proofErr w:type="spellStart"/>
+      <w:r>
+        <w:t>cantidadProducto</w:t>
+      </w:r>
+      <w:proofErr w:type="spellEnd"/>
+      <w:r>
+        <w:t xml:space="preserve"> &lt;= 0 Entonces</w:t>
+      </w:r>
+    </w:p>
+    <w:p>
+      <w:r>
+        <w:tab/>
+      </w:r>
+      <w:r>
+        <w:tab/>
+      </w:r>
+      <w:r>
+        <w:tab/>
+        <w:t>Escribir "La cantidad debe ser mayor que cero."</w:t>
+      </w:r>
+    </w:p>
+    <w:p>
+      <w:r>
+        <w:tab/>
+      </w:r>
+      <w:r>
+        <w:tab/>
+      </w:r>
+      <w:proofErr w:type="spellStart"/>
+      <w:r>
+        <w:t>FinSi</w:t>
+      </w:r>
+      <w:proofErr w:type="spellEnd"/>
+    </w:p>
+    <w:p>
+      <w:r>
+        <w:tab/>
+      </w:r>
+      <w:r>
+        <w:tab/>
+      </w:r>
+    </w:p>
+    <w:p>
+      <w:r>
+        <w:tab/>
+        <w:t xml:space="preserve">Hasta Que </w:t>
+      </w:r>
+      <w:proofErr w:type="spellStart"/>
+      <w:r>
+        <w:t>cantidadProducto</w:t>
+      </w:r>
+      <w:proofErr w:type="spellEnd"/>
+      <w:r>
+        <w:t xml:space="preserve"> &gt; 0</w:t>
+      </w:r>
+    </w:p>
+    <w:p>
+      <w:r>
+        <w:tab/>
+      </w:r>
+    </w:p>
+    <w:p>
+      <w:r>
+        <w:tab/>
+        <w:t>// Calcular subtotal</w:t>
+      </w:r>
+    </w:p>
+    <w:p>
+      <w:r>
+        <w:tab/>
+        <w:t xml:space="preserve">subtotal &lt;- </w:t>
+      </w:r>
+      <w:proofErr w:type="spellStart"/>
+      <w:r>
+        <w:t>cantidadProducto</w:t>
+      </w:r>
+      <w:proofErr w:type="spellEnd"/>
+      <w:r>
+        <w:t xml:space="preserve"> * </w:t>
+      </w:r>
+      <w:proofErr w:type="spellStart"/>
+      <w:r>
+        <w:t>precioProducto</w:t>
+      </w:r>
+      <w:proofErr w:type="spellEnd"/>
+    </w:p>
+    <w:p>
+      <w:r>
+        <w:tab/>
+      </w:r>
+    </w:p>
+    <w:p>
+      <w:r>
+        <w:tab/>
+        <w:t>// Aplicar descuento del 10% si el subtotal es mayor o igual a $10</w:t>
+      </w:r>
+    </w:p>
+    <w:p>
+      <w:r>
+        <w:tab/>
+        <w:t>Si subtotal &gt;= 10 Entonces</w:t>
+      </w:r>
+    </w:p>
+    <w:p>
+      <w:r>
+        <w:tab/>
+      </w:r>
+      <w:r>
+        <w:tab/>
+        <w:t>descuento &lt;- subtotal * 0.10</w:t>
+      </w:r>
+    </w:p>
+    <w:p>
+      <w:r>
+        <w:tab/>
+      </w:r>
+      <w:proofErr w:type="spellStart"/>
+      <w:r>
+        <w:t>SiNo</w:t>
+      </w:r>
+      <w:proofErr w:type="spellEnd"/>
+    </w:p>
+    <w:p>
+      <w:r>
+        <w:tab/>
+      </w:r>
+      <w:r>
+        <w:tab/>
+        <w:t>descuento &lt;- 0</w:t>
+      </w:r>
+    </w:p>
+    <w:p>
+      <w:r>
+        <w:tab/>
+      </w:r>
+      <w:proofErr w:type="spellStart"/>
+      <w:r>
+        <w:t>FinSi</w:t>
+      </w:r>
+      <w:proofErr w:type="spellEnd"/>
+    </w:p>
+    <w:p>
+      <w:r>
+        <w:tab/>
+      </w:r>
+    </w:p>
+    <w:p>
+      <w:r>
+        <w:tab/>
+        <w:t>// Calcular total</w:t>
+      </w:r>
+    </w:p>
+    <w:p>
+      <w:r>
+        <w:tab/>
+        <w:t>total &lt;- subtotal - descuento</w:t>
+      </w:r>
+    </w:p>
+    <w:p>
+      <w:r>
+        <w:tab/>
+      </w:r>
+    </w:p>
+    <w:p>
+      <w:r>
+        <w:tab/>
+        <w:t>// Solicitar dinero hasta que sea suficiente</w:t>
+      </w:r>
+    </w:p>
+    <w:p>
+      <w:r>
+        <w:tab/>
+        <w:t>Repetir</w:t>
+      </w:r>
+    </w:p>
+    <w:p>
+      <w:r>
+        <w:tab/>
+      </w:r>
+      <w:r>
+        <w:tab/>
+      </w:r>
+    </w:p>
+    <w:p>
+      <w:r>
+        <w:tab/>
+      </w:r>
+      <w:r>
+        <w:tab/>
+        <w:t>Escribir "Total a pagar: $", total</w:t>
+      </w:r>
+    </w:p>
+    <w:p>
+      <w:r>
+        <w:tab/>
+      </w:r>
+      <w:r>
+        <w:tab/>
+        <w:t>Escribir "Ingrese el dinero entregado:"</w:t>
+      </w:r>
+    </w:p>
+    <w:p>
+      <w:r>
+        <w:tab/>
+      </w:r>
+      <w:r>
+        <w:tab/>
+        <w:t>Leer dinero</w:t>
+      </w:r>
+    </w:p>
+    <w:p>
+      <w:r>
+        <w:tab/>
+      </w:r>
+      <w:r>
+        <w:tab/>
+      </w:r>
+    </w:p>
+    <w:p>
+      <w:r>
+        <w:lastRenderedPageBreak/>
+        <w:tab/>
+      </w:r>
+      <w:r>
+        <w:tab/>
+        <w:t>Si dinero &lt; total Entonces</w:t>
+      </w:r>
+    </w:p>
+    <w:p>
+      <w:r>
+        <w:tab/>
+      </w:r>
+      <w:r>
+        <w:tab/>
+      </w:r>
+      <w:r>
+        <w:tab/>
+        <w:t>Escribir "El dinero no cubre el pago."</w:t>
+      </w:r>
+    </w:p>
+    <w:p>
+      <w:r>
+        <w:tab/>
+      </w:r>
+      <w:r>
+        <w:tab/>
+      </w:r>
+      <w:r>
+        <w:tab/>
+        <w:t>Escribir "Falta: $", total - dinero</w:t>
+      </w:r>
+    </w:p>
+    <w:p>
+      <w:r>
+        <w:tab/>
+      </w:r>
+      <w:r>
+        <w:tab/>
+      </w:r>
+      <w:proofErr w:type="spellStart"/>
+      <w:r>
+        <w:t>FinSi</w:t>
+      </w:r>
+      <w:proofErr w:type="spellEnd"/>
+    </w:p>
+    <w:p>
+      <w:r>
+        <w:tab/>
+      </w:r>
+      <w:r>
+        <w:tab/>
+      </w:r>
+    </w:p>
+    <w:p>
+      <w:r>
+        <w:tab/>
+        <w:t>Hasta Que dinero &gt;= total</w:t>
+      </w:r>
+    </w:p>
+    <w:p>
+      <w:r>
+        <w:tab/>
+      </w:r>
+    </w:p>
+    <w:p>
+      <w:r>
+        <w:tab/>
+        <w:t>// Calcular cambio</w:t>
+      </w:r>
+    </w:p>
+    <w:p>
+      <w:r>
+        <w:tab/>
+        <w:t>cambio &lt;- dinero - total</w:t>
+      </w:r>
+    </w:p>
+    <w:p>
+      <w:r>
+        <w:tab/>
+      </w:r>
+    </w:p>
+    <w:p>
+      <w:r>
+        <w:tab/>
+        <w:t>// Mostrar factura</w:t>
       </w:r>
     </w:p>
     <w:p>
@@ -506,692 +1400,138 @@
     <w:p>
       <w:r>
         <w:tab/>
-        <w:t>Escribir "=== MENU DE LA CAFETERIA ==="</w:t>
-      </w:r>
-    </w:p>
-    <w:p>
-      <w:r>
-        <w:tab/>
-        <w:t>Escribir "1. Cafe                 $2.00"</w:t>
-      </w:r>
-    </w:p>
-    <w:p>
-      <w:r>
-        <w:tab/>
-        <w:t>Escribir "2. Sandwich             $5.00"</w:t>
-      </w:r>
-    </w:p>
-    <w:p>
-      <w:r>
-        <w:tab/>
-        <w:t>Escribir "3. Almuerzo             $8.00"</w:t>
-      </w:r>
-    </w:p>
-    <w:p>
-      <w:r>
-        <w:tab/>
-        <w:t>Escribir "4. Jugo                 $3.00"</w:t>
-      </w:r>
-    </w:p>
-    <w:p>
-      <w:r>
-        <w:tab/>
-        <w:t>Escribir "Elija un producto (1-4):"</w:t>
-      </w:r>
-    </w:p>
-    <w:p>
+        <w:t>Escribir "========================================"</w:t>
+      </w:r>
+    </w:p>
+    <w:p>
+      <w:r>
+        <w:tab/>
+        <w:t>Escribir "          FACTURA DE COMPRA"</w:t>
+      </w:r>
+    </w:p>
+    <w:p>
+      <w:r>
+        <w:tab/>
+        <w:t>Escribir "========================================"</w:t>
+      </w:r>
+    </w:p>
+    <w:p>
+      <w:r>
+        <w:tab/>
+        <w:t>Escribir "Cliente: ", nombre, " ", apellido</w:t>
+      </w:r>
+    </w:p>
+    <w:p>
+      <w:r>
+        <w:tab/>
+        <w:t xml:space="preserve">Escribir "Cedula: ", </w:t>
+      </w:r>
+      <w:proofErr w:type="spellStart"/>
+      <w:r>
+        <w:t>numeroCedula</w:t>
+      </w:r>
+      <w:proofErr w:type="spellEnd"/>
+    </w:p>
+    <w:p>
+      <w:r>
+        <w:tab/>
+        <w:t>Escribir "</w:t>
+      </w:r>
+      <w:proofErr w:type="spellStart"/>
+      <w:r>
+        <w:t>Telefono</w:t>
+      </w:r>
+      <w:proofErr w:type="spellEnd"/>
+      <w:r>
+        <w:t xml:space="preserve">: ", </w:t>
+      </w:r>
+      <w:proofErr w:type="spellStart"/>
+      <w:r>
+        <w:t>numeroTelefono</w:t>
+      </w:r>
+      <w:proofErr w:type="spellEnd"/>
+    </w:p>
+    <w:p>
+      <w:r>
+        <w:tab/>
+        <w:t xml:space="preserve">Escribir "Producto: ", </w:t>
+      </w:r>
+      <w:proofErr w:type="spellStart"/>
+      <w:r>
+        <w:t>nombreProducto</w:t>
+      </w:r>
+      <w:proofErr w:type="spellEnd"/>
+    </w:p>
+    <w:p>
+      <w:r>
+        <w:tab/>
+        <w:t xml:space="preserve">Escribir "Cantidad: ", </w:t>
+      </w:r>
+      <w:proofErr w:type="spellStart"/>
+      <w:r>
+        <w:t>cantidadProducto</w:t>
+      </w:r>
+      <w:proofErr w:type="spellEnd"/>
+    </w:p>
+    <w:p>
+      <w:r>
+        <w:tab/>
+        <w:t xml:space="preserve">Escribir "Precio unitario: $", </w:t>
+      </w:r>
+      <w:proofErr w:type="spellStart"/>
+      <w:r>
+        <w:t>precioProducto</w:t>
+      </w:r>
+      <w:proofErr w:type="spellEnd"/>
+    </w:p>
+    <w:p>
+      <w:r>
+        <w:tab/>
+        <w:t>Escribir "Subtotal: $", subtotal</w:t>
+      </w:r>
+    </w:p>
+    <w:p>
+      <w:r>
+        <w:tab/>
+        <w:t>Escribir "Descuento: $", descuento</w:t>
+      </w:r>
+    </w:p>
+    <w:p>
+      <w:r>
+        <w:tab/>
+        <w:t>Escribir "Total a pagar: $", total</w:t>
+      </w:r>
+    </w:p>
+    <w:p>
+      <w:r>
+        <w:tab/>
+        <w:t>Escribir "Dinero entregado: $", dinero</w:t>
+      </w:r>
+    </w:p>
+    <w:p>
+      <w:r>
+        <w:tab/>
+        <w:t>Escribir "Cambio: $", cambio</w:t>
+      </w:r>
+    </w:p>
+    <w:p>
+      <w:r>
+        <w:tab/>
+        <w:t>Escribir "========================================"</w:t>
+      </w:r>
+    </w:p>
+    <w:p>
+      <w:r>
+        <w:tab/>
+      </w:r>
+    </w:p>
+    <w:p>
+      <w:proofErr w:type="spellStart"/>
       <w:r>
         <w:lastRenderedPageBreak/>
-        <w:tab/>
-        <w:t>Leer opcionProducto</w:t>
-      </w:r>
-    </w:p>
-    <w:p>
-      <w:r>
-        <w:tab/>
-      </w:r>
-    </w:p>
-    <w:p>
-      <w:r>
-        <w:tab/>
-        <w:t>Segun opcionProducto Hacer</w:t>
-      </w:r>
-    </w:p>
-    <w:p>
-      <w:r>
-        <w:tab/>
-      </w:r>
-      <w:r>
-        <w:tab/>
-      </w:r>
-    </w:p>
-    <w:p>
-      <w:r>
-        <w:tab/>
-      </w:r>
-      <w:r>
-        <w:tab/>
-        <w:t>1:</w:t>
-      </w:r>
-    </w:p>
-    <w:p>
-      <w:r>
-        <w:tab/>
-      </w:r>
-      <w:r>
-        <w:tab/>
-      </w:r>
-      <w:r>
-        <w:tab/>
-        <w:t>nombreProducto &lt;- "Cafe"</w:t>
-      </w:r>
-    </w:p>
-    <w:p>
-      <w:r>
-        <w:tab/>
-      </w:r>
-      <w:r>
-        <w:tab/>
-      </w:r>
-      <w:r>
-        <w:tab/>
-        <w:t>precioProducto &lt;- 2.00</w:t>
-      </w:r>
-    </w:p>
-    <w:p>
-      <w:r>
-        <w:tab/>
-      </w:r>
-      <w:r>
-        <w:tab/>
-      </w:r>
-      <w:r>
-        <w:tab/>
-      </w:r>
-    </w:p>
-    <w:p>
-      <w:r>
-        <w:tab/>
-      </w:r>
-      <w:r>
-        <w:tab/>
-        <w:t>2:</w:t>
-      </w:r>
-    </w:p>
-    <w:p>
-      <w:r>
-        <w:tab/>
-      </w:r>
-      <w:r>
-        <w:tab/>
-      </w:r>
-      <w:r>
-        <w:tab/>
-        <w:t>nombreProducto &lt;- "Sandwich"</w:t>
-      </w:r>
-    </w:p>
-    <w:p>
-      <w:r>
-        <w:tab/>
-      </w:r>
-      <w:r>
-        <w:tab/>
-      </w:r>
-      <w:r>
-        <w:tab/>
-        <w:t>precioProducto &lt;- 5.00</w:t>
-      </w:r>
-    </w:p>
-    <w:p>
-      <w:r>
-        <w:tab/>
-      </w:r>
-      <w:r>
-        <w:tab/>
-      </w:r>
-      <w:r>
-        <w:tab/>
-      </w:r>
-    </w:p>
-    <w:p>
-      <w:r>
-        <w:tab/>
-      </w:r>
-      <w:r>
-        <w:tab/>
-        <w:t>3:</w:t>
-      </w:r>
-    </w:p>
-    <w:p>
-      <w:r>
-        <w:tab/>
-      </w:r>
-      <w:r>
-        <w:tab/>
-      </w:r>
-      <w:r>
-        <w:tab/>
-        <w:t>nombreProducto &lt;- "Almuerzo"</w:t>
-      </w:r>
-    </w:p>
-    <w:p>
-      <w:r>
-        <w:tab/>
-      </w:r>
-      <w:r>
-        <w:tab/>
-      </w:r>
-      <w:r>
-        <w:tab/>
-        <w:t>precioProducto &lt;- 8.00</w:t>
-      </w:r>
-    </w:p>
-    <w:p>
-      <w:r>
-        <w:tab/>
-      </w:r>
-      <w:r>
-        <w:tab/>
-      </w:r>
-      <w:r>
-        <w:tab/>
-      </w:r>
-    </w:p>
-    <w:p>
-      <w:r>
-        <w:tab/>
-      </w:r>
-      <w:r>
-        <w:tab/>
-        <w:t>4:</w:t>
-      </w:r>
-    </w:p>
-    <w:p>
-      <w:r>
-        <w:tab/>
-      </w:r>
-      <w:r>
-        <w:tab/>
-      </w:r>
-      <w:r>
-        <w:tab/>
-        <w:t>nombreProducto &lt;- "Jugo"</w:t>
-      </w:r>
-    </w:p>
-    <w:p>
-      <w:r>
-        <w:tab/>
-      </w:r>
-      <w:r>
-        <w:tab/>
-      </w:r>
-      <w:r>
-        <w:tab/>
-        <w:t>precioProducto &lt;- 3.00</w:t>
-      </w:r>
-    </w:p>
-    <w:p>
-      <w:r>
-        <w:tab/>
-      </w:r>
-      <w:r>
-        <w:tab/>
-      </w:r>
-      <w:r>
-        <w:tab/>
-      </w:r>
-    </w:p>
-    <w:p>
-      <w:r>
-        <w:tab/>
-      </w:r>
-      <w:r>
-        <w:tab/>
-        <w:t>De Otro Modo:</w:t>
-      </w:r>
-    </w:p>
-    <w:p>
-      <w:r>
-        <w:tab/>
-      </w:r>
-      <w:r>
-        <w:tab/>
-      </w:r>
-      <w:r>
-        <w:tab/>
-        <w:t>Escribir "Opcion no valida."</w:t>
-      </w:r>
-    </w:p>
-    <w:p>
-      <w:r>
-        <w:tab/>
-      </w:r>
-      <w:r>
-        <w:tab/>
-      </w:r>
-      <w:r>
-        <w:tab/>
-      </w:r>
-    </w:p>
-    <w:p>
-      <w:r>
-        <w:tab/>
-        <w:t>FinSegun</w:t>
-      </w:r>
-    </w:p>
-    <w:p>
-      <w:r>
-        <w:tab/>
-      </w:r>
-    </w:p>
-    <w:p>
-      <w:r>
-        <w:tab/>
-        <w:t>Repetir</w:t>
-      </w:r>
-    </w:p>
-    <w:p>
-      <w:r>
-        <w:tab/>
-      </w:r>
-      <w:r>
-        <w:tab/>
-        <w:t>Escribir "Ingrese la cantidad que desea comprar:"</w:t>
-      </w:r>
-    </w:p>
-    <w:p>
-      <w:r>
-        <w:tab/>
-      </w:r>
-      <w:r>
-        <w:tab/>
-        <w:t>Leer cantidadProducto</w:t>
-      </w:r>
-    </w:p>
-    <w:p>
-      <w:r>
-        <w:lastRenderedPageBreak/>
-        <w:tab/>
-      </w:r>
-      <w:r>
-        <w:tab/>
-      </w:r>
-    </w:p>
-    <w:p>
-      <w:r>
-        <w:tab/>
-      </w:r>
-      <w:r>
-        <w:tab/>
-        <w:t>Si cantidadProducto &lt;= 0 Entonces</w:t>
-      </w:r>
-    </w:p>
-    <w:p>
-      <w:r>
-        <w:tab/>
-      </w:r>
-      <w:r>
-        <w:tab/>
-      </w:r>
-      <w:r>
-        <w:tab/>
-        <w:t>Escribir "La cantidad debe ser mayor que cero."</w:t>
-      </w:r>
-    </w:p>
-    <w:p>
-      <w:r>
-        <w:tab/>
-      </w:r>
-      <w:r>
-        <w:tab/>
-        <w:t>FinSi</w:t>
-      </w:r>
-    </w:p>
-    <w:p>
-      <w:r>
-        <w:tab/>
-      </w:r>
-      <w:r>
-        <w:tab/>
-      </w:r>
-    </w:p>
-    <w:p>
-      <w:r>
-        <w:tab/>
-        <w:t>Hasta Que cantidadProducto &gt; 0</w:t>
-      </w:r>
-    </w:p>
-    <w:p>
-      <w:r>
-        <w:tab/>
-      </w:r>
-    </w:p>
-    <w:p>
-      <w:r>
-        <w:tab/>
-        <w:t>// Calcular subtotal</w:t>
-      </w:r>
-    </w:p>
-    <w:p>
-      <w:r>
-        <w:tab/>
-        <w:t>subtotal &lt;- cantidadProducto * precioProducto</w:t>
-      </w:r>
-    </w:p>
-    <w:p>
-      <w:r>
-        <w:tab/>
-      </w:r>
-    </w:p>
-    <w:p>
-      <w:r>
-        <w:tab/>
-        <w:t>// Aplicar descuento del 10% si el subtotal es mayor o igual a $10</w:t>
-      </w:r>
-    </w:p>
-    <w:p>
-      <w:r>
-        <w:tab/>
-        <w:t>Si subtotal &gt;= 10 Entonces</w:t>
-      </w:r>
-    </w:p>
-    <w:p>
-      <w:r>
-        <w:tab/>
-      </w:r>
-      <w:r>
-        <w:tab/>
-        <w:t>descuento &lt;- subtotal * 0.10</w:t>
-      </w:r>
-    </w:p>
-    <w:p>
-      <w:r>
-        <w:tab/>
-        <w:t>SiNo</w:t>
-      </w:r>
-    </w:p>
-    <w:p>
-      <w:r>
-        <w:tab/>
-      </w:r>
-      <w:r>
-        <w:tab/>
-        <w:t>descuento &lt;- 0</w:t>
-      </w:r>
-    </w:p>
-    <w:p>
-      <w:r>
-        <w:tab/>
-        <w:t>FinSi</w:t>
-      </w:r>
-    </w:p>
-    <w:p>
-      <w:r>
-        <w:tab/>
-      </w:r>
-    </w:p>
-    <w:p>
-      <w:r>
-        <w:tab/>
-        <w:t>// Calcular total</w:t>
-      </w:r>
-    </w:p>
-    <w:p>
-      <w:r>
-        <w:tab/>
-        <w:t>total &lt;- subtotal - descuento</w:t>
-      </w:r>
-    </w:p>
-    <w:p>
-      <w:r>
-        <w:tab/>
-      </w:r>
-    </w:p>
-    <w:p>
-      <w:r>
-        <w:tab/>
-        <w:t>// Solicitar dinero hasta que sea suficiente</w:t>
-      </w:r>
-    </w:p>
-    <w:p>
-      <w:r>
-        <w:tab/>
-        <w:t>Repetir</w:t>
-      </w:r>
-    </w:p>
-    <w:p>
-      <w:r>
-        <w:tab/>
-      </w:r>
-      <w:r>
-        <w:tab/>
-      </w:r>
-    </w:p>
-    <w:p>
-      <w:r>
-        <w:tab/>
-      </w:r>
-      <w:r>
-        <w:tab/>
-        <w:t>Escribir "Total a pagar: $", total</w:t>
-      </w:r>
-    </w:p>
-    <w:p>
-      <w:r>
-        <w:tab/>
-      </w:r>
-      <w:r>
-        <w:tab/>
-        <w:t>Escribir "Ingrese el dinero entregado:"</w:t>
-      </w:r>
-    </w:p>
-    <w:p>
-      <w:r>
-        <w:tab/>
-      </w:r>
-      <w:r>
-        <w:tab/>
-        <w:t>Leer dinero</w:t>
-      </w:r>
-    </w:p>
-    <w:p>
-      <w:r>
-        <w:tab/>
-      </w:r>
-      <w:r>
-        <w:tab/>
-      </w:r>
-    </w:p>
-    <w:p>
-      <w:r>
-        <w:tab/>
-      </w:r>
-      <w:r>
-        <w:tab/>
-        <w:t>Si dinero &lt; total Entonces</w:t>
-      </w:r>
-    </w:p>
-    <w:p>
-      <w:r>
-        <w:lastRenderedPageBreak/>
-        <w:tab/>
-      </w:r>
-      <w:r>
-        <w:tab/>
-      </w:r>
-      <w:r>
-        <w:tab/>
-        <w:t>Escribir "El dinero no cubre el pago."</w:t>
-      </w:r>
-    </w:p>
-    <w:p>
-      <w:r>
-        <w:tab/>
-      </w:r>
-      <w:r>
-        <w:tab/>
-      </w:r>
-      <w:r>
-        <w:tab/>
-        <w:t>Escribir "Falta: $", total - dinero</w:t>
-      </w:r>
-    </w:p>
-    <w:p>
-      <w:r>
-        <w:tab/>
-      </w:r>
-      <w:r>
-        <w:tab/>
-        <w:t>FinSi</w:t>
-      </w:r>
-    </w:p>
-    <w:p>
-      <w:r>
-        <w:tab/>
-      </w:r>
-      <w:r>
-        <w:tab/>
-      </w:r>
-    </w:p>
-    <w:p>
-      <w:r>
-        <w:tab/>
-        <w:t>Hasta Que dinero &gt;= total</w:t>
-      </w:r>
-    </w:p>
-    <w:p>
-      <w:r>
-        <w:tab/>
-      </w:r>
-    </w:p>
-    <w:p>
-      <w:r>
-        <w:tab/>
-        <w:t>// Calcular cambio</w:t>
-      </w:r>
-    </w:p>
-    <w:p>
-      <w:r>
-        <w:tab/>
-        <w:t>cambio &lt;- dinero - total</w:t>
-      </w:r>
-    </w:p>
-    <w:p>
-      <w:r>
-        <w:tab/>
-      </w:r>
-    </w:p>
-    <w:p>
-      <w:r>
-        <w:tab/>
-        <w:t>// Mostrar factura</w:t>
-      </w:r>
-    </w:p>
-    <w:p>
-      <w:r>
-        <w:tab/>
-        <w:t>Escribir ""</w:t>
-      </w:r>
-    </w:p>
-    <w:p>
-      <w:r>
-        <w:tab/>
-        <w:t>Escribir "========================================"</w:t>
-      </w:r>
-    </w:p>
-    <w:p>
-      <w:r>
-        <w:tab/>
-        <w:t>Escribir "          FACTURA DE COMPRA"</w:t>
-      </w:r>
-    </w:p>
-    <w:p>
-      <w:r>
-        <w:tab/>
-        <w:t>Escribir "========================================"</w:t>
-      </w:r>
-    </w:p>
-    <w:p>
-      <w:r>
-        <w:tab/>
-        <w:t>Escribir "Cliente: ", nombre, " ", apellido</w:t>
-      </w:r>
-    </w:p>
-    <w:p>
-      <w:r>
-        <w:tab/>
-        <w:t>Escribir "Cedula: ", numeroCedula</w:t>
-      </w:r>
-    </w:p>
-    <w:p>
-      <w:r>
-        <w:tab/>
-        <w:t>Escribir "Telefono: ", numeroTelefono</w:t>
-      </w:r>
-    </w:p>
-    <w:p>
-      <w:r>
-        <w:tab/>
-        <w:t>Escribir "Producto: ", nombreProducto</w:t>
-      </w:r>
-    </w:p>
-    <w:p>
-      <w:r>
-        <w:tab/>
-        <w:t>Escribir "Cantidad: ", cantidadProducto</w:t>
-      </w:r>
-    </w:p>
-    <w:p>
-      <w:r>
-        <w:tab/>
-        <w:t>Escribir "Precio unitario: $", precioProducto</w:t>
-      </w:r>
-    </w:p>
-    <w:p>
-      <w:r>
-        <w:tab/>
-        <w:t>Escribir "Subtotal: $", subtotal</w:t>
-      </w:r>
-    </w:p>
-    <w:p>
-      <w:r>
-        <w:tab/>
-        <w:t>Escribir "Descuento: $", descuento</w:t>
-      </w:r>
-    </w:p>
-    <w:p>
-      <w:r>
-        <w:tab/>
-        <w:t>Escribir "Total a pagar: $", total</w:t>
-      </w:r>
-    </w:p>
-    <w:p>
-      <w:r>
-        <w:tab/>
-        <w:t>Escribir "Dinero entregado: $", dinero</w:t>
-      </w:r>
-    </w:p>
-    <w:p>
-      <w:r>
-        <w:tab/>
-        <w:t>Escribir "Cambio: $", cambio</w:t>
-      </w:r>
-    </w:p>
-    <w:p>
-      <w:r>
-        <w:tab/>
-        <w:t>Escribir "========================================"</w:t>
-      </w:r>
-    </w:p>
-    <w:p>
-      <w:r>
-        <w:tab/>
-      </w:r>
-    </w:p>
-    <w:p>
-      <w:r>
         <w:t>FinAlgoritmo</w:t>
       </w:r>
+      <w:proofErr w:type="spellEnd"/>
     </w:p>
     <w:p>
       <w:r>
@@ -1200,7 +1540,6 @@
           <w:bCs/>
           <w:lang w:val="es-ES"/>
         </w:rPr>
-        <w:lastRenderedPageBreak/>
         <w:t>3.PRUEBA DE ESCRITOTIO </w:t>
       </w:r>
       <w:r>
@@ -1209,36 +1548,25 @@
     </w:p>
     <w:tbl>
       <w:tblPr>
+        <w:tblStyle w:val="Tablaconcuadrcula"/>
         <w:tblW w:w="0" w:type="auto"/>
-        <w:tblCellSpacing w:w="15" w:type="dxa"/>
-        <w:tblCellMar>
-          <w:top w:w="15" w:type="dxa"/>
-          <w:left w:w="15" w:type="dxa"/>
-          <w:bottom w:w="15" w:type="dxa"/>
-          <w:right w:w="15" w:type="dxa"/>
-        </w:tblCellMar>
         <w:tblLook w:val="04A0" w:firstRow="1" w:lastRow="0" w:firstColumn="1" w:lastColumn="0" w:noHBand="0" w:noVBand="1"/>
       </w:tblPr>
       <w:tblGrid>
-        <w:gridCol w:w="542"/>
-        <w:gridCol w:w="2146"/>
-        <w:gridCol w:w="949"/>
-        <w:gridCol w:w="680"/>
-        <w:gridCol w:w="899"/>
-        <w:gridCol w:w="1115"/>
-        <w:gridCol w:w="608"/>
+        <w:gridCol w:w="656"/>
+        <w:gridCol w:w="1264"/>
+        <w:gridCol w:w="1052"/>
+        <w:gridCol w:w="799"/>
+        <w:gridCol w:w="1005"/>
+        <w:gridCol w:w="1209"/>
         <w:gridCol w:w="732"/>
-        <w:gridCol w:w="833"/>
+        <w:gridCol w:w="848"/>
+        <w:gridCol w:w="929"/>
       </w:tblGrid>
       <w:tr>
-        <w:trPr>
-          <w:tblHeader/>
-          <w:tblCellSpacing w:w="15" w:type="dxa"/>
-        </w:trPr>
-        <w:tc>
-          <w:tcPr>
-            <w:tcW w:w="0" w:type="auto"/>
-            <w:vAlign w:val="center"/>
+        <w:tc>
+          <w:tcPr>
+            <w:tcW w:w="0" w:type="auto"/>
             <w:hideMark/>
           </w:tcPr>
           <w:p>
@@ -1260,7 +1588,6 @@
         <w:tc>
           <w:tcPr>
             <w:tcW w:w="0" w:type="auto"/>
-            <w:vAlign w:val="center"/>
             <w:hideMark/>
           </w:tcPr>
           <w:p>
@@ -1282,7 +1609,6 @@
         <w:tc>
           <w:tcPr>
             <w:tcW w:w="0" w:type="auto"/>
-            <w:vAlign w:val="center"/>
             <w:hideMark/>
           </w:tcPr>
           <w:p>
@@ -1304,7 +1630,6 @@
         <w:tc>
           <w:tcPr>
             <w:tcW w:w="0" w:type="auto"/>
-            <w:vAlign w:val="center"/>
             <w:hideMark/>
           </w:tcPr>
           <w:p>
@@ -1326,7 +1651,6 @@
         <w:tc>
           <w:tcPr>
             <w:tcW w:w="0" w:type="auto"/>
-            <w:vAlign w:val="center"/>
             <w:hideMark/>
           </w:tcPr>
           <w:p>
@@ -1348,7 +1672,6 @@
         <w:tc>
           <w:tcPr>
             <w:tcW w:w="0" w:type="auto"/>
-            <w:vAlign w:val="center"/>
             <w:hideMark/>
           </w:tcPr>
           <w:p>
@@ -1370,7 +1693,6 @@
         <w:tc>
           <w:tcPr>
             <w:tcW w:w="0" w:type="auto"/>
-            <w:vAlign w:val="center"/>
             <w:hideMark/>
           </w:tcPr>
           <w:p>
@@ -1392,7 +1714,6 @@
         <w:tc>
           <w:tcPr>
             <w:tcW w:w="0" w:type="auto"/>
-            <w:vAlign w:val="center"/>
             <w:hideMark/>
           </w:tcPr>
           <w:p>
@@ -1414,7 +1735,6 @@
         <w:tc>
           <w:tcPr>
             <w:tcW w:w="0" w:type="auto"/>
-            <w:vAlign w:val="center"/>
             <w:hideMark/>
           </w:tcPr>
           <w:p>
@@ -1435,13 +1755,9 @@
         </w:tc>
       </w:tr>
       <w:tr>
-        <w:trPr>
-          <w:tblCellSpacing w:w="15" w:type="dxa"/>
-        </w:trPr>
-        <w:tc>
-          <w:tcPr>
-            <w:tcW w:w="0" w:type="auto"/>
-            <w:vAlign w:val="center"/>
+        <w:tc>
+          <w:tcPr>
+            <w:tcW w:w="0" w:type="auto"/>
             <w:hideMark/>
           </w:tcPr>
           <w:p>
@@ -1453,7 +1769,6 @@
         <w:tc>
           <w:tcPr>
             <w:tcW w:w="0" w:type="auto"/>
-            <w:vAlign w:val="center"/>
             <w:hideMark/>
           </w:tcPr>
           <w:p>
@@ -1465,7 +1780,6 @@
         <w:tc>
           <w:tcPr>
             <w:tcW w:w="0" w:type="auto"/>
-            <w:vAlign w:val="center"/>
             <w:hideMark/>
           </w:tcPr>
           <w:p>
@@ -1477,7 +1791,6 @@
         <w:tc>
           <w:tcPr>
             <w:tcW w:w="0" w:type="auto"/>
-            <w:vAlign w:val="center"/>
             <w:hideMark/>
           </w:tcPr>
           <w:p>
@@ -1489,7 +1802,6 @@
         <w:tc>
           <w:tcPr>
             <w:tcW w:w="0" w:type="auto"/>
-            <w:vAlign w:val="center"/>
             <w:hideMark/>
           </w:tcPr>
           <w:p>
@@ -1501,7 +1813,6 @@
         <w:tc>
           <w:tcPr>
             <w:tcW w:w="0" w:type="auto"/>
-            <w:vAlign w:val="center"/>
             <w:hideMark/>
           </w:tcPr>
           <w:p>
@@ -1513,7 +1824,6 @@
         <w:tc>
           <w:tcPr>
             <w:tcW w:w="0" w:type="auto"/>
-            <w:vAlign w:val="center"/>
             <w:hideMark/>
           </w:tcPr>
           <w:p>
@@ -1525,7 +1835,6 @@
         <w:tc>
           <w:tcPr>
             <w:tcW w:w="0" w:type="auto"/>
-            <w:vAlign w:val="center"/>
             <w:hideMark/>
           </w:tcPr>
           <w:p>
@@ -1537,7 +1846,6 @@
         <w:tc>
           <w:tcPr>
             <w:tcW w:w="0" w:type="auto"/>
-            <w:vAlign w:val="center"/>
             <w:hideMark/>
           </w:tcPr>
           <w:p>
@@ -1548,13 +1856,9 @@
         </w:tc>
       </w:tr>
       <w:tr>
-        <w:trPr>
-          <w:tblCellSpacing w:w="15" w:type="dxa"/>
-        </w:trPr>
-        <w:tc>
-          <w:tcPr>
-            <w:tcW w:w="0" w:type="auto"/>
-            <w:vAlign w:val="center"/>
+        <w:tc>
+          <w:tcPr>
+            <w:tcW w:w="0" w:type="auto"/>
             <w:hideMark/>
           </w:tcPr>
           <w:p>
@@ -1566,7 +1870,6 @@
         <w:tc>
           <w:tcPr>
             <w:tcW w:w="0" w:type="auto"/>
-            <w:vAlign w:val="center"/>
             <w:hideMark/>
           </w:tcPr>
           <w:p>
@@ -1578,7 +1881,6 @@
         <w:tc>
           <w:tcPr>
             <w:tcW w:w="0" w:type="auto"/>
-            <w:vAlign w:val="center"/>
             <w:hideMark/>
           </w:tcPr>
           <w:p>
@@ -1590,7 +1892,6 @@
         <w:tc>
           <w:tcPr>
             <w:tcW w:w="0" w:type="auto"/>
-            <w:vAlign w:val="center"/>
             <w:hideMark/>
           </w:tcPr>
           <w:p>
@@ -1602,7 +1903,6 @@
         <w:tc>
           <w:tcPr>
             <w:tcW w:w="0" w:type="auto"/>
-            <w:vAlign w:val="center"/>
             <w:hideMark/>
           </w:tcPr>
           <w:p>
@@ -1614,7 +1914,6 @@
         <w:tc>
           <w:tcPr>
             <w:tcW w:w="0" w:type="auto"/>
-            <w:vAlign w:val="center"/>
             <w:hideMark/>
           </w:tcPr>
           <w:p>
@@ -1626,7 +1925,6 @@
         <w:tc>
           <w:tcPr>
             <w:tcW w:w="0" w:type="auto"/>
-            <w:vAlign w:val="center"/>
             <w:hideMark/>
           </w:tcPr>
           <w:p>
@@ -1638,7 +1936,6 @@
         <w:tc>
           <w:tcPr>
             <w:tcW w:w="0" w:type="auto"/>
-            <w:vAlign w:val="center"/>
             <w:hideMark/>
           </w:tcPr>
           <w:p>
@@ -1650,7 +1947,6 @@
         <w:tc>
           <w:tcPr>
             <w:tcW w:w="0" w:type="auto"/>
-            <w:vAlign w:val="center"/>
             <w:hideMark/>
           </w:tcPr>
           <w:p>
@@ -1661,13 +1957,9 @@
         </w:tc>
       </w:tr>
       <w:tr>
-        <w:trPr>
-          <w:tblCellSpacing w:w="15" w:type="dxa"/>
-        </w:trPr>
-        <w:tc>
-          <w:tcPr>
-            <w:tcW w:w="0" w:type="auto"/>
-            <w:vAlign w:val="center"/>
+        <w:tc>
+          <w:tcPr>
+            <w:tcW w:w="0" w:type="auto"/>
             <w:hideMark/>
           </w:tcPr>
           <w:p>
@@ -1679,7 +1971,6 @@
         <w:tc>
           <w:tcPr>
             <w:tcW w:w="0" w:type="auto"/>
-            <w:vAlign w:val="center"/>
             <w:hideMark/>
           </w:tcPr>
           <w:p>
@@ -1691,7 +1982,6 @@
         <w:tc>
           <w:tcPr>
             <w:tcW w:w="0" w:type="auto"/>
-            <w:vAlign w:val="center"/>
             <w:hideMark/>
           </w:tcPr>
           <w:p>
@@ -1703,7 +1993,6 @@
         <w:tc>
           <w:tcPr>
             <w:tcW w:w="0" w:type="auto"/>
-            <w:vAlign w:val="center"/>
             <w:hideMark/>
           </w:tcPr>
           <w:p>
@@ -1715,7 +2004,6 @@
         <w:tc>
           <w:tcPr>
             <w:tcW w:w="0" w:type="auto"/>
-            <w:vAlign w:val="center"/>
             <w:hideMark/>
           </w:tcPr>
           <w:p>
@@ -1727,7 +2015,6 @@
         <w:tc>
           <w:tcPr>
             <w:tcW w:w="0" w:type="auto"/>
-            <w:vAlign w:val="center"/>
             <w:hideMark/>
           </w:tcPr>
           <w:p>
@@ -1739,7 +2026,6 @@
         <w:tc>
           <w:tcPr>
             <w:tcW w:w="0" w:type="auto"/>
-            <w:vAlign w:val="center"/>
             <w:hideMark/>
           </w:tcPr>
           <w:p>
@@ -1751,7 +2037,6 @@
         <w:tc>
           <w:tcPr>
             <w:tcW w:w="0" w:type="auto"/>
-            <w:vAlign w:val="center"/>
             <w:hideMark/>
           </w:tcPr>
           <w:p>
@@ -1763,7 +2048,6 @@
         <w:tc>
           <w:tcPr>
             <w:tcW w:w="0" w:type="auto"/>
-            <w:vAlign w:val="center"/>
             <w:hideMark/>
           </w:tcPr>
           <w:p>
@@ -1774,13 +2058,9 @@
         </w:tc>
       </w:tr>
       <w:tr>
-        <w:trPr>
-          <w:tblCellSpacing w:w="15" w:type="dxa"/>
-        </w:trPr>
-        <w:tc>
-          <w:tcPr>
-            <w:tcW w:w="0" w:type="auto"/>
-            <w:vAlign w:val="center"/>
+        <w:tc>
+          <w:tcPr>
+            <w:tcW w:w="0" w:type="auto"/>
             <w:hideMark/>
           </w:tcPr>
           <w:p>
@@ -1792,7 +2072,6 @@
         <w:tc>
           <w:tcPr>
             <w:tcW w:w="0" w:type="auto"/>
-            <w:vAlign w:val="center"/>
             <w:hideMark/>
           </w:tcPr>
           <w:p>
@@ -1804,7 +2083,6 @@
         <w:tc>
           <w:tcPr>
             <w:tcW w:w="0" w:type="auto"/>
-            <w:vAlign w:val="center"/>
             <w:hideMark/>
           </w:tcPr>
           <w:p>
@@ -1816,7 +2094,6 @@
         <w:tc>
           <w:tcPr>
             <w:tcW w:w="0" w:type="auto"/>
-            <w:vAlign w:val="center"/>
             <w:hideMark/>
           </w:tcPr>
           <w:p>
@@ -1828,7 +2105,6 @@
         <w:tc>
           <w:tcPr>
             <w:tcW w:w="0" w:type="auto"/>
-            <w:vAlign w:val="center"/>
             <w:hideMark/>
           </w:tcPr>
           <w:p>
@@ -1840,7 +2116,6 @@
         <w:tc>
           <w:tcPr>
             <w:tcW w:w="0" w:type="auto"/>
-            <w:vAlign w:val="center"/>
             <w:hideMark/>
           </w:tcPr>
           <w:p>
@@ -1852,7 +2127,6 @@
         <w:tc>
           <w:tcPr>
             <w:tcW w:w="0" w:type="auto"/>
-            <w:vAlign w:val="center"/>
             <w:hideMark/>
           </w:tcPr>
           <w:p>
@@ -1864,7 +2138,6 @@
         <w:tc>
           <w:tcPr>
             <w:tcW w:w="0" w:type="auto"/>
-            <w:vAlign w:val="center"/>
             <w:hideMark/>
           </w:tcPr>
           <w:p>
@@ -1876,7 +2149,6 @@
         <w:tc>
           <w:tcPr>
             <w:tcW w:w="0" w:type="auto"/>
-            <w:vAlign w:val="center"/>
             <w:hideMark/>
           </w:tcPr>
           <w:p>
@@ -1887,13 +2159,9 @@
         </w:tc>
       </w:tr>
       <w:tr>
-        <w:trPr>
-          <w:tblCellSpacing w:w="15" w:type="dxa"/>
-        </w:trPr>
-        <w:tc>
-          <w:tcPr>
-            <w:tcW w:w="0" w:type="auto"/>
-            <w:vAlign w:val="center"/>
+        <w:tc>
+          <w:tcPr>
+            <w:tcW w:w="0" w:type="auto"/>
             <w:hideMark/>
           </w:tcPr>
           <w:p>
@@ -1905,7 +2173,6 @@
         <w:tc>
           <w:tcPr>
             <w:tcW w:w="0" w:type="auto"/>
-            <w:vAlign w:val="center"/>
             <w:hideMark/>
           </w:tcPr>
           <w:p>
@@ -1917,7 +2184,6 @@
         <w:tc>
           <w:tcPr>
             <w:tcW w:w="0" w:type="auto"/>
-            <w:vAlign w:val="center"/>
             <w:hideMark/>
           </w:tcPr>
           <w:p>
@@ -1929,7 +2195,6 @@
         <w:tc>
           <w:tcPr>
             <w:tcW w:w="0" w:type="auto"/>
-            <w:vAlign w:val="center"/>
             <w:hideMark/>
           </w:tcPr>
           <w:p>
@@ -1941,7 +2206,6 @@
         <w:tc>
           <w:tcPr>
             <w:tcW w:w="0" w:type="auto"/>
-            <w:vAlign w:val="center"/>
             <w:hideMark/>
           </w:tcPr>
           <w:p>
@@ -1953,7 +2217,6 @@
         <w:tc>
           <w:tcPr>
             <w:tcW w:w="0" w:type="auto"/>
-            <w:vAlign w:val="center"/>
             <w:hideMark/>
           </w:tcPr>
           <w:p>
@@ -1965,7 +2228,6 @@
         <w:tc>
           <w:tcPr>
             <w:tcW w:w="0" w:type="auto"/>
-            <w:vAlign w:val="center"/>
             <w:hideMark/>
           </w:tcPr>
           <w:p>
@@ -1977,7 +2239,6 @@
         <w:tc>
           <w:tcPr>
             <w:tcW w:w="0" w:type="auto"/>
-            <w:vAlign w:val="center"/>
             <w:hideMark/>
           </w:tcPr>
           <w:p>
@@ -1989,12 +2250,703 @@
         <w:tc>
           <w:tcPr>
             <w:tcW w:w="0" w:type="auto"/>
-            <w:vAlign w:val="center"/>
             <w:hideMark/>
           </w:tcPr>
           <w:p>
             <w:r>
               <w:t>5.60</w:t>
+            </w:r>
+          </w:p>
+        </w:tc>
+      </w:tr>
+    </w:tbl>
+    <w:p/>
+    <w:tbl>
+      <w:tblPr>
+        <w:tblStyle w:val="Tablaconcuadrcula"/>
+        <w:tblW w:w="0" w:type="auto"/>
+        <w:tblLook w:val="04A0" w:firstRow="1" w:lastRow="0" w:firstColumn="1" w:lastColumn="0" w:noHBand="0" w:noVBand="1"/>
+      </w:tblPr>
+      <w:tblGrid>
+        <w:gridCol w:w="1944"/>
+        <w:gridCol w:w="1579"/>
+        <w:gridCol w:w="4971"/>
+      </w:tblGrid>
+      <w:tr>
+        <w:tc>
+          <w:tcPr>
+            <w:tcW w:w="0" w:type="auto"/>
+            <w:hideMark/>
+          </w:tcPr>
+          <w:p>
+            <w:pPr>
+              <w:spacing w:after="160" w:line="278" w:lineRule="auto"/>
+              <w:rPr>
+                <w:b/>
+                <w:bCs/>
+              </w:rPr>
+            </w:pPr>
+            <w:r>
+              <w:rPr>
+                <w:b/>
+                <w:bCs/>
+              </w:rPr>
+              <w:t>Variable</w:t>
+            </w:r>
+          </w:p>
+        </w:tc>
+        <w:tc>
+          <w:tcPr>
+            <w:tcW w:w="0" w:type="auto"/>
+            <w:hideMark/>
+          </w:tcPr>
+          <w:p>
+            <w:pPr>
+              <w:spacing w:after="160" w:line="278" w:lineRule="auto"/>
+              <w:rPr>
+                <w:b/>
+                <w:bCs/>
+              </w:rPr>
+            </w:pPr>
+            <w:r>
+              <w:rPr>
+                <w:b/>
+                <w:bCs/>
+              </w:rPr>
+              <w:t>Tipo de variable</w:t>
+            </w:r>
+          </w:p>
+        </w:tc>
+        <w:tc>
+          <w:tcPr>
+            <w:tcW w:w="0" w:type="auto"/>
+            <w:hideMark/>
+          </w:tcPr>
+          <w:p>
+            <w:pPr>
+              <w:spacing w:after="160" w:line="278" w:lineRule="auto"/>
+              <w:rPr>
+                <w:b/>
+                <w:bCs/>
+              </w:rPr>
+            </w:pPr>
+            <w:r>
+              <w:rPr>
+                <w:b/>
+                <w:bCs/>
+              </w:rPr>
+              <w:t>Descripción</w:t>
+            </w:r>
+          </w:p>
+        </w:tc>
+      </w:tr>
+      <w:tr>
+        <w:tc>
+          <w:tcPr>
+            <w:tcW w:w="0" w:type="auto"/>
+            <w:hideMark/>
+          </w:tcPr>
+          <w:p>
+            <w:pPr>
+              <w:spacing w:after="160" w:line="278" w:lineRule="auto"/>
+            </w:pPr>
+            <w:r>
+              <w:t>nombre</w:t>
+            </w:r>
+          </w:p>
+        </w:tc>
+        <w:tc>
+          <w:tcPr>
+            <w:tcW w:w="0" w:type="auto"/>
+            <w:hideMark/>
+          </w:tcPr>
+          <w:p>
+            <w:pPr>
+              <w:spacing w:after="160" w:line="278" w:lineRule="auto"/>
+            </w:pPr>
+            <w:proofErr w:type="spellStart"/>
+            <w:r>
+              <w:t>string</w:t>
+            </w:r>
+            <w:proofErr w:type="spellEnd"/>
+          </w:p>
+        </w:tc>
+        <w:tc>
+          <w:tcPr>
+            <w:tcW w:w="0" w:type="auto"/>
+            <w:hideMark/>
+          </w:tcPr>
+          <w:p>
+            <w:pPr>
+              <w:spacing w:after="160" w:line="278" w:lineRule="auto"/>
+            </w:pPr>
+            <w:r>
+              <w:t>Almacena el nombre del cliente.</w:t>
+            </w:r>
+          </w:p>
+        </w:tc>
+      </w:tr>
+      <w:tr>
+        <w:tc>
+          <w:tcPr>
+            <w:tcW w:w="0" w:type="auto"/>
+            <w:hideMark/>
+          </w:tcPr>
+          <w:p>
+            <w:pPr>
+              <w:spacing w:after="160" w:line="278" w:lineRule="auto"/>
+            </w:pPr>
+            <w:r>
+              <w:t>apellido</w:t>
+            </w:r>
+          </w:p>
+        </w:tc>
+        <w:tc>
+          <w:tcPr>
+            <w:tcW w:w="0" w:type="auto"/>
+            <w:hideMark/>
+          </w:tcPr>
+          <w:p>
+            <w:pPr>
+              <w:spacing w:after="160" w:line="278" w:lineRule="auto"/>
+            </w:pPr>
+            <w:proofErr w:type="spellStart"/>
+            <w:r>
+              <w:t>string</w:t>
+            </w:r>
+            <w:proofErr w:type="spellEnd"/>
+          </w:p>
+        </w:tc>
+        <w:tc>
+          <w:tcPr>
+            <w:tcW w:w="0" w:type="auto"/>
+            <w:hideMark/>
+          </w:tcPr>
+          <w:p>
+            <w:pPr>
+              <w:spacing w:after="160" w:line="278" w:lineRule="auto"/>
+            </w:pPr>
+            <w:r>
+              <w:t>Almacena el apellido del cliente.</w:t>
+            </w:r>
+          </w:p>
+        </w:tc>
+      </w:tr>
+      <w:tr>
+        <w:tc>
+          <w:tcPr>
+            <w:tcW w:w="0" w:type="auto"/>
+            <w:hideMark/>
+          </w:tcPr>
+          <w:p>
+            <w:pPr>
+              <w:spacing w:after="160" w:line="278" w:lineRule="auto"/>
+            </w:pPr>
+            <w:proofErr w:type="spellStart"/>
+            <w:r>
+              <w:t>numeroCedula</w:t>
+            </w:r>
+            <w:proofErr w:type="spellEnd"/>
+          </w:p>
+        </w:tc>
+        <w:tc>
+          <w:tcPr>
+            <w:tcW w:w="0" w:type="auto"/>
+            <w:hideMark/>
+          </w:tcPr>
+          <w:p>
+            <w:pPr>
+              <w:spacing w:after="160" w:line="278" w:lineRule="auto"/>
+            </w:pPr>
+            <w:proofErr w:type="spellStart"/>
+            <w:r>
+              <w:t>string</w:t>
+            </w:r>
+            <w:proofErr w:type="spellEnd"/>
+          </w:p>
+        </w:tc>
+        <w:tc>
+          <w:tcPr>
+            <w:tcW w:w="0" w:type="auto"/>
+            <w:hideMark/>
+          </w:tcPr>
+          <w:p>
+            <w:pPr>
+              <w:spacing w:after="160" w:line="278" w:lineRule="auto"/>
+            </w:pPr>
+            <w:r>
+              <w:t>Almacena el número de cédula del cliente.</w:t>
+            </w:r>
+          </w:p>
+        </w:tc>
+      </w:tr>
+      <w:tr>
+        <w:tc>
+          <w:tcPr>
+            <w:tcW w:w="0" w:type="auto"/>
+            <w:hideMark/>
+          </w:tcPr>
+          <w:p>
+            <w:pPr>
+              <w:spacing w:after="160" w:line="278" w:lineRule="auto"/>
+            </w:pPr>
+            <w:proofErr w:type="spellStart"/>
+            <w:r>
+              <w:t>numeroTelefono</w:t>
+            </w:r>
+            <w:proofErr w:type="spellEnd"/>
+          </w:p>
+        </w:tc>
+        <w:tc>
+          <w:tcPr>
+            <w:tcW w:w="0" w:type="auto"/>
+            <w:hideMark/>
+          </w:tcPr>
+          <w:p>
+            <w:pPr>
+              <w:spacing w:after="160" w:line="278" w:lineRule="auto"/>
+            </w:pPr>
+            <w:proofErr w:type="spellStart"/>
+            <w:r>
+              <w:t>string</w:t>
+            </w:r>
+            <w:proofErr w:type="spellEnd"/>
+          </w:p>
+        </w:tc>
+        <w:tc>
+          <w:tcPr>
+            <w:tcW w:w="0" w:type="auto"/>
+            <w:hideMark/>
+          </w:tcPr>
+          <w:p>
+            <w:pPr>
+              <w:spacing w:after="160" w:line="278" w:lineRule="auto"/>
+            </w:pPr>
+            <w:r>
+              <w:t>Almacena el número de teléfono del cliente.</w:t>
+            </w:r>
+          </w:p>
+        </w:tc>
+      </w:tr>
+      <w:tr>
+        <w:tc>
+          <w:tcPr>
+            <w:tcW w:w="0" w:type="auto"/>
+            <w:hideMark/>
+          </w:tcPr>
+          <w:p>
+            <w:pPr>
+              <w:spacing w:after="160" w:line="278" w:lineRule="auto"/>
+            </w:pPr>
+            <w:proofErr w:type="spellStart"/>
+            <w:r>
+              <w:t>nombreProducto</w:t>
+            </w:r>
+            <w:proofErr w:type="spellEnd"/>
+          </w:p>
+        </w:tc>
+        <w:tc>
+          <w:tcPr>
+            <w:tcW w:w="0" w:type="auto"/>
+            <w:hideMark/>
+          </w:tcPr>
+          <w:p>
+            <w:pPr>
+              <w:spacing w:after="160" w:line="278" w:lineRule="auto"/>
+            </w:pPr>
+            <w:proofErr w:type="spellStart"/>
+            <w:r>
+              <w:t>string</w:t>
+            </w:r>
+            <w:proofErr w:type="spellEnd"/>
+          </w:p>
+        </w:tc>
+        <w:tc>
+          <w:tcPr>
+            <w:tcW w:w="0" w:type="auto"/>
+            <w:hideMark/>
+          </w:tcPr>
+          <w:p>
+            <w:pPr>
+              <w:spacing w:after="160" w:line="278" w:lineRule="auto"/>
+            </w:pPr>
+            <w:r>
+              <w:t>Almacena el nombre del producto seleccionado.</w:t>
+            </w:r>
+          </w:p>
+        </w:tc>
+      </w:tr>
+      <w:tr>
+        <w:tc>
+          <w:tcPr>
+            <w:tcW w:w="0" w:type="auto"/>
+            <w:hideMark/>
+          </w:tcPr>
+          <w:p>
+            <w:pPr>
+              <w:spacing w:after="160" w:line="278" w:lineRule="auto"/>
+            </w:pPr>
+            <w:proofErr w:type="spellStart"/>
+            <w:r>
+              <w:t>opcionProducto</w:t>
+            </w:r>
+            <w:proofErr w:type="spellEnd"/>
+          </w:p>
+        </w:tc>
+        <w:tc>
+          <w:tcPr>
+            <w:tcW w:w="0" w:type="auto"/>
+            <w:hideMark/>
+          </w:tcPr>
+          <w:p>
+            <w:pPr>
+              <w:spacing w:after="160" w:line="278" w:lineRule="auto"/>
+            </w:pPr>
+            <w:proofErr w:type="spellStart"/>
+            <w:r>
+              <w:t>int</w:t>
+            </w:r>
+            <w:proofErr w:type="spellEnd"/>
+          </w:p>
+        </w:tc>
+        <w:tc>
+          <w:tcPr>
+            <w:tcW w:w="0" w:type="auto"/>
+            <w:hideMark/>
+          </w:tcPr>
+          <w:p>
+            <w:pPr>
+              <w:spacing w:after="160" w:line="278" w:lineRule="auto"/>
+            </w:pPr>
+            <w:r>
+              <w:t>Almacena el número de opción elegido del menú.</w:t>
+            </w:r>
+          </w:p>
+        </w:tc>
+      </w:tr>
+      <w:tr>
+        <w:tc>
+          <w:tcPr>
+            <w:tcW w:w="0" w:type="auto"/>
+            <w:hideMark/>
+          </w:tcPr>
+          <w:p>
+            <w:pPr>
+              <w:spacing w:after="160" w:line="278" w:lineRule="auto"/>
+            </w:pPr>
+            <w:proofErr w:type="spellStart"/>
+            <w:r>
+              <w:t>cantidadProducto</w:t>
+            </w:r>
+            <w:proofErr w:type="spellEnd"/>
+          </w:p>
+        </w:tc>
+        <w:tc>
+          <w:tcPr>
+            <w:tcW w:w="0" w:type="auto"/>
+            <w:hideMark/>
+          </w:tcPr>
+          <w:p>
+            <w:pPr>
+              <w:spacing w:after="160" w:line="278" w:lineRule="auto"/>
+            </w:pPr>
+            <w:proofErr w:type="spellStart"/>
+            <w:r>
+              <w:t>int</w:t>
+            </w:r>
+            <w:proofErr w:type="spellEnd"/>
+          </w:p>
+        </w:tc>
+        <w:tc>
+          <w:tcPr>
+            <w:tcW w:w="0" w:type="auto"/>
+            <w:hideMark/>
+          </w:tcPr>
+          <w:p>
+            <w:pPr>
+              <w:spacing w:after="160" w:line="278" w:lineRule="auto"/>
+            </w:pPr>
+            <w:r>
+              <w:t>Almacena la cantidad de productos que desea comprar.</w:t>
+            </w:r>
+          </w:p>
+        </w:tc>
+      </w:tr>
+      <w:tr>
+        <w:tc>
+          <w:tcPr>
+            <w:tcW w:w="0" w:type="auto"/>
+            <w:hideMark/>
+          </w:tcPr>
+          <w:p>
+            <w:pPr>
+              <w:spacing w:after="160" w:line="278" w:lineRule="auto"/>
+            </w:pPr>
+            <w:proofErr w:type="spellStart"/>
+            <w:r>
+              <w:t>precioProducto</w:t>
+            </w:r>
+            <w:proofErr w:type="spellEnd"/>
+          </w:p>
+        </w:tc>
+        <w:tc>
+          <w:tcPr>
+            <w:tcW w:w="0" w:type="auto"/>
+            <w:hideMark/>
+          </w:tcPr>
+          <w:p>
+            <w:pPr>
+              <w:spacing w:after="160" w:line="278" w:lineRule="auto"/>
+            </w:pPr>
+            <w:proofErr w:type="spellStart"/>
+            <w:r>
+              <w:t>double</w:t>
+            </w:r>
+            <w:proofErr w:type="spellEnd"/>
+          </w:p>
+        </w:tc>
+        <w:tc>
+          <w:tcPr>
+            <w:tcW w:w="0" w:type="auto"/>
+            <w:hideMark/>
+          </w:tcPr>
+          <w:p>
+            <w:pPr>
+              <w:spacing w:after="160" w:line="278" w:lineRule="auto"/>
+            </w:pPr>
+            <w:r>
+              <w:t>Almacena el precio de una unidad del producto.</w:t>
+            </w:r>
+          </w:p>
+        </w:tc>
+      </w:tr>
+      <w:tr>
+        <w:tc>
+          <w:tcPr>
+            <w:tcW w:w="0" w:type="auto"/>
+            <w:hideMark/>
+          </w:tcPr>
+          <w:p>
+            <w:pPr>
+              <w:spacing w:after="160" w:line="278" w:lineRule="auto"/>
+            </w:pPr>
+            <w:r>
+              <w:t>subtotal</w:t>
+            </w:r>
+          </w:p>
+        </w:tc>
+        <w:tc>
+          <w:tcPr>
+            <w:tcW w:w="0" w:type="auto"/>
+            <w:hideMark/>
+          </w:tcPr>
+          <w:p>
+            <w:pPr>
+              <w:spacing w:after="160" w:line="278" w:lineRule="auto"/>
+            </w:pPr>
+            <w:proofErr w:type="spellStart"/>
+            <w:r>
+              <w:t>double</w:t>
+            </w:r>
+            <w:proofErr w:type="spellEnd"/>
+          </w:p>
+        </w:tc>
+        <w:tc>
+          <w:tcPr>
+            <w:tcW w:w="0" w:type="auto"/>
+            <w:hideMark/>
+          </w:tcPr>
+          <w:p>
+            <w:pPr>
+              <w:spacing w:after="160" w:line="278" w:lineRule="auto"/>
+            </w:pPr>
+            <w:r>
+              <w:t>Almacena el valor de la compra antes del descuento.</w:t>
+            </w:r>
+          </w:p>
+        </w:tc>
+      </w:tr>
+      <w:tr>
+        <w:tc>
+          <w:tcPr>
+            <w:tcW w:w="0" w:type="auto"/>
+            <w:hideMark/>
+          </w:tcPr>
+          <w:p>
+            <w:pPr>
+              <w:spacing w:after="160" w:line="278" w:lineRule="auto"/>
+            </w:pPr>
+            <w:r>
+              <w:t>descuento</w:t>
+            </w:r>
+          </w:p>
+        </w:tc>
+        <w:tc>
+          <w:tcPr>
+            <w:tcW w:w="0" w:type="auto"/>
+            <w:hideMark/>
+          </w:tcPr>
+          <w:p>
+            <w:pPr>
+              <w:spacing w:after="160" w:line="278" w:lineRule="auto"/>
+            </w:pPr>
+            <w:proofErr w:type="spellStart"/>
+            <w:r>
+              <w:t>double</w:t>
+            </w:r>
+            <w:proofErr w:type="spellEnd"/>
+          </w:p>
+        </w:tc>
+        <w:tc>
+          <w:tcPr>
+            <w:tcW w:w="0" w:type="auto"/>
+            <w:hideMark/>
+          </w:tcPr>
+          <w:p>
+            <w:pPr>
+              <w:spacing w:after="160" w:line="278" w:lineRule="auto"/>
+            </w:pPr>
+            <w:r>
+              <w:t>Almacena el valor del descuento del 10%, cuando corresponde.</w:t>
+            </w:r>
+          </w:p>
+        </w:tc>
+      </w:tr>
+      <w:tr>
+        <w:tc>
+          <w:tcPr>
+            <w:tcW w:w="0" w:type="auto"/>
+            <w:hideMark/>
+          </w:tcPr>
+          <w:p>
+            <w:pPr>
+              <w:spacing w:after="160" w:line="278" w:lineRule="auto"/>
+            </w:pPr>
+            <w:r>
+              <w:t>dinero</w:t>
+            </w:r>
+          </w:p>
+        </w:tc>
+        <w:tc>
+          <w:tcPr>
+            <w:tcW w:w="0" w:type="auto"/>
+            <w:hideMark/>
+          </w:tcPr>
+          <w:p>
+            <w:pPr>
+              <w:spacing w:after="160" w:line="278" w:lineRule="auto"/>
+            </w:pPr>
+            <w:proofErr w:type="spellStart"/>
+            <w:r>
+              <w:t>double</w:t>
+            </w:r>
+            <w:proofErr w:type="spellEnd"/>
+          </w:p>
+        </w:tc>
+        <w:tc>
+          <w:tcPr>
+            <w:tcW w:w="0" w:type="auto"/>
+            <w:hideMark/>
+          </w:tcPr>
+          <w:p>
+            <w:pPr>
+              <w:spacing w:after="160" w:line="278" w:lineRule="auto"/>
+            </w:pPr>
+            <w:r>
+              <w:t>Almacena el dinero entregado por el cliente.</w:t>
+            </w:r>
+          </w:p>
+        </w:tc>
+      </w:tr>
+      <w:tr>
+        <w:tc>
+          <w:tcPr>
+            <w:tcW w:w="0" w:type="auto"/>
+            <w:hideMark/>
+          </w:tcPr>
+          <w:p>
+            <w:pPr>
+              <w:spacing w:after="160" w:line="278" w:lineRule="auto"/>
+            </w:pPr>
+            <w:r>
+              <w:lastRenderedPageBreak/>
+              <w:t>cambio</w:t>
+            </w:r>
+          </w:p>
+        </w:tc>
+        <w:tc>
+          <w:tcPr>
+            <w:tcW w:w="0" w:type="auto"/>
+            <w:hideMark/>
+          </w:tcPr>
+          <w:p>
+            <w:pPr>
+              <w:spacing w:after="160" w:line="278" w:lineRule="auto"/>
+            </w:pPr>
+            <w:proofErr w:type="spellStart"/>
+            <w:r>
+              <w:t>double</w:t>
+            </w:r>
+            <w:proofErr w:type="spellEnd"/>
+          </w:p>
+        </w:tc>
+        <w:tc>
+          <w:tcPr>
+            <w:tcW w:w="0" w:type="auto"/>
+            <w:hideMark/>
+          </w:tcPr>
+          <w:p>
+            <w:pPr>
+              <w:spacing w:after="160" w:line="278" w:lineRule="auto"/>
+            </w:pPr>
+            <w:r>
+              <w:t>Almacena el dinero que se debe devolver al cliente.</w:t>
+            </w:r>
+          </w:p>
+        </w:tc>
+      </w:tr>
+      <w:tr>
+        <w:tc>
+          <w:tcPr>
+            <w:tcW w:w="0" w:type="auto"/>
+            <w:hideMark/>
+          </w:tcPr>
+          <w:p>
+            <w:pPr>
+              <w:spacing w:after="160" w:line="278" w:lineRule="auto"/>
+            </w:pPr>
+            <w:r>
+              <w:t>total</w:t>
+            </w:r>
+          </w:p>
+        </w:tc>
+        <w:tc>
+          <w:tcPr>
+            <w:tcW w:w="0" w:type="auto"/>
+            <w:hideMark/>
+          </w:tcPr>
+          <w:p>
+            <w:pPr>
+              <w:spacing w:after="160" w:line="278" w:lineRule="auto"/>
+            </w:pPr>
+            <w:proofErr w:type="spellStart"/>
+            <w:r>
+              <w:t>double</w:t>
+            </w:r>
+            <w:proofErr w:type="spellEnd"/>
+          </w:p>
+        </w:tc>
+        <w:tc>
+          <w:tcPr>
+            <w:tcW w:w="0" w:type="auto"/>
+            <w:hideMark/>
+          </w:tcPr>
+          <w:p>
+            <w:pPr>
+              <w:spacing w:after="160" w:line="278" w:lineRule="auto"/>
+            </w:pPr>
+            <w:r>
+              <w:t>Almacena el valor final que debe pagar el cliente.</w:t>
             </w:r>
           </w:p>
         </w:tc>
@@ -2024,439 +2976,2814 @@
       <w:r>
         <w:br/>
       </w:r>
-      <w:r>
-        <w:t>import java.util.Scanner;</w:t>
+      <w:proofErr w:type="spellStart"/>
+      <w:r>
+        <w:t>import</w:t>
+      </w:r>
+      <w:proofErr w:type="spellEnd"/>
+      <w:r>
+        <w:t xml:space="preserve"> </w:t>
+      </w:r>
+      <w:proofErr w:type="spellStart"/>
+      <w:proofErr w:type="gramStart"/>
+      <w:r>
+        <w:t>java.util</w:t>
+      </w:r>
+      <w:proofErr w:type="gramEnd"/>
+      <w:r>
+        <w:t>.Scanner</w:t>
+      </w:r>
+      <w:proofErr w:type="spellEnd"/>
+      <w:r>
+        <w:t>;</w:t>
       </w:r>
     </w:p>
     <w:p/>
     <w:p>
-      <w:r>
-        <w:t>public class menuDafeteriaUniversdiad {</w:t>
-      </w:r>
-    </w:p>
-    <w:p>
-      <w:r>
-        <w:t>    public static void main(String[] args) {</w:t>
-      </w:r>
-    </w:p>
-    <w:p>
-      <w:r>
-        <w:t>        Scanner scan = new Scanner(System.in);</w:t>
+      <w:proofErr w:type="spellStart"/>
+      <w:r>
+        <w:t>public</w:t>
+      </w:r>
+      <w:proofErr w:type="spellEnd"/>
+      <w:r>
+        <w:t xml:space="preserve"> </w:t>
+      </w:r>
+      <w:proofErr w:type="spellStart"/>
+      <w:r>
+        <w:t>class</w:t>
+      </w:r>
+      <w:proofErr w:type="spellEnd"/>
+      <w:r>
+        <w:t xml:space="preserve"> </w:t>
+      </w:r>
+      <w:proofErr w:type="spellStart"/>
+      <w:r>
+        <w:t>menuDafeteriaUniversdiad</w:t>
+      </w:r>
+      <w:proofErr w:type="spellEnd"/>
+      <w:r>
+        <w:t xml:space="preserve"> {</w:t>
+      </w:r>
+    </w:p>
+    <w:p>
+      <w:r>
+        <w:t xml:space="preserve">    </w:t>
+      </w:r>
+      <w:proofErr w:type="spellStart"/>
+      <w:r>
+        <w:t>public</w:t>
+      </w:r>
+      <w:proofErr w:type="spellEnd"/>
+      <w:r>
+        <w:t xml:space="preserve"> </w:t>
+      </w:r>
+      <w:proofErr w:type="spellStart"/>
+      <w:r>
+        <w:t>static</w:t>
+      </w:r>
+      <w:proofErr w:type="spellEnd"/>
+      <w:r>
+        <w:t xml:space="preserve"> </w:t>
+      </w:r>
+      <w:proofErr w:type="spellStart"/>
+      <w:r>
+        <w:t>void</w:t>
+      </w:r>
+      <w:proofErr w:type="spellEnd"/>
+      <w:r>
+        <w:t xml:space="preserve"> </w:t>
+      </w:r>
+      <w:proofErr w:type="spellStart"/>
+      <w:proofErr w:type="gramStart"/>
+      <w:r>
+        <w:t>main</w:t>
+      </w:r>
+      <w:proofErr w:type="spellEnd"/>
+      <w:r>
+        <w:t>(String[</w:t>
+      </w:r>
+      <w:proofErr w:type="gramEnd"/>
+      <w:r>
+        <w:t xml:space="preserve">] </w:t>
+      </w:r>
+      <w:proofErr w:type="spellStart"/>
+      <w:r>
+        <w:t>args</w:t>
+      </w:r>
+      <w:proofErr w:type="spellEnd"/>
+      <w:r>
+        <w:t>) {</w:t>
+      </w:r>
+    </w:p>
+    <w:p>
+      <w:r>
+        <w:t xml:space="preserve">        Scanner </w:t>
+      </w:r>
+      <w:proofErr w:type="spellStart"/>
+      <w:r>
+        <w:t>scan</w:t>
+      </w:r>
+      <w:proofErr w:type="spellEnd"/>
+      <w:r>
+        <w:t xml:space="preserve"> = new </w:t>
+      </w:r>
+      <w:proofErr w:type="gramStart"/>
+      <w:r>
+        <w:t>Scanner(</w:t>
+      </w:r>
+      <w:proofErr w:type="gramEnd"/>
+      <w:r>
+        <w:t>System.in);</w:t>
       </w:r>
     </w:p>
     <w:p/>
     <w:p>
       <w:r>
-        <w:t>        String nombre, apellido, numeroCedula, numeroTelefono;</w:t>
-      </w:r>
-    </w:p>
-    <w:p>
-      <w:r>
-        <w:t>        String nombreProducto;</w:t>
-      </w:r>
-    </w:p>
-    <w:p>
-      <w:r>
-        <w:t>        int opcionProducto, cantidadProducto;</w:t>
-      </w:r>
-    </w:p>
-    <w:p>
-      <w:r>
-        <w:t>        double precioProducto, subtotal, descuento, dinero, cambio, total;</w:t>
+        <w:t xml:space="preserve">        String nombre, apellido, </w:t>
+      </w:r>
+      <w:proofErr w:type="spellStart"/>
+      <w:r>
+        <w:t>numeroCedula</w:t>
+      </w:r>
+      <w:proofErr w:type="spellEnd"/>
+      <w:r>
+        <w:t xml:space="preserve">, </w:t>
+      </w:r>
+      <w:proofErr w:type="spellStart"/>
+      <w:r>
+        <w:t>numeroTelefono</w:t>
+      </w:r>
+      <w:proofErr w:type="spellEnd"/>
+      <w:r>
+        <w:t>;</w:t>
+      </w:r>
+    </w:p>
+    <w:p>
+      <w:r>
+        <w:t xml:space="preserve">        String </w:t>
+      </w:r>
+      <w:proofErr w:type="spellStart"/>
+      <w:r>
+        <w:t>nombreProducto</w:t>
+      </w:r>
+      <w:proofErr w:type="spellEnd"/>
+      <w:r>
+        <w:t>;</w:t>
+      </w:r>
+    </w:p>
+    <w:p>
+      <w:r>
+        <w:t xml:space="preserve">        </w:t>
+      </w:r>
+      <w:proofErr w:type="spellStart"/>
+      <w:r>
+        <w:t>int</w:t>
+      </w:r>
+      <w:proofErr w:type="spellEnd"/>
+      <w:r>
+        <w:t xml:space="preserve"> </w:t>
+      </w:r>
+      <w:proofErr w:type="spellStart"/>
+      <w:r>
+        <w:t>opcionProducto</w:t>
+      </w:r>
+      <w:proofErr w:type="spellEnd"/>
+      <w:r>
+        <w:t xml:space="preserve">, </w:t>
+      </w:r>
+      <w:proofErr w:type="spellStart"/>
+      <w:r>
+        <w:t>cantidadProducto</w:t>
+      </w:r>
+      <w:proofErr w:type="spellEnd"/>
+      <w:r>
+        <w:t>;</w:t>
+      </w:r>
+    </w:p>
+    <w:p>
+      <w:r>
+        <w:t xml:space="preserve">        </w:t>
+      </w:r>
+      <w:proofErr w:type="spellStart"/>
+      <w:r>
+        <w:t>double</w:t>
+      </w:r>
+      <w:proofErr w:type="spellEnd"/>
+      <w:r>
+        <w:t xml:space="preserve"> </w:t>
+      </w:r>
+      <w:proofErr w:type="spellStart"/>
+      <w:r>
+        <w:t>precioProducto</w:t>
+      </w:r>
+      <w:proofErr w:type="spellEnd"/>
+      <w:r>
+        <w:t>, subtotal, descuento, dinero, cambio, total;</w:t>
       </w:r>
     </w:p>
     <w:p/>
     <w:p>
       <w:r>
-        <w:t>        System.out.println("=== DATOS DEL CLIENTE ===");</w:t>
-      </w:r>
-    </w:p>
-    <w:p>
-      <w:r>
-        <w:t>        System.out.print("Ingrese su nombre: ");</w:t>
-      </w:r>
-    </w:p>
-    <w:p>
-      <w:r>
-        <w:t>        nombre = scan.nextLine();</w:t>
-      </w:r>
-    </w:p>
-    <w:p>
-      <w:r>
-        <w:t>        System.out.print("Ingrese su apellido: ");</w:t>
-      </w:r>
-    </w:p>
-    <w:p>
-      <w:r>
-        <w:t>        apellido = scan.nextLine();</w:t>
-      </w:r>
-    </w:p>
-    <w:p>
-      <w:r>
-        <w:t>        System.out.print("Ingrese su numero de cedula: ");</w:t>
-      </w:r>
-    </w:p>
-    <w:p>
-      <w:r>
-        <w:t>        numeroCedula = scan.nextLine();</w:t>
+        <w:t xml:space="preserve">        </w:t>
+      </w:r>
+      <w:proofErr w:type="spellStart"/>
+      <w:r>
+        <w:t>System.out.println</w:t>
+      </w:r>
+      <w:proofErr w:type="spellEnd"/>
+      <w:r>
+        <w:t>("=== DATOS DEL CLIENTE ===");</w:t>
+      </w:r>
+    </w:p>
+    <w:p>
+      <w:r>
+        <w:t xml:space="preserve">        </w:t>
+      </w:r>
+      <w:proofErr w:type="spellStart"/>
+      <w:r>
+        <w:t>System.out.print</w:t>
+      </w:r>
+      <w:proofErr w:type="spellEnd"/>
+      <w:r>
+        <w:t>("Ingrese su nombre: ");</w:t>
+      </w:r>
+    </w:p>
+    <w:p>
+      <w:r>
+        <w:t xml:space="preserve">        nombre = </w:t>
+      </w:r>
+      <w:proofErr w:type="spellStart"/>
+      <w:proofErr w:type="gramStart"/>
+      <w:r>
+        <w:t>scan.nextLine</w:t>
+      </w:r>
+      <w:proofErr w:type="spellEnd"/>
+      <w:proofErr w:type="gramEnd"/>
+      <w:r>
+        <w:t>();</w:t>
+      </w:r>
+    </w:p>
+    <w:p>
+      <w:r>
+        <w:t xml:space="preserve">        </w:t>
+      </w:r>
+      <w:proofErr w:type="spellStart"/>
+      <w:r>
+        <w:t>System.out.print</w:t>
+      </w:r>
+      <w:proofErr w:type="spellEnd"/>
+      <w:r>
+        <w:t>("Ingrese su apellido: ");</w:t>
+      </w:r>
+    </w:p>
+    <w:p>
+      <w:r>
+        <w:t xml:space="preserve">        apellido = </w:t>
+      </w:r>
+      <w:proofErr w:type="spellStart"/>
+      <w:proofErr w:type="gramStart"/>
+      <w:r>
+        <w:t>scan.nextLine</w:t>
+      </w:r>
+      <w:proofErr w:type="spellEnd"/>
+      <w:proofErr w:type="gramEnd"/>
+      <w:r>
+        <w:t>();</w:t>
+      </w:r>
+    </w:p>
+    <w:p>
+      <w:r>
+        <w:t xml:space="preserve">        </w:t>
+      </w:r>
+      <w:proofErr w:type="spellStart"/>
+      <w:r>
+        <w:t>System.out.print</w:t>
+      </w:r>
+      <w:proofErr w:type="spellEnd"/>
+      <w:r>
+        <w:t xml:space="preserve">("Ingrese su </w:t>
+      </w:r>
+      <w:proofErr w:type="spellStart"/>
+      <w:r>
+        <w:t>numero</w:t>
+      </w:r>
+      <w:proofErr w:type="spellEnd"/>
+      <w:r>
+        <w:t xml:space="preserve"> de cedula: ");</w:t>
+      </w:r>
+    </w:p>
+    <w:p>
+      <w:r>
+        <w:t xml:space="preserve">        </w:t>
+      </w:r>
+      <w:proofErr w:type="spellStart"/>
+      <w:r>
+        <w:t>numeroCedula</w:t>
+      </w:r>
+      <w:proofErr w:type="spellEnd"/>
+      <w:r>
+        <w:t xml:space="preserve"> = </w:t>
+      </w:r>
+      <w:proofErr w:type="spellStart"/>
+      <w:proofErr w:type="gramStart"/>
+      <w:r>
+        <w:t>scan.nextLine</w:t>
+      </w:r>
+      <w:proofErr w:type="spellEnd"/>
+      <w:proofErr w:type="gramEnd"/>
+      <w:r>
+        <w:t>();</w:t>
+      </w:r>
+    </w:p>
+    <w:p>
+      <w:r>
+        <w:t xml:space="preserve">        </w:t>
+      </w:r>
+      <w:proofErr w:type="spellStart"/>
+      <w:r>
+        <w:t>System.out.print</w:t>
+      </w:r>
+      <w:proofErr w:type="spellEnd"/>
+      <w:r>
+        <w:t xml:space="preserve">("Ingrese su </w:t>
+      </w:r>
+      <w:proofErr w:type="spellStart"/>
+      <w:r>
+        <w:t>numero</w:t>
+      </w:r>
+      <w:proofErr w:type="spellEnd"/>
+      <w:r>
+        <w:t xml:space="preserve"> de </w:t>
+      </w:r>
+      <w:proofErr w:type="spellStart"/>
+      <w:r>
+        <w:t>telefono</w:t>
+      </w:r>
+      <w:proofErr w:type="spellEnd"/>
+      <w:r>
+        <w:t>: ");</w:t>
+      </w:r>
+    </w:p>
+    <w:p>
+      <w:r>
+        <w:t xml:space="preserve">        </w:t>
+      </w:r>
+      <w:proofErr w:type="spellStart"/>
+      <w:r>
+        <w:t>numeroTelefono</w:t>
+      </w:r>
+      <w:proofErr w:type="spellEnd"/>
+      <w:r>
+        <w:t xml:space="preserve"> = </w:t>
+      </w:r>
+      <w:proofErr w:type="spellStart"/>
+      <w:proofErr w:type="gramStart"/>
+      <w:r>
+        <w:t>scan.nextLine</w:t>
+      </w:r>
+      <w:proofErr w:type="spellEnd"/>
+      <w:proofErr w:type="gramEnd"/>
+      <w:r>
+        <w:t>();</w:t>
+      </w:r>
+    </w:p>
+    <w:p/>
+    <w:p>
+      <w:r>
+        <w:t xml:space="preserve">        </w:t>
+      </w:r>
+      <w:proofErr w:type="spellStart"/>
+      <w:r>
+        <w:t>System.out.println</w:t>
+      </w:r>
+      <w:proofErr w:type="spellEnd"/>
+      <w:r>
+        <w:t>("\n=== MENU DE LA CAFETERIA ===");</w:t>
+      </w:r>
+    </w:p>
+    <w:p>
+      <w:r>
+        <w:t xml:space="preserve">        </w:t>
+      </w:r>
+      <w:proofErr w:type="spellStart"/>
+      <w:r>
+        <w:t>System.out.println</w:t>
+      </w:r>
+      <w:proofErr w:type="spellEnd"/>
+      <w:r>
+        <w:t>("1. Cafe                 $2.00");</w:t>
       </w:r>
     </w:p>
     <w:p>
       <w:r>
         <w:lastRenderedPageBreak/>
-        <w:t>        System.out.print("Ingrese su numero de telefono: ");</w:t>
-      </w:r>
-    </w:p>
-    <w:p>
-      <w:r>
-        <w:t>        numeroTelefono = scan.nextLine();</w:t>
+        <w:t xml:space="preserve">        </w:t>
+      </w:r>
+      <w:proofErr w:type="spellStart"/>
+      <w:r>
+        <w:t>System.out.println</w:t>
+      </w:r>
+      <w:proofErr w:type="spellEnd"/>
+      <w:r>
+        <w:t xml:space="preserve">("2. </w:t>
+      </w:r>
+      <w:proofErr w:type="spellStart"/>
+      <w:r>
+        <w:t>Sandwich</w:t>
+      </w:r>
+      <w:proofErr w:type="spellEnd"/>
+      <w:r>
+        <w:t xml:space="preserve">             $5.00");</w:t>
+      </w:r>
+    </w:p>
+    <w:p>
+      <w:r>
+        <w:t xml:space="preserve">        </w:t>
+      </w:r>
+      <w:proofErr w:type="spellStart"/>
+      <w:r>
+        <w:t>System.out.println</w:t>
+      </w:r>
+      <w:proofErr w:type="spellEnd"/>
+      <w:r>
+        <w:t>("3. Almuerzo             $8.00");</w:t>
+      </w:r>
+    </w:p>
+    <w:p>
+      <w:r>
+        <w:t xml:space="preserve">        </w:t>
+      </w:r>
+      <w:proofErr w:type="spellStart"/>
+      <w:r>
+        <w:t>System.out.println</w:t>
+      </w:r>
+      <w:proofErr w:type="spellEnd"/>
+      <w:r>
+        <w:t>("4. Jugo                 $3.00");</w:t>
+      </w:r>
+    </w:p>
+    <w:p>
+      <w:r>
+        <w:t xml:space="preserve">        </w:t>
+      </w:r>
+      <w:proofErr w:type="spellStart"/>
+      <w:r>
+        <w:t>System.out.print</w:t>
+      </w:r>
+      <w:proofErr w:type="spellEnd"/>
+      <w:r>
+        <w:t>("Elija un producto (1-4): ");</w:t>
+      </w:r>
+    </w:p>
+    <w:p>
+      <w:r>
+        <w:t xml:space="preserve">        </w:t>
+      </w:r>
+      <w:proofErr w:type="spellStart"/>
+      <w:r>
+        <w:t>opcionProducto</w:t>
+      </w:r>
+      <w:proofErr w:type="spellEnd"/>
+      <w:r>
+        <w:t xml:space="preserve"> = </w:t>
+      </w:r>
+      <w:proofErr w:type="spellStart"/>
+      <w:proofErr w:type="gramStart"/>
+      <w:r>
+        <w:t>scan.nextInt</w:t>
+      </w:r>
+      <w:proofErr w:type="spellEnd"/>
+      <w:proofErr w:type="gramEnd"/>
+      <w:r>
+        <w:t>();</w:t>
       </w:r>
     </w:p>
     <w:p/>
     <w:p>
       <w:r>
-        <w:t>        System.out.println("\n=== MENU DE LA CAFETERIA ===");</w:t>
-      </w:r>
-    </w:p>
-    <w:p>
-      <w:r>
-        <w:t>        System.out.println("1. Cafe                 $2.00");</w:t>
-      </w:r>
-    </w:p>
-    <w:p>
-      <w:r>
-        <w:t>        System.out.println("2. Sandwich             $5.00");</w:t>
-      </w:r>
-    </w:p>
-    <w:p>
-      <w:r>
-        <w:t>        System.out.println("3. Almuerzo             $8.00");</w:t>
-      </w:r>
-    </w:p>
-    <w:p>
-      <w:r>
-        <w:t>        System.out.println("4. Jugo                 $3.00");</w:t>
-      </w:r>
-    </w:p>
-    <w:p>
-      <w:r>
-        <w:t>        System.out.print("Elija un producto (1-4): ");</w:t>
-      </w:r>
-    </w:p>
-    <w:p>
-      <w:r>
-        <w:t>        opcionProducto = scan.nextInt();</w:t>
+        <w:t>        switch (</w:t>
+      </w:r>
+      <w:proofErr w:type="spellStart"/>
+      <w:r>
+        <w:t>opcionProducto</w:t>
+      </w:r>
+      <w:proofErr w:type="spellEnd"/>
+      <w:r>
+        <w:t>) {</w:t>
+      </w:r>
+    </w:p>
+    <w:p>
+      <w:r>
+        <w:t>            case 1:</w:t>
+      </w:r>
+    </w:p>
+    <w:p>
+      <w:r>
+        <w:t xml:space="preserve">                </w:t>
+      </w:r>
+      <w:proofErr w:type="spellStart"/>
+      <w:r>
+        <w:t>nombreProducto</w:t>
+      </w:r>
+      <w:proofErr w:type="spellEnd"/>
+      <w:r>
+        <w:t xml:space="preserve"> = "Cafe";</w:t>
+      </w:r>
+    </w:p>
+    <w:p>
+      <w:r>
+        <w:t xml:space="preserve">                </w:t>
+      </w:r>
+      <w:proofErr w:type="spellStart"/>
+      <w:r>
+        <w:t>precioProducto</w:t>
+      </w:r>
+      <w:proofErr w:type="spellEnd"/>
+      <w:r>
+        <w:t xml:space="preserve"> = 2.00;</w:t>
+      </w:r>
+    </w:p>
+    <w:p>
+      <w:r>
+        <w:t>                break;</w:t>
+      </w:r>
+    </w:p>
+    <w:p>
+      <w:r>
+        <w:t>            case 2:</w:t>
+      </w:r>
+    </w:p>
+    <w:p>
+      <w:r>
+        <w:t xml:space="preserve">                </w:t>
+      </w:r>
+      <w:proofErr w:type="spellStart"/>
+      <w:r>
+        <w:t>nombreProducto</w:t>
+      </w:r>
+      <w:proofErr w:type="spellEnd"/>
+      <w:r>
+        <w:t xml:space="preserve"> = "</w:t>
+      </w:r>
+      <w:proofErr w:type="spellStart"/>
+      <w:r>
+        <w:t>Sandwich</w:t>
+      </w:r>
+      <w:proofErr w:type="spellEnd"/>
+      <w:r>
+        <w:t>";</w:t>
+      </w:r>
+    </w:p>
+    <w:p>
+      <w:r>
+        <w:t xml:space="preserve">                </w:t>
+      </w:r>
+      <w:proofErr w:type="spellStart"/>
+      <w:r>
+        <w:t>precioProducto</w:t>
+      </w:r>
+      <w:proofErr w:type="spellEnd"/>
+      <w:r>
+        <w:t xml:space="preserve"> = 5.00;</w:t>
+      </w:r>
+    </w:p>
+    <w:p>
+      <w:r>
+        <w:t>                break;</w:t>
+      </w:r>
+    </w:p>
+    <w:p>
+      <w:r>
+        <w:t>            case 3:</w:t>
+      </w:r>
+    </w:p>
+    <w:p>
+      <w:r>
+        <w:t xml:space="preserve">                </w:t>
+      </w:r>
+      <w:proofErr w:type="spellStart"/>
+      <w:r>
+        <w:t>nombreProducto</w:t>
+      </w:r>
+      <w:proofErr w:type="spellEnd"/>
+      <w:r>
+        <w:t xml:space="preserve"> = "Almuerzo";</w:t>
+      </w:r>
+    </w:p>
+    <w:p>
+      <w:r>
+        <w:t xml:space="preserve">                </w:t>
+      </w:r>
+      <w:proofErr w:type="spellStart"/>
+      <w:r>
+        <w:t>precioProducto</w:t>
+      </w:r>
+      <w:proofErr w:type="spellEnd"/>
+      <w:r>
+        <w:t xml:space="preserve"> = 8.00;</w:t>
+      </w:r>
+    </w:p>
+    <w:p>
+      <w:r>
+        <w:t>                break;</w:t>
+      </w:r>
+    </w:p>
+    <w:p>
+      <w:r>
+        <w:t>            case 4:</w:t>
+      </w:r>
+    </w:p>
+    <w:p>
+      <w:r>
+        <w:t xml:space="preserve">                </w:t>
+      </w:r>
+      <w:proofErr w:type="spellStart"/>
+      <w:r>
+        <w:t>nombreProducto</w:t>
+      </w:r>
+      <w:proofErr w:type="spellEnd"/>
+      <w:r>
+        <w:t xml:space="preserve"> = "Jugo";</w:t>
+      </w:r>
+    </w:p>
+    <w:p>
+      <w:r>
+        <w:t xml:space="preserve">                </w:t>
+      </w:r>
+      <w:proofErr w:type="spellStart"/>
+      <w:r>
+        <w:t>precioProducto</w:t>
+      </w:r>
+      <w:proofErr w:type="spellEnd"/>
+      <w:r>
+        <w:t xml:space="preserve"> = 3.00;</w:t>
+      </w:r>
+    </w:p>
+    <w:p>
+      <w:r>
+        <w:t>                break;</w:t>
+      </w:r>
+    </w:p>
+    <w:p>
+      <w:r>
+        <w:t>            default:</w:t>
+      </w:r>
+    </w:p>
+    <w:p>
+      <w:r>
+        <w:t xml:space="preserve">                </w:t>
+      </w:r>
+      <w:proofErr w:type="spellStart"/>
+      <w:r>
+        <w:t>System.out.println</w:t>
+      </w:r>
+      <w:proofErr w:type="spellEnd"/>
+      <w:r>
+        <w:t>("</w:t>
+      </w:r>
+      <w:proofErr w:type="spellStart"/>
+      <w:r>
+        <w:t>Opcion</w:t>
+      </w:r>
+      <w:proofErr w:type="spellEnd"/>
+      <w:r>
+        <w:t xml:space="preserve"> no valida.");</w:t>
+      </w:r>
+    </w:p>
+    <w:p>
+      <w:r>
+        <w:t xml:space="preserve">                </w:t>
+      </w:r>
+      <w:proofErr w:type="spellStart"/>
+      <w:proofErr w:type="gramStart"/>
+      <w:r>
+        <w:t>scan.close</w:t>
+      </w:r>
+      <w:proofErr w:type="spellEnd"/>
+      <w:proofErr w:type="gramEnd"/>
+      <w:r>
+        <w:t>();</w:t>
+      </w:r>
+    </w:p>
+    <w:p>
+      <w:r>
+        <w:t xml:space="preserve">                </w:t>
+      </w:r>
+      <w:proofErr w:type="spellStart"/>
+      <w:r>
+        <w:t>return</w:t>
+      </w:r>
+      <w:proofErr w:type="spellEnd"/>
+      <w:r>
+        <w:t>;</w:t>
+      </w:r>
+    </w:p>
+    <w:p>
+      <w:r>
+        <w:t>        }</w:t>
       </w:r>
     </w:p>
     <w:p/>
     <w:p>
       <w:r>
-        <w:t>        switch (opcionProducto) {</w:t>
-      </w:r>
-    </w:p>
-    <w:p>
-      <w:r>
-        <w:t>            case 1:</w:t>
-      </w:r>
-    </w:p>
-    <w:p>
-      <w:r>
-        <w:t>                nombreProducto = "Cafe";</w:t>
-      </w:r>
-    </w:p>
-    <w:p>
-      <w:r>
-        <w:t>                precioProducto = 2.00;</w:t>
-      </w:r>
-    </w:p>
-    <w:p>
-      <w:r>
-        <w:t>                break;</w:t>
-      </w:r>
-    </w:p>
-    <w:p>
-      <w:r>
-        <w:t>            case 2:</w:t>
-      </w:r>
-    </w:p>
-    <w:p>
-      <w:r>
-        <w:t>                nombreProducto = "Sandwich";</w:t>
-      </w:r>
-    </w:p>
-    <w:p>
-      <w:r>
-        <w:t>                precioProducto = 5.00;</w:t>
-      </w:r>
-    </w:p>
-    <w:p>
-      <w:r>
-        <w:t>                break;</w:t>
-      </w:r>
-    </w:p>
-    <w:p>
-      <w:r>
-        <w:t>            case 3:</w:t>
-      </w:r>
-    </w:p>
-    <w:p>
-      <w:r>
-        <w:t>                nombreProducto = "Almuerzo";</w:t>
-      </w:r>
-    </w:p>
-    <w:p>
-      <w:r>
-        <w:t>                precioProducto = 8.00;</w:t>
-      </w:r>
-    </w:p>
-    <w:p>
-      <w:r>
-        <w:t>                break;</w:t>
-      </w:r>
-    </w:p>
-    <w:p>
-      <w:r>
-        <w:t>            case 4:</w:t>
-      </w:r>
-    </w:p>
-    <w:p>
-      <w:r>
-        <w:t>                nombreProducto = "Jugo";</w:t>
-      </w:r>
-    </w:p>
-    <w:p>
-      <w:r>
-        <w:t>                precioProducto = 3.00;</w:t>
-      </w:r>
-    </w:p>
-    <w:p>
-      <w:r>
-        <w:t>                break;</w:t>
+        <w:t>        do {</w:t>
+      </w:r>
+    </w:p>
+    <w:p>
+      <w:r>
+        <w:t xml:space="preserve">            </w:t>
+      </w:r>
+      <w:proofErr w:type="spellStart"/>
+      <w:r>
+        <w:t>System.out.print</w:t>
+      </w:r>
+      <w:proofErr w:type="spellEnd"/>
+      <w:r>
+        <w:t>("Ingrese la cantidad que desea comprar: ");</w:t>
+      </w:r>
+    </w:p>
+    <w:p>
+      <w:r>
+        <w:t xml:space="preserve">            </w:t>
+      </w:r>
+      <w:proofErr w:type="spellStart"/>
+      <w:r>
+        <w:t>cantidadProducto</w:t>
+      </w:r>
+      <w:proofErr w:type="spellEnd"/>
+      <w:r>
+        <w:t xml:space="preserve"> = </w:t>
+      </w:r>
+      <w:proofErr w:type="spellStart"/>
+      <w:proofErr w:type="gramStart"/>
+      <w:r>
+        <w:t>scan.nextInt</w:t>
+      </w:r>
+      <w:proofErr w:type="spellEnd"/>
+      <w:proofErr w:type="gramEnd"/>
+      <w:r>
+        <w:t>();</w:t>
+      </w:r>
+    </w:p>
+    <w:p>
+      <w:r>
+        <w:t xml:space="preserve">            </w:t>
+      </w:r>
+      <w:proofErr w:type="spellStart"/>
+      <w:r>
+        <w:t>if</w:t>
+      </w:r>
+      <w:proofErr w:type="spellEnd"/>
+      <w:r>
+        <w:t xml:space="preserve"> (</w:t>
+      </w:r>
+      <w:proofErr w:type="spellStart"/>
+      <w:r>
+        <w:t>cantidadProducto</w:t>
+      </w:r>
+      <w:proofErr w:type="spellEnd"/>
+      <w:r>
+        <w:t xml:space="preserve"> &lt;= 0) {</w:t>
+      </w:r>
+    </w:p>
+    <w:p>
+      <w:r>
+        <w:t xml:space="preserve">                </w:t>
+      </w:r>
+      <w:proofErr w:type="spellStart"/>
+      <w:r>
+        <w:t>System.out.println</w:t>
+      </w:r>
+      <w:proofErr w:type="spellEnd"/>
+      <w:r>
+        <w:t>("La cantidad debe ser mayor que cero.");</w:t>
+      </w:r>
+    </w:p>
+    <w:p>
+      <w:r>
+        <w:t>            }</w:t>
+      </w:r>
+    </w:p>
+    <w:p>
+      <w:r>
+        <w:t xml:space="preserve">        } </w:t>
+      </w:r>
+      <w:proofErr w:type="spellStart"/>
+      <w:r>
+        <w:t>while</w:t>
+      </w:r>
+      <w:proofErr w:type="spellEnd"/>
+      <w:r>
+        <w:t xml:space="preserve"> (</w:t>
+      </w:r>
+      <w:proofErr w:type="spellStart"/>
+      <w:r>
+        <w:t>cantidadProducto</w:t>
+      </w:r>
+      <w:proofErr w:type="spellEnd"/>
+      <w:r>
+        <w:t xml:space="preserve"> &lt;= 0);</w:t>
+      </w:r>
+    </w:p>
+    <w:p/>
+    <w:p>
+      <w:r>
+        <w:t xml:space="preserve">        subtotal = </w:t>
+      </w:r>
+      <w:proofErr w:type="spellStart"/>
+      <w:r>
+        <w:t>cantidadProducto</w:t>
+      </w:r>
+      <w:proofErr w:type="spellEnd"/>
+      <w:r>
+        <w:t xml:space="preserve"> * </w:t>
+      </w:r>
+      <w:proofErr w:type="spellStart"/>
+      <w:r>
+        <w:t>precioProducto</w:t>
+      </w:r>
+      <w:proofErr w:type="spellEnd"/>
+      <w:r>
+        <w:t>;</w:t>
+      </w:r>
+    </w:p>
+    <w:p>
+      <w:r>
+        <w:t xml:space="preserve">        descuento = subtotal &gt;= </w:t>
+      </w:r>
+      <w:proofErr w:type="gramStart"/>
+      <w:r>
+        <w:t>10.00 ?</w:t>
+      </w:r>
+      <w:proofErr w:type="gramEnd"/>
+      <w:r>
+        <w:t xml:space="preserve"> subtotal * </w:t>
+      </w:r>
+      <w:proofErr w:type="gramStart"/>
+      <w:r>
+        <w:t>0.10 :</w:t>
+      </w:r>
+      <w:proofErr w:type="gramEnd"/>
+      <w:r>
+        <w:t xml:space="preserve"> 0.00;</w:t>
+      </w:r>
+    </w:p>
+    <w:p>
+      <w:r>
+        <w:t>        total = subtotal - descuento;</w:t>
+      </w:r>
+    </w:p>
+    <w:p/>
+    <w:p>
+      <w:r>
+        <w:t>        do {</w:t>
+      </w:r>
+    </w:p>
+    <w:p>
+      <w:r>
+        <w:t xml:space="preserve">            </w:t>
+      </w:r>
+      <w:proofErr w:type="spellStart"/>
+      <w:r>
+        <w:t>System.out.printf</w:t>
+      </w:r>
+      <w:proofErr w:type="spellEnd"/>
+      <w:r>
+        <w:t>("\</w:t>
+      </w:r>
+      <w:proofErr w:type="spellStart"/>
+      <w:r>
+        <w:t>nTotal</w:t>
+      </w:r>
+      <w:proofErr w:type="spellEnd"/>
+      <w:r>
+        <w:t xml:space="preserve"> a pagar: $%.2f%n", total);</w:t>
+      </w:r>
+    </w:p>
+    <w:p>
+      <w:r>
+        <w:t xml:space="preserve">            </w:t>
+      </w:r>
+      <w:proofErr w:type="spellStart"/>
+      <w:r>
+        <w:t>System.out.print</w:t>
+      </w:r>
+      <w:proofErr w:type="spellEnd"/>
+      <w:r>
+        <w:t xml:space="preserve">("Ingrese el </w:t>
+      </w:r>
+      <w:r>
+        <w:tab/>
+      </w:r>
+      <w:r>
+        <w:t>dinero entregado: $");</w:t>
+      </w:r>
+    </w:p>
+    <w:p>
+      <w:r>
+        <w:t xml:space="preserve">            dinero = </w:t>
+      </w:r>
+      <w:proofErr w:type="spellStart"/>
+      <w:proofErr w:type="gramStart"/>
+      <w:r>
+        <w:t>scan.nextDouble</w:t>
+      </w:r>
+      <w:proofErr w:type="spellEnd"/>
+      <w:proofErr w:type="gramEnd"/>
+      <w:r>
+        <w:t>();</w:t>
+      </w:r>
+    </w:p>
+    <w:p/>
+    <w:p>
+      <w:r>
+        <w:t xml:space="preserve">            </w:t>
+      </w:r>
+      <w:proofErr w:type="spellStart"/>
+      <w:r>
+        <w:t>if</w:t>
+      </w:r>
+      <w:proofErr w:type="spellEnd"/>
+      <w:r>
+        <w:t xml:space="preserve"> (dinero &lt; total) {</w:t>
+      </w:r>
+    </w:p>
+    <w:p>
+      <w:r>
+        <w:t xml:space="preserve">                </w:t>
+      </w:r>
+      <w:proofErr w:type="spellStart"/>
+      <w:r>
+        <w:t>System.out.printf</w:t>
+      </w:r>
+      <w:proofErr w:type="spellEnd"/>
+      <w:r>
+        <w:t>("El dinero no cubre el pago. Falta: $%.2f%n", total - dinero);</w:t>
+      </w:r>
+    </w:p>
+    <w:p>
+      <w:r>
+        <w:t>            }</w:t>
+      </w:r>
+    </w:p>
+    <w:p>
+      <w:r>
+        <w:t xml:space="preserve">        } </w:t>
+      </w:r>
+      <w:proofErr w:type="spellStart"/>
+      <w:r>
+        <w:t>while</w:t>
+      </w:r>
+      <w:proofErr w:type="spellEnd"/>
+      <w:r>
+        <w:t xml:space="preserve"> (dinero &lt;</w:t>
+      </w:r>
+      <w:r>
+        <w:t>=</w:t>
+      </w:r>
+      <w:r>
+        <w:t xml:space="preserve"> total);</w:t>
+      </w:r>
+    </w:p>
+    <w:p/>
+    <w:p>
+      <w:r>
+        <w:t>        cambio = dinero - total;</w:t>
+      </w:r>
+    </w:p>
+    <w:p>
+      <w:r>
+        <w:t>        System.out.println("\n========================================");</w:t>
+      </w:r>
+    </w:p>
+    <w:p>
+      <w:r>
+        <w:t xml:space="preserve">        </w:t>
+      </w:r>
+      <w:proofErr w:type="spellStart"/>
+      <w:r>
+        <w:t>System.out.println</w:t>
+      </w:r>
+      <w:proofErr w:type="spellEnd"/>
+      <w:r>
+        <w:t>("             FACTURA DE COMPRA");</w:t>
+      </w:r>
+    </w:p>
+    <w:p>
+      <w:r>
+        <w:t xml:space="preserve">        </w:t>
+      </w:r>
+      <w:proofErr w:type="spellStart"/>
+      <w:r>
+        <w:t>System.out.println</w:t>
+      </w:r>
+      <w:proofErr w:type="spellEnd"/>
+      <w:r>
+        <w:t>("========================================");</w:t>
+      </w:r>
+    </w:p>
+    <w:p>
+      <w:r>
+        <w:t xml:space="preserve">        </w:t>
+      </w:r>
+      <w:proofErr w:type="spellStart"/>
+      <w:r>
+        <w:t>System.out.println</w:t>
+      </w:r>
+      <w:proofErr w:type="spellEnd"/>
+      <w:r>
+        <w:t>("Cliente: " + nombre + " " + apellido);</w:t>
       </w:r>
     </w:p>
     <w:p>
       <w:r>
         <w:lastRenderedPageBreak/>
-        <w:t>            default:</w:t>
-      </w:r>
-    </w:p>
-    <w:p>
-      <w:r>
-        <w:t>                System.out.println("Opcion no valida.");</w:t>
-      </w:r>
-    </w:p>
-    <w:p>
-      <w:r>
-        <w:t>                scan.close();</w:t>
-      </w:r>
-    </w:p>
-    <w:p>
-      <w:r>
-        <w:t>                return;</w:t>
-      </w:r>
-    </w:p>
-    <w:p>
-      <w:r>
-        <w:t>        }</w:t>
+        <w:t xml:space="preserve">        </w:t>
+      </w:r>
+      <w:proofErr w:type="spellStart"/>
+      <w:r>
+        <w:t>System.out.println</w:t>
+      </w:r>
+      <w:proofErr w:type="spellEnd"/>
+      <w:r>
+        <w:t xml:space="preserve">("Cedula: " + </w:t>
+      </w:r>
+      <w:proofErr w:type="spellStart"/>
+      <w:r>
+        <w:t>numeroCedula</w:t>
+      </w:r>
+      <w:proofErr w:type="spellEnd"/>
+      <w:r>
+        <w:t>);</w:t>
+      </w:r>
+    </w:p>
+    <w:p>
+      <w:r>
+        <w:t xml:space="preserve">        </w:t>
+      </w:r>
+      <w:proofErr w:type="spellStart"/>
+      <w:r>
+        <w:t>System.out.println</w:t>
+      </w:r>
+      <w:proofErr w:type="spellEnd"/>
+      <w:r>
+        <w:t>("</w:t>
+      </w:r>
+      <w:proofErr w:type="spellStart"/>
+      <w:r>
+        <w:t>Telefono</w:t>
+      </w:r>
+      <w:proofErr w:type="spellEnd"/>
+      <w:r>
+        <w:t xml:space="preserve">: " + </w:t>
+      </w:r>
+      <w:proofErr w:type="spellStart"/>
+      <w:r>
+        <w:t>numeroTelefono</w:t>
+      </w:r>
+      <w:proofErr w:type="spellEnd"/>
+      <w:r>
+        <w:t>);</w:t>
+      </w:r>
+    </w:p>
+    <w:p>
+      <w:r>
+        <w:t xml:space="preserve">        </w:t>
+      </w:r>
+      <w:proofErr w:type="spellStart"/>
+      <w:r>
+        <w:t>System.out.println</w:t>
+      </w:r>
+      <w:proofErr w:type="spellEnd"/>
+      <w:r>
+        <w:t xml:space="preserve">("Producto: " + </w:t>
+      </w:r>
+      <w:proofErr w:type="spellStart"/>
+      <w:r>
+        <w:t>nombreProducto</w:t>
+      </w:r>
+      <w:proofErr w:type="spellEnd"/>
+      <w:r>
+        <w:t>);</w:t>
+      </w:r>
+    </w:p>
+    <w:p>
+      <w:r>
+        <w:t xml:space="preserve">        </w:t>
+      </w:r>
+      <w:proofErr w:type="spellStart"/>
+      <w:r>
+        <w:t>System.out.println</w:t>
+      </w:r>
+      <w:proofErr w:type="spellEnd"/>
+      <w:r>
+        <w:t xml:space="preserve">("Cantidad: " + </w:t>
+      </w:r>
+      <w:proofErr w:type="spellStart"/>
+      <w:r>
+        <w:t>cantidadProducto</w:t>
+      </w:r>
+      <w:proofErr w:type="spellEnd"/>
+      <w:r>
+        <w:t>);</w:t>
+      </w:r>
+    </w:p>
+    <w:p>
+      <w:r>
+        <w:t xml:space="preserve">        </w:t>
+      </w:r>
+      <w:proofErr w:type="spellStart"/>
+      <w:r>
+        <w:t>System.out.printf</w:t>
+      </w:r>
+      <w:proofErr w:type="spellEnd"/>
+      <w:r>
+        <w:t xml:space="preserve">("Precio unitario: $%.2f%n", </w:t>
+      </w:r>
+      <w:proofErr w:type="spellStart"/>
+      <w:r>
+        <w:t>precioProducto</w:t>
+      </w:r>
+      <w:proofErr w:type="spellEnd"/>
+      <w:r>
+        <w:t>);</w:t>
+      </w:r>
+    </w:p>
+    <w:p>
+      <w:r>
+        <w:t xml:space="preserve">        </w:t>
+      </w:r>
+      <w:proofErr w:type="spellStart"/>
+      <w:r>
+        <w:t>System.out.printf</w:t>
+      </w:r>
+      <w:proofErr w:type="spellEnd"/>
+      <w:r>
+        <w:t>("Subtotal: $%.2f%n", subtotal);</w:t>
+      </w:r>
+    </w:p>
+    <w:p>
+      <w:r>
+        <w:t xml:space="preserve">        </w:t>
+      </w:r>
+      <w:proofErr w:type="spellStart"/>
+      <w:r>
+        <w:t>System.out.printf</w:t>
+      </w:r>
+      <w:proofErr w:type="spellEnd"/>
+      <w:r>
+        <w:t>("Descuento: $%.2f%n", descuento);</w:t>
+      </w:r>
+    </w:p>
+    <w:p>
+      <w:r>
+        <w:t xml:space="preserve">        </w:t>
+      </w:r>
+      <w:proofErr w:type="spellStart"/>
+      <w:r>
+        <w:t>System.out.printf</w:t>
+      </w:r>
+      <w:proofErr w:type="spellEnd"/>
+      <w:r>
+        <w:t>("Total a pagar: $%.2f%n", total);</w:t>
+      </w:r>
+    </w:p>
+    <w:p>
+      <w:r>
+        <w:t xml:space="preserve">        </w:t>
+      </w:r>
+      <w:proofErr w:type="spellStart"/>
+      <w:r>
+        <w:t>System.out.printf</w:t>
+      </w:r>
+      <w:proofErr w:type="spellEnd"/>
+      <w:r>
+        <w:t>("Dinero entregado: $%.2f%n", dinero);</w:t>
+      </w:r>
+    </w:p>
+    <w:p>
+      <w:r>
+        <w:t xml:space="preserve">        </w:t>
+      </w:r>
+      <w:proofErr w:type="spellStart"/>
+      <w:r>
+        <w:t>System.out.printf</w:t>
+      </w:r>
+      <w:proofErr w:type="spellEnd"/>
+      <w:r>
+        <w:t>("Cambio: $%.2f%n", cambio);</w:t>
+      </w:r>
+    </w:p>
+    <w:p>
+      <w:r>
+        <w:t xml:space="preserve">        </w:t>
+      </w:r>
+      <w:proofErr w:type="spellStart"/>
+      <w:r>
+        <w:t>System.out.println</w:t>
+      </w:r>
+      <w:proofErr w:type="spellEnd"/>
+      <w:r>
+        <w:t>("========================================");</w:t>
       </w:r>
     </w:p>
     <w:p/>
     <w:p>
       <w:r>
-        <w:t>        do {</w:t>
-      </w:r>
-    </w:p>
-    <w:p>
-      <w:r>
-        <w:t>            System.out.print("Ingrese la cantidad que desea comprar: ");</w:t>
-      </w:r>
-    </w:p>
-    <w:p>
-      <w:r>
-        <w:t>            cantidadProducto = scan.nextInt();</w:t>
-      </w:r>
-    </w:p>
-    <w:p>
-      <w:r>
-        <w:t>            if (cantidadProducto &lt;= 0) {</w:t>
-      </w:r>
-    </w:p>
-    <w:p>
-      <w:r>
-        <w:t>                System.out.println("La cantidad debe ser mayor que cero.");</w:t>
-      </w:r>
-    </w:p>
-    <w:p>
-      <w:r>
-        <w:t>            }</w:t>
-      </w:r>
-    </w:p>
-    <w:p>
-      <w:r>
-        <w:t>        } while (cantidadProducto &lt;= 0);</w:t>
+        <w:t xml:space="preserve">        </w:t>
+      </w:r>
+      <w:proofErr w:type="spellStart"/>
+      <w:proofErr w:type="gramStart"/>
+      <w:r>
+        <w:t>scan.close</w:t>
+      </w:r>
+      <w:proofErr w:type="spellEnd"/>
+      <w:proofErr w:type="gramEnd"/>
+      <w:r>
+        <w:t>();</w:t>
+      </w:r>
+    </w:p>
+    <w:p>
+      <w:r>
+        <w:t>    }</w:t>
+      </w:r>
+    </w:p>
+    <w:p>
+      <w:r>
+        <w:t>}</w:t>
       </w:r>
     </w:p>
     <w:p/>
     <w:p>
-      <w:r>
-        <w:t>        subtotal = cantidadProducto * precioProducto;</w:t>
-      </w:r>
-    </w:p>
-    <w:p>
-      <w:r>
-        <w:t>        descuento = subtotal &gt;= 10.00 ? subtotal * 0.10 : 0.00;</w:t>
-      </w:r>
-    </w:p>
-    <w:p>
-      <w:r>
-        <w:t>        total = subtotal - descuento;</w:t>
+      <w:pPr>
+        <w:rPr>
+          <w:b/>
+          <w:bCs/>
+        </w:rPr>
+      </w:pPr>
+      <w:r>
+        <w:rPr>
+          <w:b/>
+          <w:bCs/>
+        </w:rPr>
+        <w:t>CODIFO EN C++</w:t>
+      </w:r>
+    </w:p>
+    <w:p>
+      <w:r>
+        <w:t>#include &lt;iostream&gt;</w:t>
+      </w:r>
+    </w:p>
+    <w:p>
+      <w:r>
+        <w:t>#include &lt;</w:t>
+      </w:r>
+      <w:proofErr w:type="spellStart"/>
+      <w:r>
+        <w:t>string</w:t>
+      </w:r>
+      <w:proofErr w:type="spellEnd"/>
+      <w:r>
+        <w:t>&gt;</w:t>
+      </w:r>
+    </w:p>
+    <w:p>
+      <w:r>
+        <w:t>#include &lt;</w:t>
+      </w:r>
+      <w:proofErr w:type="spellStart"/>
+      <w:r>
+        <w:t>iomanip</w:t>
+      </w:r>
+      <w:proofErr w:type="spellEnd"/>
+      <w:r>
+        <w:t>&gt;</w:t>
       </w:r>
     </w:p>
     <w:p/>
     <w:p>
-      <w:r>
-        <w:t>        do {</w:t>
-      </w:r>
-    </w:p>
-    <w:p>
-      <w:r>
-        <w:t>            System.out.printf("\nTotal a pagar: $%.2f%n", total);</w:t>
-      </w:r>
-    </w:p>
-    <w:p>
-      <w:r>
-        <w:t xml:space="preserve">            System.out.print("Ingrese el </w:t>
-      </w:r>
-      <w:r>
-        <w:tab/>
-      </w:r>
-      <w:r>
-        <w:t>dinero entregado: $");</w:t>
-      </w:r>
-    </w:p>
-    <w:p>
-      <w:r>
-        <w:t>            dinero = scan.nextDouble();</w:t>
+      <w:proofErr w:type="spellStart"/>
+      <w:r>
+        <w:t>using</w:t>
+      </w:r>
+      <w:proofErr w:type="spellEnd"/>
+      <w:r>
+        <w:t xml:space="preserve"> </w:t>
+      </w:r>
+      <w:proofErr w:type="spellStart"/>
+      <w:r>
+        <w:t>namespace</w:t>
+      </w:r>
+      <w:proofErr w:type="spellEnd"/>
+      <w:r>
+        <w:t xml:space="preserve"> </w:t>
+      </w:r>
+      <w:proofErr w:type="spellStart"/>
+      <w:r>
+        <w:t>std</w:t>
+      </w:r>
+      <w:proofErr w:type="spellEnd"/>
+      <w:r>
+        <w:t>;</w:t>
       </w:r>
     </w:p>
     <w:p/>
     <w:p>
-      <w:r>
-        <w:t>            if (dinero &lt; total) {</w:t>
-      </w:r>
-    </w:p>
-    <w:p>
-      <w:r>
-        <w:t>                System.out.printf("El dinero no cubre el pago. Falta: $%.2f%n", total - dinero);</w:t>
-      </w:r>
-    </w:p>
-    <w:p>
-      <w:r>
-        <w:t>            }</w:t>
-      </w:r>
-    </w:p>
-    <w:p>
-      <w:r>
-        <w:t>        } while (dinero &lt;</w:t>
-      </w:r>
-      <w:r>
-        <w:t>=</w:t>
-      </w:r>
-      <w:r>
-        <w:t xml:space="preserve"> total);</w:t>
+      <w:proofErr w:type="spellStart"/>
+      <w:r>
+        <w:t>int</w:t>
+      </w:r>
+      <w:proofErr w:type="spellEnd"/>
+      <w:r>
+        <w:t xml:space="preserve"> </w:t>
+      </w:r>
+      <w:proofErr w:type="spellStart"/>
+      <w:proofErr w:type="gramStart"/>
+      <w:r>
+        <w:t>main</w:t>
+      </w:r>
+      <w:proofErr w:type="spellEnd"/>
+      <w:r>
+        <w:t>(</w:t>
+      </w:r>
+      <w:proofErr w:type="gramEnd"/>
+      <w:r>
+        <w:t>) {</w:t>
       </w:r>
     </w:p>
     <w:p/>
     <w:p>
       <w:r>
+        <w:t xml:space="preserve">    </w:t>
+      </w:r>
+      <w:proofErr w:type="spellStart"/>
+      <w:r>
+        <w:t>string</w:t>
+      </w:r>
+      <w:proofErr w:type="spellEnd"/>
+      <w:r>
+        <w:t xml:space="preserve"> nombre, apellido, </w:t>
+      </w:r>
+      <w:proofErr w:type="spellStart"/>
+      <w:r>
+        <w:t>numeroCedula</w:t>
+      </w:r>
+      <w:proofErr w:type="spellEnd"/>
+      <w:r>
+        <w:t xml:space="preserve">, </w:t>
+      </w:r>
+      <w:proofErr w:type="spellStart"/>
+      <w:r>
+        <w:t>numeroTelefono</w:t>
+      </w:r>
+      <w:proofErr w:type="spellEnd"/>
+      <w:r>
+        <w:t>;</w:t>
+      </w:r>
+    </w:p>
+    <w:p>
+      <w:r>
+        <w:t xml:space="preserve">    </w:t>
+      </w:r>
+      <w:proofErr w:type="spellStart"/>
+      <w:r>
+        <w:t>string</w:t>
+      </w:r>
+      <w:proofErr w:type="spellEnd"/>
+      <w:r>
+        <w:t xml:space="preserve"> </w:t>
+      </w:r>
+      <w:proofErr w:type="spellStart"/>
+      <w:r>
+        <w:t>nombreProducto</w:t>
+      </w:r>
+      <w:proofErr w:type="spellEnd"/>
+      <w:r>
+        <w:t>;</w:t>
+      </w:r>
+    </w:p>
+    <w:p/>
+    <w:p>
+      <w:r>
         <w:lastRenderedPageBreak/>
-        <w:t>        cambio = dinero - total;</w:t>
-      </w:r>
-    </w:p>
-    <w:p>
-      <w:r>
-        <w:t>        System.out.println("\n========================================");</w:t>
-      </w:r>
-    </w:p>
-    <w:p>
-      <w:r>
-        <w:t>        System.out.println("             FACTURA DE COMPRA");</w:t>
-      </w:r>
-    </w:p>
-    <w:p>
-      <w:r>
-        <w:t>        System.out.println("========================================");</w:t>
-      </w:r>
-    </w:p>
-    <w:p>
-      <w:r>
-        <w:t>        System.out.println("Cliente: " + nombre + " " + apellido);</w:t>
-      </w:r>
-    </w:p>
-    <w:p>
-      <w:r>
-        <w:t>        System.out.println("Cedula: " + numeroCedula);</w:t>
-      </w:r>
-    </w:p>
-    <w:p>
-      <w:r>
-        <w:t>        System.out.println("Telefono: " + numeroTelefono);</w:t>
-      </w:r>
-    </w:p>
-    <w:p>
-      <w:r>
-        <w:t>        System.out.println("Producto: " + nombreProducto);</w:t>
-      </w:r>
-    </w:p>
-    <w:p>
-      <w:r>
-        <w:t>        System.out.println("Cantidad: " + cantidadProducto);</w:t>
-      </w:r>
-    </w:p>
-    <w:p>
-      <w:r>
-        <w:t>        System.out.printf("Precio unitario: $%.2f%n", precioProducto);</w:t>
-      </w:r>
-    </w:p>
-    <w:p>
-      <w:r>
-        <w:t>        System.out.printf("Subtotal: $%.2f%n", subtotal);</w:t>
-      </w:r>
-    </w:p>
-    <w:p>
-      <w:r>
-        <w:t>        System.out.printf("Descuento: $%.2f%n", descuento);</w:t>
-      </w:r>
-    </w:p>
-    <w:p>
-      <w:r>
-        <w:t>        System.out.printf("Total a pagar: $%.2f%n", total);</w:t>
-      </w:r>
-    </w:p>
-    <w:p>
-      <w:r>
-        <w:t>        System.out.printf("Dinero entregado: $%.2f%n", dinero);</w:t>
-      </w:r>
-    </w:p>
-    <w:p>
-      <w:r>
-        <w:t>        System.out.printf("Cambio: $%.2f%n", cambio);</w:t>
-      </w:r>
-    </w:p>
-    <w:p>
-      <w:r>
-        <w:t>        System.out.println("========================================");</w:t>
+        <w:t xml:space="preserve">    </w:t>
+      </w:r>
+      <w:proofErr w:type="spellStart"/>
+      <w:r>
+        <w:t>int</w:t>
+      </w:r>
+      <w:proofErr w:type="spellEnd"/>
+      <w:r>
+        <w:t xml:space="preserve"> </w:t>
+      </w:r>
+      <w:proofErr w:type="spellStart"/>
+      <w:r>
+        <w:t>opcionProducto</w:t>
+      </w:r>
+      <w:proofErr w:type="spellEnd"/>
+      <w:r>
+        <w:t xml:space="preserve">, </w:t>
+      </w:r>
+      <w:proofErr w:type="spellStart"/>
+      <w:r>
+        <w:t>cantidadProducto</w:t>
+      </w:r>
+      <w:proofErr w:type="spellEnd"/>
+      <w:r>
+        <w:t>;</w:t>
+      </w:r>
+    </w:p>
+    <w:p>
+      <w:r>
+        <w:t xml:space="preserve">    </w:t>
+      </w:r>
+      <w:proofErr w:type="spellStart"/>
+      <w:r>
+        <w:t>double</w:t>
+      </w:r>
+      <w:proofErr w:type="spellEnd"/>
+      <w:r>
+        <w:t xml:space="preserve"> </w:t>
+      </w:r>
+      <w:proofErr w:type="spellStart"/>
+      <w:r>
+        <w:t>precioProducto</w:t>
+      </w:r>
+      <w:proofErr w:type="spellEnd"/>
+      <w:r>
+        <w:t>, subtotal, descuento, dinero, cambio, total;</w:t>
       </w:r>
     </w:p>
     <w:p/>
     <w:p>
       <w:r>
-        <w:t>        scan.close();</w:t>
-      </w:r>
-    </w:p>
-    <w:p>
-      <w:r>
-        <w:t>    }</w:t>
+        <w:t xml:space="preserve">    </w:t>
+      </w:r>
+      <w:proofErr w:type="spellStart"/>
+      <w:r>
+        <w:t>cout</w:t>
+      </w:r>
+      <w:proofErr w:type="spellEnd"/>
+      <w:r>
+        <w:t xml:space="preserve"> &lt;&lt; "=== DATOS DEL CLIENTE ===" &lt;&lt; </w:t>
+      </w:r>
+      <w:proofErr w:type="spellStart"/>
+      <w:r>
+        <w:t>endl</w:t>
+      </w:r>
+      <w:proofErr w:type="spellEnd"/>
+      <w:r>
+        <w:t>;</w:t>
+      </w:r>
+    </w:p>
+    <w:p/>
+    <w:p>
+      <w:r>
+        <w:t xml:space="preserve">    </w:t>
+      </w:r>
+      <w:proofErr w:type="spellStart"/>
+      <w:r>
+        <w:t>cout</w:t>
+      </w:r>
+      <w:proofErr w:type="spellEnd"/>
+      <w:r>
+        <w:t xml:space="preserve"> &lt;&lt; "Ingrese su nombre: ";</w:t>
+      </w:r>
+    </w:p>
+    <w:p>
+      <w:r>
+        <w:t xml:space="preserve">    </w:t>
+      </w:r>
+      <w:proofErr w:type="spellStart"/>
+      <w:proofErr w:type="gramStart"/>
+      <w:r>
+        <w:t>getline</w:t>
+      </w:r>
+      <w:proofErr w:type="spellEnd"/>
+      <w:r>
+        <w:t>(</w:t>
+      </w:r>
+      <w:proofErr w:type="spellStart"/>
+      <w:proofErr w:type="gramEnd"/>
+      <w:r>
+        <w:t>cin</w:t>
+      </w:r>
+      <w:proofErr w:type="spellEnd"/>
+      <w:r>
+        <w:t>, nombre);</w:t>
+      </w:r>
+    </w:p>
+    <w:p/>
+    <w:p>
+      <w:r>
+        <w:t xml:space="preserve">    </w:t>
+      </w:r>
+      <w:proofErr w:type="spellStart"/>
+      <w:r>
+        <w:t>cout</w:t>
+      </w:r>
+      <w:proofErr w:type="spellEnd"/>
+      <w:r>
+        <w:t xml:space="preserve"> &lt;&lt; "Ingrese su apellido: ";</w:t>
+      </w:r>
+    </w:p>
+    <w:p>
+      <w:r>
+        <w:t xml:space="preserve">    </w:t>
+      </w:r>
+      <w:proofErr w:type="spellStart"/>
+      <w:proofErr w:type="gramStart"/>
+      <w:r>
+        <w:t>getline</w:t>
+      </w:r>
+      <w:proofErr w:type="spellEnd"/>
+      <w:r>
+        <w:t>(</w:t>
+      </w:r>
+      <w:proofErr w:type="spellStart"/>
+      <w:proofErr w:type="gramEnd"/>
+      <w:r>
+        <w:t>cin</w:t>
+      </w:r>
+      <w:proofErr w:type="spellEnd"/>
+      <w:r>
+        <w:t>, apellido);</w:t>
+      </w:r>
+    </w:p>
+    <w:p/>
+    <w:p>
+      <w:r>
+        <w:t xml:space="preserve">    </w:t>
+      </w:r>
+      <w:proofErr w:type="spellStart"/>
+      <w:r>
+        <w:t>cout</w:t>
+      </w:r>
+      <w:proofErr w:type="spellEnd"/>
+      <w:r>
+        <w:t xml:space="preserve"> &lt;&lt; "Ingrese su </w:t>
+      </w:r>
+      <w:proofErr w:type="spellStart"/>
+      <w:r>
+        <w:t>numero</w:t>
+      </w:r>
+      <w:proofErr w:type="spellEnd"/>
+      <w:r>
+        <w:t xml:space="preserve"> de cedula: ";</w:t>
+      </w:r>
+    </w:p>
+    <w:p>
+      <w:r>
+        <w:t xml:space="preserve">    </w:t>
+      </w:r>
+      <w:proofErr w:type="spellStart"/>
+      <w:proofErr w:type="gramStart"/>
+      <w:r>
+        <w:t>getline</w:t>
+      </w:r>
+      <w:proofErr w:type="spellEnd"/>
+      <w:r>
+        <w:t>(</w:t>
+      </w:r>
+      <w:proofErr w:type="spellStart"/>
+      <w:proofErr w:type="gramEnd"/>
+      <w:r>
+        <w:t>cin</w:t>
+      </w:r>
+      <w:proofErr w:type="spellEnd"/>
+      <w:r>
+        <w:t xml:space="preserve">, </w:t>
+      </w:r>
+      <w:proofErr w:type="spellStart"/>
+      <w:r>
+        <w:t>numeroCedula</w:t>
+      </w:r>
+      <w:proofErr w:type="spellEnd"/>
+      <w:r>
+        <w:t>);</w:t>
+      </w:r>
+    </w:p>
+    <w:p/>
+    <w:p>
+      <w:r>
+        <w:t xml:space="preserve">    </w:t>
+      </w:r>
+      <w:proofErr w:type="spellStart"/>
+      <w:r>
+        <w:t>cout</w:t>
+      </w:r>
+      <w:proofErr w:type="spellEnd"/>
+      <w:r>
+        <w:t xml:space="preserve"> &lt;&lt; "Ingrese su </w:t>
+      </w:r>
+      <w:proofErr w:type="spellStart"/>
+      <w:r>
+        <w:t>numero</w:t>
+      </w:r>
+      <w:proofErr w:type="spellEnd"/>
+      <w:r>
+        <w:t xml:space="preserve"> de </w:t>
+      </w:r>
+      <w:proofErr w:type="spellStart"/>
+      <w:r>
+        <w:t>telefono</w:t>
+      </w:r>
+      <w:proofErr w:type="spellEnd"/>
+      <w:r>
+        <w:t>: ";</w:t>
+      </w:r>
+    </w:p>
+    <w:p>
+      <w:r>
+        <w:t xml:space="preserve">    </w:t>
+      </w:r>
+      <w:proofErr w:type="spellStart"/>
+      <w:proofErr w:type="gramStart"/>
+      <w:r>
+        <w:t>getline</w:t>
+      </w:r>
+      <w:proofErr w:type="spellEnd"/>
+      <w:r>
+        <w:t>(</w:t>
+      </w:r>
+      <w:proofErr w:type="spellStart"/>
+      <w:proofErr w:type="gramEnd"/>
+      <w:r>
+        <w:t>cin</w:t>
+      </w:r>
+      <w:proofErr w:type="spellEnd"/>
+      <w:r>
+        <w:t xml:space="preserve">, </w:t>
+      </w:r>
+      <w:proofErr w:type="spellStart"/>
+      <w:r>
+        <w:t>numeroTelefono</w:t>
+      </w:r>
+      <w:proofErr w:type="spellEnd"/>
+      <w:r>
+        <w:t>);</w:t>
+      </w:r>
+    </w:p>
+    <w:p/>
+    <w:p>
+      <w:r>
+        <w:t xml:space="preserve">    </w:t>
+      </w:r>
+      <w:proofErr w:type="spellStart"/>
+      <w:r>
+        <w:t>cout</w:t>
+      </w:r>
+      <w:proofErr w:type="spellEnd"/>
+      <w:r>
+        <w:t xml:space="preserve"> &lt;&lt; "\n=== MENU DE LA CAFETERIA ===" &lt;&lt; </w:t>
+      </w:r>
+      <w:proofErr w:type="spellStart"/>
+      <w:r>
+        <w:t>endl</w:t>
+      </w:r>
+      <w:proofErr w:type="spellEnd"/>
+      <w:r>
+        <w:t>;</w:t>
+      </w:r>
+    </w:p>
+    <w:p>
+      <w:r>
+        <w:t xml:space="preserve">    </w:t>
+      </w:r>
+      <w:proofErr w:type="spellStart"/>
+      <w:r>
+        <w:t>cout</w:t>
+      </w:r>
+      <w:proofErr w:type="spellEnd"/>
+      <w:r>
+        <w:t xml:space="preserve"> &lt;&lt; "1. Cafe                 $2.00" &lt;&lt; </w:t>
+      </w:r>
+      <w:proofErr w:type="spellStart"/>
+      <w:r>
+        <w:t>endl</w:t>
+      </w:r>
+      <w:proofErr w:type="spellEnd"/>
+      <w:r>
+        <w:t>;</w:t>
+      </w:r>
+    </w:p>
+    <w:p>
+      <w:r>
+        <w:t xml:space="preserve">    </w:t>
+      </w:r>
+      <w:proofErr w:type="spellStart"/>
+      <w:r>
+        <w:t>cout</w:t>
+      </w:r>
+      <w:proofErr w:type="spellEnd"/>
+      <w:r>
+        <w:t xml:space="preserve"> &lt;&lt; "2. </w:t>
+      </w:r>
+      <w:proofErr w:type="spellStart"/>
+      <w:r>
+        <w:t>Sandwich</w:t>
+      </w:r>
+      <w:proofErr w:type="spellEnd"/>
+      <w:r>
+        <w:t xml:space="preserve">             $5.00" &lt;&lt; </w:t>
+      </w:r>
+      <w:proofErr w:type="spellStart"/>
+      <w:r>
+        <w:t>endl</w:t>
+      </w:r>
+      <w:proofErr w:type="spellEnd"/>
+      <w:r>
+        <w:t>;</w:t>
+      </w:r>
+    </w:p>
+    <w:p>
+      <w:r>
+        <w:t xml:space="preserve">    </w:t>
+      </w:r>
+      <w:proofErr w:type="spellStart"/>
+      <w:r>
+        <w:t>cout</w:t>
+      </w:r>
+      <w:proofErr w:type="spellEnd"/>
+      <w:r>
+        <w:t xml:space="preserve"> &lt;&lt; "3. Almuerzo             $8.00" &lt;&lt; </w:t>
+      </w:r>
+      <w:proofErr w:type="spellStart"/>
+      <w:r>
+        <w:t>endl</w:t>
+      </w:r>
+      <w:proofErr w:type="spellEnd"/>
+      <w:r>
+        <w:t>;</w:t>
+      </w:r>
+    </w:p>
+    <w:p>
+      <w:r>
+        <w:t xml:space="preserve">    </w:t>
+      </w:r>
+      <w:proofErr w:type="spellStart"/>
+      <w:r>
+        <w:t>cout</w:t>
+      </w:r>
+      <w:proofErr w:type="spellEnd"/>
+      <w:r>
+        <w:t xml:space="preserve"> &lt;&lt; "4. Jugo                 $3.00" &lt;&lt; </w:t>
+      </w:r>
+      <w:proofErr w:type="spellStart"/>
+      <w:r>
+        <w:t>endl</w:t>
+      </w:r>
+      <w:proofErr w:type="spellEnd"/>
+      <w:r>
+        <w:t>;</w:t>
+      </w:r>
+    </w:p>
+    <w:p/>
+    <w:p>
+      <w:r>
+        <w:t xml:space="preserve">    </w:t>
+      </w:r>
+      <w:proofErr w:type="spellStart"/>
+      <w:r>
+        <w:t>cout</w:t>
+      </w:r>
+      <w:proofErr w:type="spellEnd"/>
+      <w:r>
+        <w:t xml:space="preserve"> &lt;&lt; "Elija un producto (1-4): ";</w:t>
+      </w:r>
+    </w:p>
+    <w:p>
+      <w:r>
+        <w:t xml:space="preserve">    </w:t>
+      </w:r>
+      <w:proofErr w:type="spellStart"/>
+      <w:r>
+        <w:t>cin</w:t>
+      </w:r>
+      <w:proofErr w:type="spellEnd"/>
+      <w:r>
+        <w:t xml:space="preserve"> &gt;&gt; </w:t>
+      </w:r>
+      <w:proofErr w:type="spellStart"/>
+      <w:r>
+        <w:t>opcionProducto</w:t>
+      </w:r>
+      <w:proofErr w:type="spellEnd"/>
+      <w:r>
+        <w:t>;</w:t>
+      </w:r>
+    </w:p>
+    <w:p/>
+    <w:p>
+      <w:r>
+        <w:t xml:space="preserve">    switch (</w:t>
+      </w:r>
+      <w:proofErr w:type="spellStart"/>
+      <w:r>
+        <w:t>opcionProducto</w:t>
+      </w:r>
+      <w:proofErr w:type="spellEnd"/>
+      <w:r>
+        <w:t>) {</w:t>
+      </w:r>
+    </w:p>
+    <w:p/>
+    <w:p>
+      <w:r>
+        <w:lastRenderedPageBreak/>
+        <w:t xml:space="preserve">        case 1:</w:t>
+      </w:r>
+    </w:p>
+    <w:p>
+      <w:r>
+        <w:t xml:space="preserve">            </w:t>
+      </w:r>
+      <w:proofErr w:type="spellStart"/>
+      <w:r>
+        <w:t>nombreProducto</w:t>
+      </w:r>
+      <w:proofErr w:type="spellEnd"/>
+      <w:r>
+        <w:t xml:space="preserve"> = "Cafe";</w:t>
+      </w:r>
+    </w:p>
+    <w:p>
+      <w:r>
+        <w:t xml:space="preserve">            </w:t>
+      </w:r>
+      <w:proofErr w:type="spellStart"/>
+      <w:r>
+        <w:t>precioProducto</w:t>
+      </w:r>
+      <w:proofErr w:type="spellEnd"/>
+      <w:r>
+        <w:t xml:space="preserve"> = 2.00;</w:t>
+      </w:r>
+    </w:p>
+    <w:p>
+      <w:r>
+        <w:t xml:space="preserve">            break;</w:t>
+      </w:r>
+    </w:p>
+    <w:p/>
+    <w:p>
+      <w:r>
+        <w:t xml:space="preserve">        case 2:</w:t>
+      </w:r>
+    </w:p>
+    <w:p>
+      <w:r>
+        <w:t xml:space="preserve">            </w:t>
+      </w:r>
+      <w:proofErr w:type="spellStart"/>
+      <w:r>
+        <w:t>nombreProducto</w:t>
+      </w:r>
+      <w:proofErr w:type="spellEnd"/>
+      <w:r>
+        <w:t xml:space="preserve"> = "</w:t>
+      </w:r>
+      <w:proofErr w:type="spellStart"/>
+      <w:r>
+        <w:t>Sandwich</w:t>
+      </w:r>
+      <w:proofErr w:type="spellEnd"/>
+      <w:r>
+        <w:t>";</w:t>
+      </w:r>
+    </w:p>
+    <w:p>
+      <w:r>
+        <w:t xml:space="preserve">            </w:t>
+      </w:r>
+      <w:proofErr w:type="spellStart"/>
+      <w:r>
+        <w:t>precioProducto</w:t>
+      </w:r>
+      <w:proofErr w:type="spellEnd"/>
+      <w:r>
+        <w:t xml:space="preserve"> = 5.00;</w:t>
+      </w:r>
+    </w:p>
+    <w:p>
+      <w:r>
+        <w:t xml:space="preserve">            break;</w:t>
+      </w:r>
+    </w:p>
+    <w:p/>
+    <w:p>
+      <w:r>
+        <w:t xml:space="preserve">        case 3:</w:t>
+      </w:r>
+    </w:p>
+    <w:p>
+      <w:r>
+        <w:t xml:space="preserve">            </w:t>
+      </w:r>
+      <w:proofErr w:type="spellStart"/>
+      <w:r>
+        <w:t>nombreProducto</w:t>
+      </w:r>
+      <w:proofErr w:type="spellEnd"/>
+      <w:r>
+        <w:t xml:space="preserve"> = "Almuerzo";</w:t>
+      </w:r>
+    </w:p>
+    <w:p>
+      <w:r>
+        <w:t xml:space="preserve">            </w:t>
+      </w:r>
+      <w:proofErr w:type="spellStart"/>
+      <w:r>
+        <w:t>precioProducto</w:t>
+      </w:r>
+      <w:proofErr w:type="spellEnd"/>
+      <w:r>
+        <w:t xml:space="preserve"> = 8.00;</w:t>
+      </w:r>
+    </w:p>
+    <w:p>
+      <w:r>
+        <w:t xml:space="preserve">            break;</w:t>
+      </w:r>
+    </w:p>
+    <w:p/>
+    <w:p>
+      <w:r>
+        <w:t xml:space="preserve">        case 4:</w:t>
+      </w:r>
+    </w:p>
+    <w:p>
+      <w:r>
+        <w:t xml:space="preserve">            </w:t>
+      </w:r>
+      <w:proofErr w:type="spellStart"/>
+      <w:r>
+        <w:t>nombreProducto</w:t>
+      </w:r>
+      <w:proofErr w:type="spellEnd"/>
+      <w:r>
+        <w:t xml:space="preserve"> = "Jugo";</w:t>
+      </w:r>
+    </w:p>
+    <w:p>
+      <w:r>
+        <w:t xml:space="preserve">            </w:t>
+      </w:r>
+      <w:proofErr w:type="spellStart"/>
+      <w:r>
+        <w:t>precioProducto</w:t>
+      </w:r>
+      <w:proofErr w:type="spellEnd"/>
+      <w:r>
+        <w:t xml:space="preserve"> = 3.00;</w:t>
+      </w:r>
+    </w:p>
+    <w:p>
+      <w:r>
+        <w:t xml:space="preserve">            break;</w:t>
+      </w:r>
+    </w:p>
+    <w:p/>
+    <w:p>
+      <w:r>
+        <w:t xml:space="preserve">        default:</w:t>
+      </w:r>
+    </w:p>
+    <w:p>
+      <w:r>
+        <w:t xml:space="preserve">            </w:t>
+      </w:r>
+      <w:proofErr w:type="spellStart"/>
+      <w:r>
+        <w:t>cout</w:t>
+      </w:r>
+      <w:proofErr w:type="spellEnd"/>
+      <w:r>
+        <w:t xml:space="preserve"> &lt;&lt; "</w:t>
+      </w:r>
+      <w:proofErr w:type="spellStart"/>
+      <w:r>
+        <w:t>Opcion</w:t>
+      </w:r>
+      <w:proofErr w:type="spellEnd"/>
+      <w:r>
+        <w:t xml:space="preserve"> no valida." &lt;&lt; </w:t>
+      </w:r>
+      <w:proofErr w:type="spellStart"/>
+      <w:r>
+        <w:t>endl</w:t>
+      </w:r>
+      <w:proofErr w:type="spellEnd"/>
+      <w:r>
+        <w:t>;</w:t>
+      </w:r>
+    </w:p>
+    <w:p>
+      <w:r>
+        <w:t xml:space="preserve">            </w:t>
+      </w:r>
+      <w:proofErr w:type="spellStart"/>
+      <w:r>
+        <w:t>return</w:t>
+      </w:r>
+      <w:proofErr w:type="spellEnd"/>
+      <w:r>
+        <w:t xml:space="preserve"> 0;</w:t>
+      </w:r>
+    </w:p>
+    <w:p>
+      <w:r>
+        <w:t xml:space="preserve">    }</w:t>
+      </w:r>
+    </w:p>
+    <w:p/>
+    <w:p>
+      <w:r>
+        <w:t xml:space="preserve">    do {</w:t>
+      </w:r>
+    </w:p>
+    <w:p>
+      <w:r>
+        <w:t xml:space="preserve">        </w:t>
+      </w:r>
+      <w:proofErr w:type="spellStart"/>
+      <w:r>
+        <w:t>cout</w:t>
+      </w:r>
+      <w:proofErr w:type="spellEnd"/>
+      <w:r>
+        <w:t xml:space="preserve"> &lt;&lt; "Ingrese la cantidad que desea comprar: ";</w:t>
+      </w:r>
+    </w:p>
+    <w:p>
+      <w:r>
+        <w:t xml:space="preserve">        </w:t>
+      </w:r>
+      <w:proofErr w:type="spellStart"/>
+      <w:r>
+        <w:t>cin</w:t>
+      </w:r>
+      <w:proofErr w:type="spellEnd"/>
+      <w:r>
+        <w:t xml:space="preserve"> &gt;&gt; </w:t>
+      </w:r>
+      <w:proofErr w:type="spellStart"/>
+      <w:r>
+        <w:t>cantidadProducto</w:t>
+      </w:r>
+      <w:proofErr w:type="spellEnd"/>
+      <w:r>
+        <w:t>;</w:t>
+      </w:r>
+    </w:p>
+    <w:p/>
+    <w:p>
+      <w:r>
+        <w:t xml:space="preserve">        </w:t>
+      </w:r>
+      <w:proofErr w:type="spellStart"/>
+      <w:r>
+        <w:t>if</w:t>
+      </w:r>
+      <w:proofErr w:type="spellEnd"/>
+      <w:r>
+        <w:t xml:space="preserve"> (</w:t>
+      </w:r>
+      <w:proofErr w:type="spellStart"/>
+      <w:r>
+        <w:t>cantidadProducto</w:t>
+      </w:r>
+      <w:proofErr w:type="spellEnd"/>
+      <w:r>
+        <w:t xml:space="preserve"> &lt;= 0) {</w:t>
+      </w:r>
+    </w:p>
+    <w:p>
+      <w:r>
+        <w:t xml:space="preserve">            </w:t>
+      </w:r>
+      <w:proofErr w:type="spellStart"/>
+      <w:r>
+        <w:t>cout</w:t>
+      </w:r>
+      <w:proofErr w:type="spellEnd"/>
+      <w:r>
+        <w:t xml:space="preserve"> &lt;&lt; "La cantidad debe ser mayor que cero." &lt;&lt; </w:t>
+      </w:r>
+      <w:proofErr w:type="spellStart"/>
+      <w:r>
+        <w:t>endl</w:t>
+      </w:r>
+      <w:proofErr w:type="spellEnd"/>
+      <w:r>
+        <w:t>;</w:t>
+      </w:r>
+    </w:p>
+    <w:p>
+      <w:r>
+        <w:t xml:space="preserve">        }</w:t>
+      </w:r>
+    </w:p>
+    <w:p/>
+    <w:p>
+      <w:r>
+        <w:t xml:space="preserve">    } </w:t>
+      </w:r>
+      <w:proofErr w:type="spellStart"/>
+      <w:r>
+        <w:t>while</w:t>
+      </w:r>
+      <w:proofErr w:type="spellEnd"/>
+      <w:r>
+        <w:t xml:space="preserve"> (</w:t>
+      </w:r>
+      <w:proofErr w:type="spellStart"/>
+      <w:r>
+        <w:t>cantidadProducto</w:t>
+      </w:r>
+      <w:proofErr w:type="spellEnd"/>
+      <w:r>
+        <w:t xml:space="preserve"> &lt;= 0);</w:t>
+      </w:r>
+    </w:p>
+    <w:p/>
+    <w:p>
+      <w:r>
+        <w:t xml:space="preserve">    // Calcular subtotal</w:t>
+      </w:r>
+    </w:p>
+    <w:p>
+      <w:r>
+        <w:t xml:space="preserve">    subtotal = </w:t>
+      </w:r>
+      <w:proofErr w:type="spellStart"/>
+      <w:r>
+        <w:t>cantidadProducto</w:t>
+      </w:r>
+      <w:proofErr w:type="spellEnd"/>
+      <w:r>
+        <w:t xml:space="preserve"> * </w:t>
+      </w:r>
+      <w:proofErr w:type="spellStart"/>
+      <w:r>
+        <w:t>precioProducto</w:t>
+      </w:r>
+      <w:proofErr w:type="spellEnd"/>
+      <w:r>
+        <w:t>;</w:t>
+      </w:r>
+    </w:p>
+    <w:p/>
+    <w:p>
+      <w:r>
+        <w:t xml:space="preserve">    // Aplicar descuento del 10%</w:t>
+      </w:r>
+    </w:p>
+    <w:p>
+      <w:r>
+        <w:t xml:space="preserve">    </w:t>
+      </w:r>
+      <w:proofErr w:type="spellStart"/>
+      <w:r>
+        <w:t>if</w:t>
+      </w:r>
+      <w:proofErr w:type="spellEnd"/>
+      <w:r>
+        <w:t xml:space="preserve"> (subtotal &gt;= 10.00) {</w:t>
+      </w:r>
+    </w:p>
+    <w:p>
+      <w:r>
+        <w:t xml:space="preserve">        descuento = subtotal * 0.10;</w:t>
+      </w:r>
+    </w:p>
+    <w:p>
+      <w:r>
+        <w:t xml:space="preserve">    } </w:t>
+      </w:r>
+      <w:proofErr w:type="spellStart"/>
+      <w:r>
+        <w:t>else</w:t>
+      </w:r>
+      <w:proofErr w:type="spellEnd"/>
+      <w:r>
+        <w:t xml:space="preserve"> {</w:t>
+      </w:r>
+    </w:p>
+    <w:p>
+      <w:r>
+        <w:t xml:space="preserve">        descuento = 0.00;</w:t>
+      </w:r>
+    </w:p>
+    <w:p>
+      <w:r>
+        <w:t xml:space="preserve">    }</w:t>
+      </w:r>
+    </w:p>
+    <w:p/>
+    <w:p>
+      <w:r>
+        <w:t xml:space="preserve">    // Calcular total</w:t>
+      </w:r>
+    </w:p>
+    <w:p>
+      <w:r>
+        <w:t xml:space="preserve">    total = subtotal - descuento;</w:t>
+      </w:r>
+    </w:p>
+    <w:p/>
+    <w:p>
+      <w:r>
+        <w:t xml:space="preserve">    // Solicitar dinero hasta que sea suficiente</w:t>
+      </w:r>
+    </w:p>
+    <w:p>
+      <w:r>
+        <w:t xml:space="preserve">    do {</w:t>
+      </w:r>
+    </w:p>
+    <w:p/>
+    <w:p>
+      <w:r>
+        <w:t xml:space="preserve">        </w:t>
+      </w:r>
+      <w:proofErr w:type="spellStart"/>
+      <w:r>
+        <w:t>cout</w:t>
+      </w:r>
+      <w:proofErr w:type="spellEnd"/>
+      <w:r>
+        <w:t xml:space="preserve"> &lt;&lt; </w:t>
+      </w:r>
+      <w:proofErr w:type="spellStart"/>
+      <w:r>
+        <w:t>fixed</w:t>
+      </w:r>
+      <w:proofErr w:type="spellEnd"/>
+      <w:r>
+        <w:t xml:space="preserve"> &lt;&lt; </w:t>
+      </w:r>
+      <w:proofErr w:type="spellStart"/>
+      <w:proofErr w:type="gramStart"/>
+      <w:r>
+        <w:t>setprecision</w:t>
+      </w:r>
+      <w:proofErr w:type="spellEnd"/>
+      <w:r>
+        <w:t>(</w:t>
+      </w:r>
+      <w:proofErr w:type="gramEnd"/>
+      <w:r>
+        <w:t>2);</w:t>
+      </w:r>
+    </w:p>
+    <w:p>
+      <w:r>
+        <w:t xml:space="preserve">        </w:t>
+      </w:r>
+      <w:proofErr w:type="spellStart"/>
+      <w:r>
+        <w:t>cout</w:t>
+      </w:r>
+      <w:proofErr w:type="spellEnd"/>
+      <w:r>
+        <w:t xml:space="preserve"> &lt;&lt; "\</w:t>
+      </w:r>
+      <w:proofErr w:type="spellStart"/>
+      <w:r>
+        <w:t>nTotal</w:t>
+      </w:r>
+      <w:proofErr w:type="spellEnd"/>
+      <w:r>
+        <w:t xml:space="preserve"> a pagar: $" &lt;&lt; total &lt;&lt; </w:t>
+      </w:r>
+      <w:proofErr w:type="spellStart"/>
+      <w:r>
+        <w:t>endl</w:t>
+      </w:r>
+      <w:proofErr w:type="spellEnd"/>
+      <w:r>
+        <w:t>;</w:t>
+      </w:r>
+    </w:p>
+    <w:p/>
+    <w:p>
+      <w:r>
+        <w:t xml:space="preserve">        </w:t>
+      </w:r>
+      <w:proofErr w:type="spellStart"/>
+      <w:r>
+        <w:t>cout</w:t>
+      </w:r>
+      <w:proofErr w:type="spellEnd"/>
+      <w:r>
+        <w:t xml:space="preserve"> &lt;&lt; "Ingrese el dinero entregado: $";</w:t>
+      </w:r>
+    </w:p>
+    <w:p>
+      <w:r>
+        <w:t xml:space="preserve">        </w:t>
+      </w:r>
+      <w:proofErr w:type="spellStart"/>
+      <w:r>
+        <w:t>cin</w:t>
+      </w:r>
+      <w:proofErr w:type="spellEnd"/>
+      <w:r>
+        <w:t xml:space="preserve"> &gt;&gt; dinero;</w:t>
+      </w:r>
+    </w:p>
+    <w:p/>
+    <w:p>
+      <w:r>
+        <w:t xml:space="preserve">        </w:t>
+      </w:r>
+      <w:proofErr w:type="spellStart"/>
+      <w:r>
+        <w:t>if</w:t>
+      </w:r>
+      <w:proofErr w:type="spellEnd"/>
+      <w:r>
+        <w:t xml:space="preserve"> (dinero &lt; total) {</w:t>
+      </w:r>
+    </w:p>
+    <w:p>
+      <w:r>
+        <w:t xml:space="preserve">            </w:t>
+      </w:r>
+      <w:proofErr w:type="spellStart"/>
+      <w:r>
+        <w:t>cout</w:t>
+      </w:r>
+      <w:proofErr w:type="spellEnd"/>
+      <w:r>
+        <w:t xml:space="preserve"> &lt;&lt; "El dinero no cubre el pago. Falta: $"</w:t>
+      </w:r>
+    </w:p>
+    <w:p>
+      <w:r>
+        <w:t xml:space="preserve">                 &lt;&lt; total - dinero &lt;&lt; </w:t>
+      </w:r>
+      <w:proofErr w:type="spellStart"/>
+      <w:r>
+        <w:t>endl</w:t>
+      </w:r>
+      <w:proofErr w:type="spellEnd"/>
+      <w:r>
+        <w:t>;</w:t>
+      </w:r>
+    </w:p>
+    <w:p>
+      <w:r>
+        <w:t xml:space="preserve">        }</w:t>
+      </w:r>
+    </w:p>
+    <w:p/>
+    <w:p>
+      <w:r>
+        <w:t xml:space="preserve">    } </w:t>
+      </w:r>
+      <w:proofErr w:type="spellStart"/>
+      <w:r>
+        <w:t>while</w:t>
+      </w:r>
+      <w:proofErr w:type="spellEnd"/>
+      <w:r>
+        <w:t xml:space="preserve"> (dinero &lt; total);</w:t>
+      </w:r>
+    </w:p>
+    <w:p/>
+    <w:p>
+      <w:r>
+        <w:t xml:space="preserve">    // Calcular cambio</w:t>
+      </w:r>
+    </w:p>
+    <w:p>
+      <w:r>
+        <w:t xml:space="preserve">    cambio = dinero - total;</w:t>
+      </w:r>
+    </w:p>
+    <w:p/>
+    <w:p>
+      <w:r>
+        <w:t xml:space="preserve">    // Mostrar factura</w:t>
+      </w:r>
+    </w:p>
+    <w:p>
+      <w:r>
+        <w:t xml:space="preserve">    </w:t>
+      </w:r>
+      <w:proofErr w:type="spellStart"/>
+      <w:r>
+        <w:t>cout</w:t>
+      </w:r>
+      <w:proofErr w:type="spellEnd"/>
+      <w:r>
+        <w:t xml:space="preserve"> &lt;&lt; "\n========================================" &lt;&lt; </w:t>
+      </w:r>
+      <w:proofErr w:type="spellStart"/>
+      <w:r>
+        <w:t>endl</w:t>
+      </w:r>
+      <w:proofErr w:type="spellEnd"/>
+      <w:r>
+        <w:t>;</w:t>
+      </w:r>
+    </w:p>
+    <w:p>
+      <w:r>
+        <w:t xml:space="preserve">    </w:t>
+      </w:r>
+      <w:proofErr w:type="spellStart"/>
+      <w:r>
+        <w:t>cout</w:t>
+      </w:r>
+      <w:proofErr w:type="spellEnd"/>
+      <w:r>
+        <w:t xml:space="preserve"> &lt;&lt; "             FACTURA DE COMPRA" &lt;&lt; </w:t>
+      </w:r>
+      <w:proofErr w:type="spellStart"/>
+      <w:r>
+        <w:t>endl</w:t>
+      </w:r>
+      <w:proofErr w:type="spellEnd"/>
+      <w:r>
+        <w:t>;</w:t>
+      </w:r>
+    </w:p>
+    <w:p>
+      <w:r>
+        <w:t xml:space="preserve">    </w:t>
+      </w:r>
+      <w:proofErr w:type="spellStart"/>
+      <w:r>
+        <w:t>cout</w:t>
+      </w:r>
+      <w:proofErr w:type="spellEnd"/>
+      <w:r>
+        <w:t xml:space="preserve"> &lt;&lt; "========================================" &lt;&lt; </w:t>
+      </w:r>
+      <w:proofErr w:type="spellStart"/>
+      <w:r>
+        <w:t>endl</w:t>
+      </w:r>
+      <w:proofErr w:type="spellEnd"/>
+      <w:r>
+        <w:t>;</w:t>
+      </w:r>
+    </w:p>
+    <w:p/>
+    <w:p>
+      <w:r>
+        <w:t xml:space="preserve">    </w:t>
+      </w:r>
+      <w:proofErr w:type="spellStart"/>
+      <w:r>
+        <w:t>cout</w:t>
+      </w:r>
+      <w:proofErr w:type="spellEnd"/>
+      <w:r>
+        <w:t xml:space="preserve"> &lt;&lt; "Cliente: " &lt;&lt; nombre &lt;&lt; " " &lt;&lt; apellido &lt;&lt; </w:t>
+      </w:r>
+      <w:proofErr w:type="spellStart"/>
+      <w:r>
+        <w:t>endl</w:t>
+      </w:r>
+      <w:proofErr w:type="spellEnd"/>
+      <w:r>
+        <w:t>;</w:t>
+      </w:r>
+    </w:p>
+    <w:p>
+      <w:r>
+        <w:t xml:space="preserve">    </w:t>
+      </w:r>
+      <w:proofErr w:type="spellStart"/>
+      <w:r>
+        <w:t>cout</w:t>
+      </w:r>
+      <w:proofErr w:type="spellEnd"/>
+      <w:r>
+        <w:t xml:space="preserve"> &lt;&lt; "Cedula: " &lt;&lt; </w:t>
+      </w:r>
+      <w:proofErr w:type="spellStart"/>
+      <w:r>
+        <w:t>numeroCedula</w:t>
+      </w:r>
+      <w:proofErr w:type="spellEnd"/>
+      <w:r>
+        <w:t xml:space="preserve"> &lt;&lt; </w:t>
+      </w:r>
+      <w:proofErr w:type="spellStart"/>
+      <w:r>
+        <w:t>endl</w:t>
+      </w:r>
+      <w:proofErr w:type="spellEnd"/>
+      <w:r>
+        <w:t>;</w:t>
+      </w:r>
+    </w:p>
+    <w:p>
+      <w:r>
+        <w:t xml:space="preserve">    </w:t>
+      </w:r>
+      <w:proofErr w:type="spellStart"/>
+      <w:r>
+        <w:t>cout</w:t>
+      </w:r>
+      <w:proofErr w:type="spellEnd"/>
+      <w:r>
+        <w:t xml:space="preserve"> &lt;&lt; "</w:t>
+      </w:r>
+      <w:proofErr w:type="spellStart"/>
+      <w:r>
+        <w:t>Telefono</w:t>
+      </w:r>
+      <w:proofErr w:type="spellEnd"/>
+      <w:r>
+        <w:t xml:space="preserve">: " &lt;&lt; </w:t>
+      </w:r>
+      <w:proofErr w:type="spellStart"/>
+      <w:r>
+        <w:t>numeroTelefono</w:t>
+      </w:r>
+      <w:proofErr w:type="spellEnd"/>
+      <w:r>
+        <w:t xml:space="preserve"> &lt;&lt; </w:t>
+      </w:r>
+      <w:proofErr w:type="spellStart"/>
+      <w:r>
+        <w:t>endl</w:t>
+      </w:r>
+      <w:proofErr w:type="spellEnd"/>
+      <w:r>
+        <w:t>;</w:t>
+      </w:r>
+    </w:p>
+    <w:p>
+      <w:r>
+        <w:t xml:space="preserve">    </w:t>
+      </w:r>
+      <w:proofErr w:type="spellStart"/>
+      <w:r>
+        <w:t>cout</w:t>
+      </w:r>
+      <w:proofErr w:type="spellEnd"/>
+      <w:r>
+        <w:t xml:space="preserve"> &lt;&lt; "Producto: " &lt;&lt; </w:t>
+      </w:r>
+      <w:proofErr w:type="spellStart"/>
+      <w:r>
+        <w:t>nombreProducto</w:t>
+      </w:r>
+      <w:proofErr w:type="spellEnd"/>
+      <w:r>
+        <w:t xml:space="preserve"> &lt;&lt; </w:t>
+      </w:r>
+      <w:proofErr w:type="spellStart"/>
+      <w:r>
+        <w:t>endl</w:t>
+      </w:r>
+      <w:proofErr w:type="spellEnd"/>
+      <w:r>
+        <w:t>;</w:t>
+      </w:r>
+    </w:p>
+    <w:p>
+      <w:r>
+        <w:t xml:space="preserve">    </w:t>
+      </w:r>
+      <w:proofErr w:type="spellStart"/>
+      <w:r>
+        <w:t>cout</w:t>
+      </w:r>
+      <w:proofErr w:type="spellEnd"/>
+      <w:r>
+        <w:t xml:space="preserve"> &lt;&lt; "Cantidad: " &lt;&lt; </w:t>
+      </w:r>
+      <w:proofErr w:type="spellStart"/>
+      <w:r>
+        <w:t>cantidadProducto</w:t>
+      </w:r>
+      <w:proofErr w:type="spellEnd"/>
+      <w:r>
+        <w:t xml:space="preserve"> &lt;&lt; </w:t>
+      </w:r>
+      <w:proofErr w:type="spellStart"/>
+      <w:r>
+        <w:t>endl</w:t>
+      </w:r>
+      <w:proofErr w:type="spellEnd"/>
+      <w:r>
+        <w:t>;</w:t>
+      </w:r>
+    </w:p>
+    <w:p/>
+    <w:p>
+      <w:r>
+        <w:t xml:space="preserve">    </w:t>
+      </w:r>
+      <w:proofErr w:type="spellStart"/>
+      <w:r>
+        <w:t>cout</w:t>
+      </w:r>
+      <w:proofErr w:type="spellEnd"/>
+      <w:r>
+        <w:t xml:space="preserve"> &lt;&lt; </w:t>
+      </w:r>
+      <w:proofErr w:type="spellStart"/>
+      <w:r>
+        <w:t>fixed</w:t>
+      </w:r>
+      <w:proofErr w:type="spellEnd"/>
+      <w:r>
+        <w:t xml:space="preserve"> &lt;&lt; </w:t>
+      </w:r>
+      <w:proofErr w:type="spellStart"/>
+      <w:proofErr w:type="gramStart"/>
+      <w:r>
+        <w:t>setprecision</w:t>
+      </w:r>
+      <w:proofErr w:type="spellEnd"/>
+      <w:r>
+        <w:t>(</w:t>
+      </w:r>
+      <w:proofErr w:type="gramEnd"/>
+      <w:r>
+        <w:t>2);</w:t>
+      </w:r>
+    </w:p>
+    <w:p/>
+    <w:p>
+      <w:r>
+        <w:t xml:space="preserve">    </w:t>
+      </w:r>
+      <w:proofErr w:type="spellStart"/>
+      <w:r>
+        <w:t>cout</w:t>
+      </w:r>
+      <w:proofErr w:type="spellEnd"/>
+      <w:r>
+        <w:t xml:space="preserve"> &lt;&lt; "Precio unitario: $" &lt;&lt; </w:t>
+      </w:r>
+      <w:proofErr w:type="spellStart"/>
+      <w:r>
+        <w:t>precioProducto</w:t>
+      </w:r>
+      <w:proofErr w:type="spellEnd"/>
+      <w:r>
+        <w:t xml:space="preserve"> &lt;&lt; </w:t>
+      </w:r>
+      <w:proofErr w:type="spellStart"/>
+      <w:r>
+        <w:t>endl</w:t>
+      </w:r>
+      <w:proofErr w:type="spellEnd"/>
+      <w:r>
+        <w:t>;</w:t>
+      </w:r>
+    </w:p>
+    <w:p>
+      <w:r>
+        <w:t xml:space="preserve">    </w:t>
+      </w:r>
+      <w:proofErr w:type="spellStart"/>
+      <w:r>
+        <w:t>cout</w:t>
+      </w:r>
+      <w:proofErr w:type="spellEnd"/>
+      <w:r>
+        <w:t xml:space="preserve"> &lt;&lt; "Subtotal: $" &lt;&lt; subtotal &lt;&lt; </w:t>
+      </w:r>
+      <w:proofErr w:type="spellStart"/>
+      <w:r>
+        <w:t>endl</w:t>
+      </w:r>
+      <w:proofErr w:type="spellEnd"/>
+      <w:r>
+        <w:t>;</w:t>
+      </w:r>
+    </w:p>
+    <w:p>
+      <w:r>
+        <w:t xml:space="preserve">    </w:t>
+      </w:r>
+      <w:proofErr w:type="spellStart"/>
+      <w:r>
+        <w:t>cout</w:t>
+      </w:r>
+      <w:proofErr w:type="spellEnd"/>
+      <w:r>
+        <w:t xml:space="preserve"> &lt;&lt; "Descuento: $" &lt;&lt; descuento &lt;&lt; </w:t>
+      </w:r>
+      <w:proofErr w:type="spellStart"/>
+      <w:r>
+        <w:t>endl</w:t>
+      </w:r>
+      <w:proofErr w:type="spellEnd"/>
+      <w:r>
+        <w:t>;</w:t>
+      </w:r>
+    </w:p>
+    <w:p>
+      <w:r>
+        <w:t xml:space="preserve">    </w:t>
+      </w:r>
+      <w:proofErr w:type="spellStart"/>
+      <w:r>
+        <w:t>cout</w:t>
+      </w:r>
+      <w:proofErr w:type="spellEnd"/>
+      <w:r>
+        <w:t xml:space="preserve"> &lt;&lt; "Total a pagar: $" &lt;&lt; total &lt;&lt; </w:t>
+      </w:r>
+      <w:proofErr w:type="spellStart"/>
+      <w:r>
+        <w:t>endl</w:t>
+      </w:r>
+      <w:proofErr w:type="spellEnd"/>
+      <w:r>
+        <w:t>;</w:t>
+      </w:r>
+    </w:p>
+    <w:p>
+      <w:r>
+        <w:lastRenderedPageBreak/>
+        <w:t xml:space="preserve">    </w:t>
+      </w:r>
+      <w:proofErr w:type="spellStart"/>
+      <w:r>
+        <w:t>cout</w:t>
+      </w:r>
+      <w:proofErr w:type="spellEnd"/>
+      <w:r>
+        <w:t xml:space="preserve"> &lt;&lt; "Dinero entregado: $" &lt;&lt; dinero &lt;&lt; </w:t>
+      </w:r>
+      <w:proofErr w:type="spellStart"/>
+      <w:r>
+        <w:t>endl</w:t>
+      </w:r>
+      <w:proofErr w:type="spellEnd"/>
+      <w:r>
+        <w:t>;</w:t>
+      </w:r>
+    </w:p>
+    <w:p>
+      <w:r>
+        <w:t xml:space="preserve">    </w:t>
+      </w:r>
+      <w:proofErr w:type="spellStart"/>
+      <w:r>
+        <w:t>cout</w:t>
+      </w:r>
+      <w:proofErr w:type="spellEnd"/>
+      <w:r>
+        <w:t xml:space="preserve"> &lt;&lt; "Cambio: $" &lt;&lt; cambio &lt;&lt; </w:t>
+      </w:r>
+      <w:proofErr w:type="spellStart"/>
+      <w:r>
+        <w:t>endl</w:t>
+      </w:r>
+      <w:proofErr w:type="spellEnd"/>
+      <w:r>
+        <w:t>;</w:t>
+      </w:r>
+    </w:p>
+    <w:p/>
+    <w:p>
+      <w:r>
+        <w:t xml:space="preserve">    </w:t>
+      </w:r>
+      <w:proofErr w:type="spellStart"/>
+      <w:r>
+        <w:t>cout</w:t>
+      </w:r>
+      <w:proofErr w:type="spellEnd"/>
+      <w:r>
+        <w:t xml:space="preserve"> &lt;&lt; "========================================" &lt;&lt; </w:t>
+      </w:r>
+      <w:proofErr w:type="spellStart"/>
+      <w:r>
+        <w:t>endl</w:t>
+      </w:r>
+      <w:proofErr w:type="spellEnd"/>
+      <w:r>
+        <w:t>;</w:t>
+      </w:r>
+    </w:p>
+    <w:p/>
+    <w:p>
+      <w:r>
+        <w:t xml:space="preserve">    </w:t>
+      </w:r>
+      <w:proofErr w:type="spellStart"/>
+      <w:r>
+        <w:t>return</w:t>
+      </w:r>
+      <w:proofErr w:type="spellEnd"/>
+      <w:r>
+        <w:t xml:space="preserve"> 0;</w:t>
       </w:r>
     </w:p>
     <w:p>
@@ -2464,9 +5791,6 @@
         <w:t>}</w:t>
       </w:r>
     </w:p>
-    <w:p/>
-    <w:p/>
-    <w:p/>
     <w:sectPr>
       <w:pgSz w:w="11906" w:h="16838"/>
       <w:pgMar w:top="1417" w:right="1701" w:bottom="1417" w:left="1701" w:header="708" w:footer="708" w:gutter="0"/>
@@ -3317,7 +6641,6 @@
   <w:style w:type="character" w:default="1" w:styleId="Fuentedeprrafopredeter">
     <w:name w:val="Default Paragraph Font"/>
     <w:uiPriority w:val="1"/>
-    <w:semiHidden/>
     <w:unhideWhenUsed/>
   </w:style>
   <w:style w:type="table" w:default="1" w:styleId="Tablanormal">
@@ -3631,6 +6954,25 @@
       <w:spacing w:val="5"/>
     </w:rPr>
   </w:style>
+  <w:style w:type="table" w:styleId="Tablaconcuadrcula">
+    <w:name w:val="Table Grid"/>
+    <w:basedOn w:val="Tablanormal"/>
+    <w:uiPriority w:val="39"/>
+    <w:rsid w:val="00AB5AC3"/>
+    <w:pPr>
+      <w:spacing w:after="0" w:line="240" w:lineRule="auto"/>
+    </w:pPr>
+    <w:tblPr>
+      <w:tblBorders>
+        <w:top w:val="single" w:sz="4" w:space="0" w:color="auto"/>
+        <w:left w:val="single" w:sz="4" w:space="0" w:color="auto"/>
+        <w:bottom w:val="single" w:sz="4" w:space="0" w:color="auto"/>
+        <w:right w:val="single" w:sz="4" w:space="0" w:color="auto"/>
+        <w:insideH w:val="single" w:sz="4" w:space="0" w:color="auto"/>
+        <w:insideV w:val="single" w:sz="4" w:space="0" w:color="auto"/>
+      </w:tblBorders>
+    </w:tblPr>
+  </w:style>
 </w:styles>
 </file>
 
